--- a/raportDeCercetare.docx
+++ b/raportDeCercetare.docx
@@ -487,6 +487,433 @@
     </w:p>
     <w:p>
       <w:pPr>
+        <w:spacing w:before="100" w:beforeAutospacing="1" w:after="100" w:afterAutospacing="1" w:line="240" w:lineRule="auto"/>
+        <w:outlineLvl w:val="0"/>
+        <w:rPr>
+          <w:rFonts w:ascii="Times New Roman" w:eastAsia="Times New Roman" w:hAnsi="Times New Roman" w:cs="Times New Roman"/>
+          <w:b/>
+          <w:bCs/>
+          <w:color w:val="000000"/>
+          <w:kern w:val="36"/>
+          <w:sz w:val="48"/>
+          <w:szCs w:val="48"/>
+          <w:lang w:eastAsia="en-GB"/>
+          <w14:ligatures w14:val="none"/>
+        </w:rPr>
+      </w:pPr>
+      <w:r>
+        <w:rPr>
+          <w:rFonts w:ascii="Times New Roman" w:eastAsia="Times New Roman" w:hAnsi="Times New Roman" w:cs="Times New Roman"/>
+          <w:b/>
+          <w:bCs/>
+          <w:color w:val="000000"/>
+          <w:kern w:val="36"/>
+          <w:sz w:val="48"/>
+          <w:szCs w:val="48"/>
+          <w:lang w:eastAsia="en-GB"/>
+          <w14:ligatures w14:val="none"/>
+        </w:rPr>
+        <w:lastRenderedPageBreak/>
+        <w:t>Abstract</w:t>
+      </w:r>
+    </w:p>
+    <w:p>
+      <w:pPr>
+        <w:spacing w:after="0" w:line="240" w:lineRule="auto"/>
+        <w:rPr>
+          <w:rFonts w:ascii="Times New Roman" w:eastAsia="Times New Roman" w:hAnsi="Times New Roman" w:cs="Times New Roman"/>
+          <w:kern w:val="0"/>
+          <w:lang w:eastAsia="en-GB"/>
+          <w14:ligatures w14:val="none"/>
+        </w:rPr>
+      </w:pPr>
+      <w:r>
+        <w:rPr>
+          <w:rFonts w:ascii="Times New Roman" w:eastAsia="Times New Roman" w:hAnsi="Times New Roman" w:cs="Times New Roman"/>
+          <w:color w:val="000000"/>
+          <w:kern w:val="0"/>
+          <w:lang w:eastAsia="en-GB"/>
+          <w14:ligatures w14:val="none"/>
+        </w:rPr>
+        <w:t>Accurate nutritional assessment is essential for dietary management, yet manual food logging remains time-consuming and error-prone. This article presents a unified deep learning system for automated nutritional analysis from single RGB food images, addressing the challenge of simultaneously recognizing food items, estimating portion sizes, and calculating nutritional values without specialized hardware.</w:t>
+      </w:r>
+    </w:p>
+    <w:p>
+      <w:pPr>
+        <w:spacing w:before="100" w:beforeAutospacing="1" w:after="100" w:afterAutospacing="1" w:line="240" w:lineRule="auto"/>
+        <w:rPr>
+          <w:rFonts w:ascii="Times New Roman" w:eastAsia="Times New Roman" w:hAnsi="Times New Roman" w:cs="Times New Roman"/>
+          <w:color w:val="000000"/>
+          <w:kern w:val="0"/>
+          <w:lang w:eastAsia="en-GB"/>
+          <w14:ligatures w14:val="none"/>
+        </w:rPr>
+      </w:pPr>
+      <w:r>
+        <w:rPr>
+          <w:rFonts w:ascii="Times New Roman" w:eastAsia="Times New Roman" w:hAnsi="Times New Roman" w:cs="Times New Roman"/>
+          <w:b/>
+          <w:bCs/>
+          <w:color w:val="000000"/>
+          <w:kern w:val="0"/>
+          <w:lang w:eastAsia="en-GB"/>
+          <w14:ligatures w14:val="none"/>
+        </w:rPr>
+        <w:t>Problem Addressed:</w:t>
+      </w:r>
+      <w:r>
+        <w:rPr>
+          <w:rFonts w:ascii="Times New Roman" w:eastAsia="Times New Roman" w:hAnsi="Times New Roman" w:cs="Times New Roman"/>
+          <w:color w:val="000000"/>
+          <w:kern w:val="0"/>
+          <w:lang w:eastAsia="en-GB"/>
+          <w14:ligatures w14:val="none"/>
+        </w:rPr>
+        <w:t> Existing nutritional estimation systems either require depth sensors (limiting mobile deployment), use multi-model pipelines (reducing efficiency), or treat tasks independently (ignoring task dependencies). The core challenge is achieving competitive accuracy while maintaining practical deployability for mobile health applications.</w:t>
+      </w:r>
+    </w:p>
+    <w:p>
+      <w:pPr>
+        <w:spacing w:before="100" w:beforeAutospacing="1" w:after="100" w:afterAutospacing="1" w:line="240" w:lineRule="auto"/>
+        <w:rPr>
+          <w:rFonts w:ascii="Times New Roman" w:eastAsia="Times New Roman" w:hAnsi="Times New Roman" w:cs="Times New Roman"/>
+          <w:color w:val="000000"/>
+          <w:kern w:val="0"/>
+          <w:lang w:eastAsia="en-GB"/>
+          <w14:ligatures w14:val="none"/>
+        </w:rPr>
+      </w:pPr>
+      <w:r>
+        <w:rPr>
+          <w:rFonts w:ascii="Times New Roman" w:eastAsia="Times New Roman" w:hAnsi="Times New Roman" w:cs="Times New Roman"/>
+          <w:b/>
+          <w:bCs/>
+          <w:color w:val="000000"/>
+          <w:kern w:val="0"/>
+          <w:lang w:eastAsia="en-GB"/>
+          <w14:ligatures w14:val="none"/>
+        </w:rPr>
+        <w:t>Original Contributions:</w:t>
+      </w:r>
+      <w:r>
+        <w:rPr>
+          <w:rFonts w:ascii="Times New Roman" w:eastAsia="Times New Roman" w:hAnsi="Times New Roman" w:cs="Times New Roman"/>
+          <w:color w:val="000000"/>
+          <w:kern w:val="0"/>
+          <w:lang w:eastAsia="en-GB"/>
+          <w14:ligatures w14:val="none"/>
+        </w:rPr>
+        <w:t> We introduce a sequential task conditioning architecture where classification predictions explicitly inform portion estimation, and both inform nutritional computation within a single unified model. This approach combines ResNet-50 backbone with attention mechanisms and multi-task learning, eliminating the need for depth sensors while maintaining inference speed under 100ms.</w:t>
+      </w:r>
+    </w:p>
+    <w:p>
+      <w:pPr>
+        <w:spacing w:before="100" w:beforeAutospacing="1" w:after="100" w:afterAutospacing="1" w:line="240" w:lineRule="auto"/>
+        <w:rPr>
+          <w:rFonts w:ascii="Times New Roman" w:eastAsia="Times New Roman" w:hAnsi="Times New Roman" w:cs="Times New Roman"/>
+          <w:color w:val="000000"/>
+          <w:kern w:val="0"/>
+          <w:lang w:eastAsia="en-GB"/>
+          <w14:ligatures w14:val="none"/>
+        </w:rPr>
+      </w:pPr>
+      <w:r>
+        <w:rPr>
+          <w:rFonts w:ascii="Times New Roman" w:eastAsia="Times New Roman" w:hAnsi="Times New Roman" w:cs="Times New Roman"/>
+          <w:b/>
+          <w:bCs/>
+          <w:color w:val="000000"/>
+          <w:kern w:val="0"/>
+          <w:lang w:eastAsia="en-GB"/>
+          <w14:ligatures w14:val="none"/>
+        </w:rPr>
+        <w:t>Results:</w:t>
+      </w:r>
+      <w:r>
+        <w:rPr>
+          <w:rFonts w:ascii="Times New Roman" w:eastAsia="Times New Roman" w:hAnsi="Times New Roman" w:cs="Times New Roman"/>
+          <w:color w:val="000000"/>
+          <w:kern w:val="0"/>
+          <w:lang w:eastAsia="en-GB"/>
+          <w14:ligatures w14:val="none"/>
+        </w:rPr>
+        <w:t> On a controlled 8-class dataset (120 samples), our system achieved 88.89% classification accuracy, 48.67g MAE for portion estimation (27.71% MAPE), and demonstrated the viability of the multi-task learning framework. Error analysis revealed that classification accuracy is the primary bottleneck for nutritional estimation, with misclassifications causing cascading errors. The approach shows promise for mobile deployment with a compact model size (~185MB) and real-time inference capability.</w:t>
+      </w:r>
+    </w:p>
+    <w:p>
+      <w:pPr>
+        <w:spacing w:before="100" w:beforeAutospacing="1" w:after="100" w:afterAutospacing="1" w:line="240" w:lineRule="auto"/>
+        <w:outlineLvl w:val="0"/>
+        <w:rPr>
+          <w:rFonts w:ascii="Times New Roman" w:eastAsia="Times New Roman" w:hAnsi="Times New Roman" w:cs="Times New Roman"/>
+          <w:b/>
+          <w:bCs/>
+          <w:color w:val="000000"/>
+          <w:kern w:val="36"/>
+          <w:sz w:val="48"/>
+          <w:szCs w:val="48"/>
+          <w:lang w:eastAsia="en-GB"/>
+          <w14:ligatures w14:val="none"/>
+        </w:rPr>
+      </w:pPr>
+    </w:p>
+    <w:p>
+      <w:pPr>
+        <w:spacing w:before="100" w:beforeAutospacing="1" w:after="100" w:afterAutospacing="1" w:line="240" w:lineRule="auto"/>
+        <w:outlineLvl w:val="0"/>
+        <w:rPr>
+          <w:rFonts w:ascii="Times New Roman" w:eastAsia="Times New Roman" w:hAnsi="Times New Roman" w:cs="Times New Roman"/>
+          <w:b/>
+          <w:bCs/>
+          <w:color w:val="000000"/>
+          <w:kern w:val="36"/>
+          <w:sz w:val="48"/>
+          <w:szCs w:val="48"/>
+          <w:lang w:eastAsia="en-GB"/>
+          <w14:ligatures w14:val="none"/>
+        </w:rPr>
+      </w:pPr>
+    </w:p>
+    <w:p>
+      <w:pPr>
+        <w:spacing w:before="100" w:beforeAutospacing="1" w:after="100" w:afterAutospacing="1" w:line="240" w:lineRule="auto"/>
+        <w:outlineLvl w:val="0"/>
+        <w:rPr>
+          <w:rFonts w:ascii="Times New Roman" w:eastAsia="Times New Roman" w:hAnsi="Times New Roman" w:cs="Times New Roman"/>
+          <w:b/>
+          <w:bCs/>
+          <w:color w:val="000000"/>
+          <w:kern w:val="36"/>
+          <w:sz w:val="48"/>
+          <w:szCs w:val="48"/>
+          <w:lang w:eastAsia="en-GB"/>
+          <w14:ligatures w14:val="none"/>
+        </w:rPr>
+      </w:pPr>
+    </w:p>
+    <w:p>
+      <w:pPr>
+        <w:spacing w:before="100" w:beforeAutospacing="1" w:after="100" w:afterAutospacing="1" w:line="240" w:lineRule="auto"/>
+        <w:outlineLvl w:val="0"/>
+        <w:rPr>
+          <w:rFonts w:ascii="Times New Roman" w:eastAsia="Times New Roman" w:hAnsi="Times New Roman" w:cs="Times New Roman"/>
+          <w:b/>
+          <w:bCs/>
+          <w:color w:val="000000"/>
+          <w:kern w:val="36"/>
+          <w:sz w:val="48"/>
+          <w:szCs w:val="48"/>
+          <w:lang w:eastAsia="en-GB"/>
+          <w14:ligatures w14:val="none"/>
+        </w:rPr>
+      </w:pPr>
+    </w:p>
+    <w:p>
+      <w:pPr>
+        <w:spacing w:before="100" w:beforeAutospacing="1" w:after="100" w:afterAutospacing="1" w:line="240" w:lineRule="auto"/>
+        <w:outlineLvl w:val="0"/>
+        <w:rPr>
+          <w:rFonts w:ascii="Times New Roman" w:eastAsia="Times New Roman" w:hAnsi="Times New Roman" w:cs="Times New Roman"/>
+          <w:b/>
+          <w:bCs/>
+          <w:color w:val="000000"/>
+          <w:kern w:val="36"/>
+          <w:sz w:val="48"/>
+          <w:szCs w:val="48"/>
+          <w:lang w:eastAsia="en-GB"/>
+          <w14:ligatures w14:val="none"/>
+        </w:rPr>
+      </w:pPr>
+    </w:p>
+    <w:p>
+      <w:pPr>
+        <w:spacing w:before="100" w:beforeAutospacing="1" w:after="100" w:afterAutospacing="1" w:line="240" w:lineRule="auto"/>
+        <w:outlineLvl w:val="0"/>
+        <w:rPr>
+          <w:rFonts w:ascii="Times New Roman" w:eastAsia="Times New Roman" w:hAnsi="Times New Roman" w:cs="Times New Roman"/>
+          <w:b/>
+          <w:bCs/>
+          <w:color w:val="000000"/>
+          <w:kern w:val="36"/>
+          <w:sz w:val="48"/>
+          <w:szCs w:val="48"/>
+          <w:lang w:eastAsia="en-GB"/>
+          <w14:ligatures w14:val="none"/>
+        </w:rPr>
+      </w:pPr>
+    </w:p>
+    <w:p>
+      <w:pPr>
+        <w:spacing w:before="100" w:beforeAutospacing="1" w:after="100" w:afterAutospacing="1" w:line="240" w:lineRule="auto"/>
+        <w:outlineLvl w:val="0"/>
+        <w:rPr>
+          <w:rFonts w:ascii="Times New Roman" w:eastAsia="Times New Roman" w:hAnsi="Times New Roman" w:cs="Times New Roman"/>
+          <w:b/>
+          <w:bCs/>
+          <w:color w:val="000000"/>
+          <w:kern w:val="36"/>
+          <w:sz w:val="48"/>
+          <w:szCs w:val="48"/>
+          <w:lang w:eastAsia="en-GB"/>
+          <w14:ligatures w14:val="none"/>
+        </w:rPr>
+      </w:pPr>
+    </w:p>
+    <w:p>
+      <w:pPr>
+        <w:spacing w:before="100" w:beforeAutospacing="1" w:after="100" w:afterAutospacing="1" w:line="240" w:lineRule="auto"/>
+        <w:outlineLvl w:val="0"/>
+        <w:rPr>
+          <w:rFonts w:ascii="Times New Roman" w:eastAsia="Times New Roman" w:hAnsi="Times New Roman" w:cs="Times New Roman"/>
+          <w:b/>
+          <w:bCs/>
+          <w:color w:val="000000"/>
+          <w:kern w:val="36"/>
+          <w:sz w:val="48"/>
+          <w:szCs w:val="48"/>
+          <w:lang w:eastAsia="en-GB"/>
+          <w14:ligatures w14:val="none"/>
+        </w:rPr>
+      </w:pPr>
+    </w:p>
+    <w:p>
+      <w:pPr>
+        <w:spacing w:before="100" w:beforeAutospacing="1" w:after="100" w:afterAutospacing="1" w:line="240" w:lineRule="auto"/>
+        <w:outlineLvl w:val="0"/>
+        <w:rPr>
+          <w:rFonts w:ascii="Times New Roman" w:eastAsia="Times New Roman" w:hAnsi="Times New Roman" w:cs="Times New Roman"/>
+          <w:b/>
+          <w:bCs/>
+          <w:color w:val="000000"/>
+          <w:kern w:val="36"/>
+          <w:sz w:val="48"/>
+          <w:szCs w:val="48"/>
+          <w:lang w:eastAsia="en-GB"/>
+          <w14:ligatures w14:val="none"/>
+        </w:rPr>
+      </w:pPr>
+    </w:p>
+    <w:p>
+      <w:pPr>
+        <w:spacing w:before="100" w:beforeAutospacing="1" w:after="100" w:afterAutospacing="1" w:line="240" w:lineRule="auto"/>
+        <w:outlineLvl w:val="0"/>
+        <w:rPr>
+          <w:rFonts w:ascii="Times New Roman" w:eastAsia="Times New Roman" w:hAnsi="Times New Roman" w:cs="Times New Roman"/>
+          <w:b/>
+          <w:bCs/>
+          <w:color w:val="000000"/>
+          <w:kern w:val="36"/>
+          <w:sz w:val="48"/>
+          <w:szCs w:val="48"/>
+          <w:lang w:eastAsia="en-GB"/>
+          <w14:ligatures w14:val="none"/>
+        </w:rPr>
+      </w:pPr>
+    </w:p>
+    <w:p>
+      <w:pPr>
+        <w:spacing w:before="100" w:beforeAutospacing="1" w:after="100" w:afterAutospacing="1" w:line="240" w:lineRule="auto"/>
+        <w:outlineLvl w:val="0"/>
+        <w:rPr>
+          <w:rFonts w:ascii="Times New Roman" w:eastAsia="Times New Roman" w:hAnsi="Times New Roman" w:cs="Times New Roman"/>
+          <w:b/>
+          <w:bCs/>
+          <w:color w:val="000000"/>
+          <w:kern w:val="36"/>
+          <w:sz w:val="48"/>
+          <w:szCs w:val="48"/>
+          <w:lang w:eastAsia="en-GB"/>
+          <w14:ligatures w14:val="none"/>
+        </w:rPr>
+      </w:pPr>
+    </w:p>
+    <w:p>
+      <w:pPr>
+        <w:spacing w:before="100" w:beforeAutospacing="1" w:after="100" w:afterAutospacing="1" w:line="240" w:lineRule="auto"/>
+        <w:outlineLvl w:val="0"/>
+        <w:rPr>
+          <w:rFonts w:ascii="Times New Roman" w:eastAsia="Times New Roman" w:hAnsi="Times New Roman" w:cs="Times New Roman"/>
+          <w:b/>
+          <w:bCs/>
+          <w:color w:val="000000"/>
+          <w:kern w:val="36"/>
+          <w:sz w:val="48"/>
+          <w:szCs w:val="48"/>
+          <w:lang w:eastAsia="en-GB"/>
+          <w14:ligatures w14:val="none"/>
+        </w:rPr>
+      </w:pPr>
+    </w:p>
+    <w:p>
+      <w:pPr>
+        <w:spacing w:before="100" w:beforeAutospacing="1" w:after="100" w:afterAutospacing="1" w:line="240" w:lineRule="auto"/>
+        <w:outlineLvl w:val="0"/>
+        <w:rPr>
+          <w:rFonts w:ascii="Times New Roman" w:eastAsia="Times New Roman" w:hAnsi="Times New Roman" w:cs="Times New Roman"/>
+          <w:b/>
+          <w:bCs/>
+          <w:color w:val="000000"/>
+          <w:kern w:val="36"/>
+          <w:sz w:val="48"/>
+          <w:szCs w:val="48"/>
+          <w:lang w:eastAsia="en-GB"/>
+          <w14:ligatures w14:val="none"/>
+        </w:rPr>
+      </w:pPr>
+    </w:p>
+    <w:p>
+      <w:pPr>
+        <w:spacing w:before="100" w:beforeAutospacing="1" w:after="100" w:afterAutospacing="1" w:line="240" w:lineRule="auto"/>
+        <w:outlineLvl w:val="0"/>
+        <w:rPr>
+          <w:rFonts w:ascii="Times New Roman" w:eastAsia="Times New Roman" w:hAnsi="Times New Roman" w:cs="Times New Roman"/>
+          <w:b/>
+          <w:bCs/>
+          <w:color w:val="000000"/>
+          <w:kern w:val="36"/>
+          <w:sz w:val="48"/>
+          <w:szCs w:val="48"/>
+          <w:lang w:eastAsia="en-GB"/>
+          <w14:ligatures w14:val="none"/>
+        </w:rPr>
+      </w:pPr>
+    </w:p>
+    <w:p>
+      <w:pPr>
+        <w:spacing w:before="100" w:beforeAutospacing="1" w:after="100" w:afterAutospacing="1" w:line="240" w:lineRule="auto"/>
+        <w:outlineLvl w:val="0"/>
+        <w:rPr>
+          <w:rFonts w:ascii="Times New Roman" w:eastAsia="Times New Roman" w:hAnsi="Times New Roman" w:cs="Times New Roman"/>
+          <w:b/>
+          <w:bCs/>
+          <w:color w:val="000000"/>
+          <w:kern w:val="36"/>
+          <w:sz w:val="48"/>
+          <w:szCs w:val="48"/>
+          <w:lang w:eastAsia="en-GB"/>
+          <w14:ligatures w14:val="none"/>
+        </w:rPr>
+      </w:pPr>
+    </w:p>
+    <w:p>
+      <w:pPr>
+        <w:spacing w:before="100" w:beforeAutospacing="1" w:after="100" w:afterAutospacing="1" w:line="240" w:lineRule="auto"/>
+        <w:outlineLvl w:val="0"/>
+        <w:rPr>
+          <w:rFonts w:ascii="Times New Roman" w:eastAsia="Times New Roman" w:hAnsi="Times New Roman" w:cs="Times New Roman"/>
+          <w:b/>
+          <w:bCs/>
+          <w:color w:val="000000"/>
+          <w:kern w:val="36"/>
+          <w:sz w:val="48"/>
+          <w:szCs w:val="48"/>
+          <w:lang w:eastAsia="en-GB"/>
+          <w14:ligatures w14:val="none"/>
+        </w:rPr>
+      </w:pPr>
+    </w:p>
+    <w:p>
+      <w:pPr>
         <w:rPr>
           <w:rFonts w:ascii="Times New Roman" w:hAnsi="Times New Roman" w:cs="Times New Roman"/>
           <w:b/>
@@ -503,8 +930,1095 @@
           <w:sz w:val="26"/>
           <w:szCs w:val="26"/>
         </w:rPr>
+        <w:t>Contents</w:t>
+      </w:r>
+    </w:p>
+    <w:p>
+      <w:pPr>
+        <w:spacing w:before="100" w:beforeAutospacing="1" w:after="100" w:afterAutospacing="1" w:line="240" w:lineRule="auto"/>
+        <w:outlineLvl w:val="0"/>
+        <w:rPr>
+          <w:rFonts w:ascii="Times New Roman" w:eastAsia="Times New Roman" w:hAnsi="Times New Roman" w:cs="Times New Roman"/>
+          <w:color w:val="000000"/>
+          <w:kern w:val="36"/>
+          <w:lang w:eastAsia="en-GB"/>
+          <w14:ligatures w14:val="none"/>
+        </w:rPr>
+      </w:pPr>
+      <w:r>
+        <w:rPr>
+          <w:rFonts w:ascii="Times New Roman" w:eastAsia="Times New Roman" w:hAnsi="Times New Roman" w:cs="Times New Roman"/>
+          <w:color w:val="000000"/>
+          <w:kern w:val="36"/>
+          <w:lang w:eastAsia="en-GB"/>
+          <w14:ligatures w14:val="none"/>
+        </w:rPr>
+        <w:t>*will be written at the end*</w:t>
+      </w:r>
+    </w:p>
+    <w:p>
+      <w:pPr>
+        <w:spacing w:before="100" w:beforeAutospacing="1" w:after="100" w:afterAutospacing="1" w:line="240" w:lineRule="auto"/>
+        <w:outlineLvl w:val="0"/>
+        <w:rPr>
+          <w:rFonts w:ascii="Times New Roman" w:eastAsia="Times New Roman" w:hAnsi="Times New Roman" w:cs="Times New Roman"/>
+          <w:b/>
+          <w:bCs/>
+          <w:color w:val="000000"/>
+          <w:kern w:val="36"/>
+          <w:sz w:val="48"/>
+          <w:szCs w:val="48"/>
+          <w:lang w:eastAsia="en-GB"/>
+          <w14:ligatures w14:val="none"/>
+        </w:rPr>
+      </w:pPr>
+    </w:p>
+    <w:p>
+      <w:pPr>
+        <w:spacing w:before="100" w:beforeAutospacing="1" w:after="100" w:afterAutospacing="1" w:line="240" w:lineRule="auto"/>
+        <w:outlineLvl w:val="0"/>
+        <w:rPr>
+          <w:rFonts w:ascii="Times New Roman" w:eastAsia="Times New Roman" w:hAnsi="Times New Roman" w:cs="Times New Roman"/>
+          <w:b/>
+          <w:bCs/>
+          <w:color w:val="000000"/>
+          <w:kern w:val="36"/>
+          <w:sz w:val="48"/>
+          <w:szCs w:val="48"/>
+          <w:lang w:eastAsia="en-GB"/>
+          <w14:ligatures w14:val="none"/>
+        </w:rPr>
+      </w:pPr>
+    </w:p>
+    <w:p>
+      <w:pPr>
+        <w:spacing w:before="100" w:beforeAutospacing="1" w:after="100" w:afterAutospacing="1" w:line="240" w:lineRule="auto"/>
+        <w:outlineLvl w:val="0"/>
+        <w:rPr>
+          <w:rFonts w:ascii="Times New Roman" w:eastAsia="Times New Roman" w:hAnsi="Times New Roman" w:cs="Times New Roman"/>
+          <w:b/>
+          <w:bCs/>
+          <w:color w:val="000000"/>
+          <w:kern w:val="36"/>
+          <w:sz w:val="48"/>
+          <w:szCs w:val="48"/>
+          <w:lang w:eastAsia="en-GB"/>
+          <w14:ligatures w14:val="none"/>
+        </w:rPr>
+      </w:pPr>
+    </w:p>
+    <w:p>
+      <w:pPr>
+        <w:spacing w:before="100" w:beforeAutospacing="1" w:after="100" w:afterAutospacing="1" w:line="240" w:lineRule="auto"/>
+        <w:outlineLvl w:val="0"/>
+        <w:rPr>
+          <w:rFonts w:ascii="Times New Roman" w:eastAsia="Times New Roman" w:hAnsi="Times New Roman" w:cs="Times New Roman"/>
+          <w:b/>
+          <w:bCs/>
+          <w:color w:val="000000"/>
+          <w:kern w:val="36"/>
+          <w:sz w:val="48"/>
+          <w:szCs w:val="48"/>
+          <w:lang w:eastAsia="en-GB"/>
+          <w14:ligatures w14:val="none"/>
+        </w:rPr>
+      </w:pPr>
+    </w:p>
+    <w:p>
+      <w:pPr>
+        <w:spacing w:before="100" w:beforeAutospacing="1" w:after="100" w:afterAutospacing="1" w:line="240" w:lineRule="auto"/>
+        <w:outlineLvl w:val="0"/>
+        <w:rPr>
+          <w:rFonts w:ascii="Times New Roman" w:eastAsia="Times New Roman" w:hAnsi="Times New Roman" w:cs="Times New Roman"/>
+          <w:b/>
+          <w:bCs/>
+          <w:color w:val="000000"/>
+          <w:kern w:val="36"/>
+          <w:sz w:val="48"/>
+          <w:szCs w:val="48"/>
+          <w:lang w:eastAsia="en-GB"/>
+          <w14:ligatures w14:val="none"/>
+        </w:rPr>
+      </w:pPr>
+    </w:p>
+    <w:p>
+      <w:pPr>
+        <w:spacing w:before="100" w:beforeAutospacing="1" w:after="100" w:afterAutospacing="1" w:line="240" w:lineRule="auto"/>
+        <w:outlineLvl w:val="0"/>
+        <w:rPr>
+          <w:rFonts w:ascii="Times New Roman" w:eastAsia="Times New Roman" w:hAnsi="Times New Roman" w:cs="Times New Roman"/>
+          <w:b/>
+          <w:bCs/>
+          <w:color w:val="000000"/>
+          <w:kern w:val="36"/>
+          <w:sz w:val="48"/>
+          <w:szCs w:val="48"/>
+          <w:lang w:eastAsia="en-GB"/>
+          <w14:ligatures w14:val="none"/>
+        </w:rPr>
+      </w:pPr>
+    </w:p>
+    <w:p>
+      <w:pPr>
+        <w:spacing w:before="100" w:beforeAutospacing="1" w:after="100" w:afterAutospacing="1" w:line="240" w:lineRule="auto"/>
+        <w:outlineLvl w:val="0"/>
+        <w:rPr>
+          <w:rFonts w:ascii="Times New Roman" w:eastAsia="Times New Roman" w:hAnsi="Times New Roman" w:cs="Times New Roman"/>
+          <w:b/>
+          <w:bCs/>
+          <w:color w:val="000000"/>
+          <w:kern w:val="36"/>
+          <w:sz w:val="48"/>
+          <w:szCs w:val="48"/>
+          <w:lang w:eastAsia="en-GB"/>
+          <w14:ligatures w14:val="none"/>
+        </w:rPr>
+      </w:pPr>
+    </w:p>
+    <w:p>
+      <w:pPr>
+        <w:spacing w:before="100" w:beforeAutospacing="1" w:after="100" w:afterAutospacing="1" w:line="240" w:lineRule="auto"/>
+        <w:outlineLvl w:val="1"/>
+        <w:rPr>
+          <w:rFonts w:ascii="Times New Roman" w:eastAsia="Times New Roman" w:hAnsi="Times New Roman" w:cs="Times New Roman"/>
+          <w:b/>
+          <w:bCs/>
+          <w:color w:val="000000"/>
+          <w:kern w:val="0"/>
+          <w:sz w:val="36"/>
+          <w:szCs w:val="36"/>
+          <w:lang w:eastAsia="en-GB"/>
+          <w14:ligatures w14:val="none"/>
+        </w:rPr>
+      </w:pPr>
+      <w:r>
+        <w:rPr>
+          <w:rFonts w:ascii="Times New Roman" w:eastAsia="Times New Roman" w:hAnsi="Times New Roman" w:cs="Times New Roman"/>
+          <w:b/>
+          <w:bCs/>
+          <w:color w:val="000000"/>
+          <w:kern w:val="0"/>
+          <w:sz w:val="36"/>
+          <w:szCs w:val="36"/>
+          <w:lang w:eastAsia="en-GB"/>
+          <w14:ligatures w14:val="none"/>
+        </w:rPr>
         <w:lastRenderedPageBreak/>
-        <w:t>Contents</w:t>
+        <w:t>Classification</w:t>
+      </w:r>
+    </w:p>
+    <w:p>
+      <w:pPr>
+        <w:spacing w:before="100" w:beforeAutospacing="1" w:after="100" w:afterAutospacing="1" w:line="240" w:lineRule="auto"/>
+        <w:outlineLvl w:val="2"/>
+        <w:rPr>
+          <w:rFonts w:ascii="Times New Roman" w:eastAsia="Times New Roman" w:hAnsi="Times New Roman" w:cs="Times New Roman"/>
+          <w:b/>
+          <w:bCs/>
+          <w:color w:val="000000"/>
+          <w:kern w:val="0"/>
+          <w:sz w:val="27"/>
+          <w:szCs w:val="27"/>
+          <w:lang w:eastAsia="en-GB"/>
+          <w14:ligatures w14:val="none"/>
+        </w:rPr>
+      </w:pPr>
+      <w:r>
+        <w:rPr>
+          <w:rFonts w:ascii="Times New Roman" w:eastAsia="Times New Roman" w:hAnsi="Times New Roman" w:cs="Times New Roman"/>
+          <w:b/>
+          <w:bCs/>
+          <w:color w:val="000000"/>
+          <w:kern w:val="0"/>
+          <w:sz w:val="27"/>
+          <w:szCs w:val="27"/>
+          <w:lang w:eastAsia="en-GB"/>
+          <w14:ligatures w14:val="none"/>
+        </w:rPr>
+        <w:t>ACM Computing Classification System (CCS 2012)</w:t>
+      </w:r>
+    </w:p>
+    <w:p>
+      <w:pPr>
+        <w:spacing w:before="100" w:beforeAutospacing="1" w:after="100" w:afterAutospacing="1" w:line="240" w:lineRule="auto"/>
+        <w:rPr>
+          <w:rFonts w:ascii="Times New Roman" w:eastAsia="Times New Roman" w:hAnsi="Times New Roman" w:cs="Times New Roman"/>
+          <w:color w:val="000000"/>
+          <w:kern w:val="0"/>
+          <w:lang w:eastAsia="en-GB"/>
+          <w14:ligatures w14:val="none"/>
+        </w:rPr>
+      </w:pPr>
+      <w:r>
+        <w:rPr>
+          <w:rFonts w:ascii="Times New Roman" w:eastAsia="Times New Roman" w:hAnsi="Times New Roman" w:cs="Times New Roman"/>
+          <w:b/>
+          <w:bCs/>
+          <w:color w:val="000000"/>
+          <w:kern w:val="0"/>
+          <w:lang w:eastAsia="en-GB"/>
+          <w14:ligatures w14:val="none"/>
+        </w:rPr>
+        <w:t>Primary Classifications:</w:t>
+      </w:r>
+    </w:p>
+    <w:p>
+      <w:pPr>
+        <w:numPr>
+          <w:ilvl w:val="0"/>
+          <w:numId w:val="80"/>
+        </w:numPr>
+        <w:spacing w:before="100" w:beforeAutospacing="1" w:after="100" w:afterAutospacing="1" w:line="240" w:lineRule="auto"/>
+        <w:rPr>
+          <w:rFonts w:ascii="Times New Roman" w:eastAsia="Times New Roman" w:hAnsi="Times New Roman" w:cs="Times New Roman"/>
+          <w:color w:val="000000"/>
+          <w:kern w:val="0"/>
+          <w:lang w:eastAsia="en-GB"/>
+          <w14:ligatures w14:val="none"/>
+        </w:rPr>
+      </w:pPr>
+      <w:r>
+        <w:rPr>
+          <w:rFonts w:ascii="Times New Roman" w:eastAsia="Times New Roman" w:hAnsi="Times New Roman" w:cs="Times New Roman"/>
+          <w:b/>
+          <w:bCs/>
+          <w:color w:val="000000"/>
+          <w:kern w:val="0"/>
+          <w:lang w:eastAsia="en-GB"/>
+          <w14:ligatures w14:val="none"/>
+        </w:rPr>
+        <w:t>Computing methodologies → Computer vision</w:t>
+      </w:r>
+    </w:p>
+    <w:p>
+      <w:pPr>
+        <w:numPr>
+          <w:ilvl w:val="1"/>
+          <w:numId w:val="80"/>
+        </w:numPr>
+        <w:spacing w:before="100" w:beforeAutospacing="1" w:after="100" w:afterAutospacing="1" w:line="240" w:lineRule="auto"/>
+        <w:rPr>
+          <w:rFonts w:ascii="Times New Roman" w:eastAsia="Times New Roman" w:hAnsi="Times New Roman" w:cs="Times New Roman"/>
+          <w:color w:val="000000"/>
+          <w:kern w:val="0"/>
+          <w:lang w:eastAsia="en-GB"/>
+          <w14:ligatures w14:val="none"/>
+        </w:rPr>
+      </w:pPr>
+      <w:r>
+        <w:rPr>
+          <w:rFonts w:ascii="Times New Roman" w:eastAsia="Times New Roman" w:hAnsi="Times New Roman" w:cs="Times New Roman"/>
+          <w:color w:val="000000"/>
+          <w:kern w:val="0"/>
+          <w:lang w:eastAsia="en-GB"/>
+          <w14:ligatures w14:val="none"/>
+        </w:rPr>
+        <w:t>Computing methodologies → Computer vision → Computer vision tasks</w:t>
+      </w:r>
+    </w:p>
+    <w:p>
+      <w:pPr>
+        <w:numPr>
+          <w:ilvl w:val="2"/>
+          <w:numId w:val="80"/>
+        </w:numPr>
+        <w:spacing w:before="100" w:beforeAutospacing="1" w:after="100" w:afterAutospacing="1" w:line="240" w:lineRule="auto"/>
+        <w:rPr>
+          <w:rFonts w:ascii="Times New Roman" w:eastAsia="Times New Roman" w:hAnsi="Times New Roman" w:cs="Times New Roman"/>
+          <w:color w:val="000000"/>
+          <w:kern w:val="0"/>
+          <w:lang w:eastAsia="en-GB"/>
+          <w14:ligatures w14:val="none"/>
+        </w:rPr>
+      </w:pPr>
+      <w:r>
+        <w:rPr>
+          <w:rFonts w:ascii="Times New Roman" w:eastAsia="Times New Roman" w:hAnsi="Times New Roman" w:cs="Times New Roman"/>
+          <w:color w:val="000000"/>
+          <w:kern w:val="0"/>
+          <w:lang w:eastAsia="en-GB"/>
+          <w14:ligatures w14:val="none"/>
+        </w:rPr>
+        <w:t>Computing methodologies → Image recognition</w:t>
+      </w:r>
+    </w:p>
+    <w:p>
+      <w:pPr>
+        <w:numPr>
+          <w:ilvl w:val="2"/>
+          <w:numId w:val="80"/>
+        </w:numPr>
+        <w:spacing w:before="100" w:beforeAutospacing="1" w:after="100" w:afterAutospacing="1" w:line="240" w:lineRule="auto"/>
+        <w:rPr>
+          <w:rFonts w:ascii="Times New Roman" w:eastAsia="Times New Roman" w:hAnsi="Times New Roman" w:cs="Times New Roman"/>
+          <w:color w:val="000000"/>
+          <w:kern w:val="0"/>
+          <w:lang w:eastAsia="en-GB"/>
+          <w14:ligatures w14:val="none"/>
+        </w:rPr>
+      </w:pPr>
+      <w:r>
+        <w:rPr>
+          <w:rFonts w:ascii="Times New Roman" w:eastAsia="Times New Roman" w:hAnsi="Times New Roman" w:cs="Times New Roman"/>
+          <w:color w:val="000000"/>
+          <w:kern w:val="0"/>
+          <w:lang w:eastAsia="en-GB"/>
+          <w14:ligatures w14:val="none"/>
+        </w:rPr>
+        <w:t>Computing methodologies → Object detection</w:t>
+      </w:r>
+    </w:p>
+    <w:p>
+      <w:pPr>
+        <w:numPr>
+          <w:ilvl w:val="2"/>
+          <w:numId w:val="80"/>
+        </w:numPr>
+        <w:spacing w:before="100" w:beforeAutospacing="1" w:after="100" w:afterAutospacing="1" w:line="240" w:lineRule="auto"/>
+        <w:rPr>
+          <w:rFonts w:ascii="Times New Roman" w:eastAsia="Times New Roman" w:hAnsi="Times New Roman" w:cs="Times New Roman"/>
+          <w:color w:val="000000"/>
+          <w:kern w:val="0"/>
+          <w:lang w:eastAsia="en-GB"/>
+          <w14:ligatures w14:val="none"/>
+        </w:rPr>
+      </w:pPr>
+      <w:r>
+        <w:rPr>
+          <w:rFonts w:ascii="Times New Roman" w:eastAsia="Times New Roman" w:hAnsi="Times New Roman" w:cs="Times New Roman"/>
+          <w:color w:val="000000"/>
+          <w:kern w:val="0"/>
+          <w:lang w:eastAsia="en-GB"/>
+          <w14:ligatures w14:val="none"/>
+        </w:rPr>
+        <w:t>Computing methodologies → Scene understanding</w:t>
+      </w:r>
+    </w:p>
+    <w:p>
+      <w:pPr>
+        <w:numPr>
+          <w:ilvl w:val="1"/>
+          <w:numId w:val="80"/>
+        </w:numPr>
+        <w:spacing w:before="100" w:beforeAutospacing="1" w:after="100" w:afterAutospacing="1" w:line="240" w:lineRule="auto"/>
+        <w:rPr>
+          <w:rFonts w:ascii="Times New Roman" w:eastAsia="Times New Roman" w:hAnsi="Times New Roman" w:cs="Times New Roman"/>
+          <w:color w:val="000000"/>
+          <w:kern w:val="0"/>
+          <w:lang w:eastAsia="en-GB"/>
+          <w14:ligatures w14:val="none"/>
+        </w:rPr>
+      </w:pPr>
+      <w:r>
+        <w:rPr>
+          <w:rFonts w:ascii="Times New Roman" w:eastAsia="Times New Roman" w:hAnsi="Times New Roman" w:cs="Times New Roman"/>
+          <w:color w:val="000000"/>
+          <w:kern w:val="0"/>
+          <w:lang w:eastAsia="en-GB"/>
+          <w14:ligatures w14:val="none"/>
+        </w:rPr>
+        <w:t>Computing methodologies → Computer vision → Computer vision representations</w:t>
+      </w:r>
+    </w:p>
+    <w:p>
+      <w:pPr>
+        <w:numPr>
+          <w:ilvl w:val="2"/>
+          <w:numId w:val="80"/>
+        </w:numPr>
+        <w:spacing w:before="100" w:beforeAutospacing="1" w:after="100" w:afterAutospacing="1" w:line="240" w:lineRule="auto"/>
+        <w:rPr>
+          <w:rFonts w:ascii="Times New Roman" w:eastAsia="Times New Roman" w:hAnsi="Times New Roman" w:cs="Times New Roman"/>
+          <w:color w:val="000000"/>
+          <w:kern w:val="0"/>
+          <w:lang w:eastAsia="en-GB"/>
+          <w14:ligatures w14:val="none"/>
+        </w:rPr>
+      </w:pPr>
+      <w:r>
+        <w:rPr>
+          <w:rFonts w:ascii="Times New Roman" w:eastAsia="Times New Roman" w:hAnsi="Times New Roman" w:cs="Times New Roman"/>
+          <w:color w:val="000000"/>
+          <w:kern w:val="0"/>
+          <w:lang w:eastAsia="en-GB"/>
+          <w14:ligatures w14:val="none"/>
+        </w:rPr>
+        <w:t>Computing methodologies → Image representations</w:t>
+      </w:r>
+    </w:p>
+    <w:p>
+      <w:pPr>
+        <w:numPr>
+          <w:ilvl w:val="0"/>
+          <w:numId w:val="80"/>
+        </w:numPr>
+        <w:spacing w:before="100" w:beforeAutospacing="1" w:after="100" w:afterAutospacing="1" w:line="240" w:lineRule="auto"/>
+        <w:rPr>
+          <w:rFonts w:ascii="Times New Roman" w:eastAsia="Times New Roman" w:hAnsi="Times New Roman" w:cs="Times New Roman"/>
+          <w:color w:val="000000"/>
+          <w:kern w:val="0"/>
+          <w:lang w:eastAsia="en-GB"/>
+          <w14:ligatures w14:val="none"/>
+        </w:rPr>
+      </w:pPr>
+      <w:r>
+        <w:rPr>
+          <w:rFonts w:ascii="Times New Roman" w:eastAsia="Times New Roman" w:hAnsi="Times New Roman" w:cs="Times New Roman"/>
+          <w:b/>
+          <w:bCs/>
+          <w:color w:val="000000"/>
+          <w:kern w:val="0"/>
+          <w:lang w:eastAsia="en-GB"/>
+          <w14:ligatures w14:val="none"/>
+        </w:rPr>
+        <w:t>Computing methodologies → Machine learning</w:t>
+      </w:r>
+    </w:p>
+    <w:p>
+      <w:pPr>
+        <w:numPr>
+          <w:ilvl w:val="1"/>
+          <w:numId w:val="80"/>
+        </w:numPr>
+        <w:spacing w:before="100" w:beforeAutospacing="1" w:after="100" w:afterAutospacing="1" w:line="240" w:lineRule="auto"/>
+        <w:rPr>
+          <w:rFonts w:ascii="Times New Roman" w:eastAsia="Times New Roman" w:hAnsi="Times New Roman" w:cs="Times New Roman"/>
+          <w:color w:val="000000"/>
+          <w:kern w:val="0"/>
+          <w:lang w:eastAsia="en-GB"/>
+          <w14:ligatures w14:val="none"/>
+        </w:rPr>
+      </w:pPr>
+      <w:r>
+        <w:rPr>
+          <w:rFonts w:ascii="Times New Roman" w:eastAsia="Times New Roman" w:hAnsi="Times New Roman" w:cs="Times New Roman"/>
+          <w:color w:val="000000"/>
+          <w:kern w:val="0"/>
+          <w:lang w:eastAsia="en-GB"/>
+          <w14:ligatures w14:val="none"/>
+        </w:rPr>
+        <w:t>Computing methodologies → Machine learning → Machine learning approaches</w:t>
+      </w:r>
+    </w:p>
+    <w:p>
+      <w:pPr>
+        <w:numPr>
+          <w:ilvl w:val="2"/>
+          <w:numId w:val="80"/>
+        </w:numPr>
+        <w:spacing w:before="100" w:beforeAutospacing="1" w:after="100" w:afterAutospacing="1" w:line="240" w:lineRule="auto"/>
+        <w:rPr>
+          <w:rFonts w:ascii="Times New Roman" w:eastAsia="Times New Roman" w:hAnsi="Times New Roman" w:cs="Times New Roman"/>
+          <w:color w:val="000000"/>
+          <w:kern w:val="0"/>
+          <w:lang w:eastAsia="en-GB"/>
+          <w14:ligatures w14:val="none"/>
+        </w:rPr>
+      </w:pPr>
+      <w:r>
+        <w:rPr>
+          <w:rFonts w:ascii="Times New Roman" w:eastAsia="Times New Roman" w:hAnsi="Times New Roman" w:cs="Times New Roman"/>
+          <w:color w:val="000000"/>
+          <w:kern w:val="0"/>
+          <w:lang w:eastAsia="en-GB"/>
+          <w14:ligatures w14:val="none"/>
+        </w:rPr>
+        <w:t>Computing methodologies → Neural networks</w:t>
+      </w:r>
+    </w:p>
+    <w:p>
+      <w:pPr>
+        <w:numPr>
+          <w:ilvl w:val="2"/>
+          <w:numId w:val="80"/>
+        </w:numPr>
+        <w:spacing w:before="100" w:beforeAutospacing="1" w:after="100" w:afterAutospacing="1" w:line="240" w:lineRule="auto"/>
+        <w:rPr>
+          <w:rFonts w:ascii="Times New Roman" w:eastAsia="Times New Roman" w:hAnsi="Times New Roman" w:cs="Times New Roman"/>
+          <w:color w:val="000000"/>
+          <w:kern w:val="0"/>
+          <w:lang w:eastAsia="en-GB"/>
+          <w14:ligatures w14:val="none"/>
+        </w:rPr>
+      </w:pPr>
+      <w:r>
+        <w:rPr>
+          <w:rFonts w:ascii="Times New Roman" w:eastAsia="Times New Roman" w:hAnsi="Times New Roman" w:cs="Times New Roman"/>
+          <w:color w:val="000000"/>
+          <w:kern w:val="0"/>
+          <w:lang w:eastAsia="en-GB"/>
+          <w14:ligatures w14:val="none"/>
+        </w:rPr>
+        <w:t>Computing methodologies → Multi-task learning</w:t>
+      </w:r>
+    </w:p>
+    <w:p>
+      <w:pPr>
+        <w:numPr>
+          <w:ilvl w:val="2"/>
+          <w:numId w:val="80"/>
+        </w:numPr>
+        <w:spacing w:before="100" w:beforeAutospacing="1" w:after="100" w:afterAutospacing="1" w:line="240" w:lineRule="auto"/>
+        <w:rPr>
+          <w:rFonts w:ascii="Times New Roman" w:eastAsia="Times New Roman" w:hAnsi="Times New Roman" w:cs="Times New Roman"/>
+          <w:color w:val="000000"/>
+          <w:kern w:val="0"/>
+          <w:lang w:eastAsia="en-GB"/>
+          <w14:ligatures w14:val="none"/>
+        </w:rPr>
+      </w:pPr>
+      <w:r>
+        <w:rPr>
+          <w:rFonts w:ascii="Times New Roman" w:eastAsia="Times New Roman" w:hAnsi="Times New Roman" w:cs="Times New Roman"/>
+          <w:color w:val="000000"/>
+          <w:kern w:val="0"/>
+          <w:lang w:eastAsia="en-GB"/>
+          <w14:ligatures w14:val="none"/>
+        </w:rPr>
+        <w:t>Computing methodologies → Transfer learning</w:t>
+      </w:r>
+    </w:p>
+    <w:p>
+      <w:pPr>
+        <w:numPr>
+          <w:ilvl w:val="1"/>
+          <w:numId w:val="80"/>
+        </w:numPr>
+        <w:spacing w:before="100" w:beforeAutospacing="1" w:after="100" w:afterAutospacing="1" w:line="240" w:lineRule="auto"/>
+        <w:rPr>
+          <w:rFonts w:ascii="Times New Roman" w:eastAsia="Times New Roman" w:hAnsi="Times New Roman" w:cs="Times New Roman"/>
+          <w:color w:val="000000"/>
+          <w:kern w:val="0"/>
+          <w:lang w:eastAsia="en-GB"/>
+          <w14:ligatures w14:val="none"/>
+        </w:rPr>
+      </w:pPr>
+      <w:r>
+        <w:rPr>
+          <w:rFonts w:ascii="Times New Roman" w:eastAsia="Times New Roman" w:hAnsi="Times New Roman" w:cs="Times New Roman"/>
+          <w:color w:val="000000"/>
+          <w:kern w:val="0"/>
+          <w:lang w:eastAsia="en-GB"/>
+          <w14:ligatures w14:val="none"/>
+        </w:rPr>
+        <w:t>Computing methodologies → Machine learning → Machine learning algorithms</w:t>
+      </w:r>
+    </w:p>
+    <w:p>
+      <w:pPr>
+        <w:numPr>
+          <w:ilvl w:val="2"/>
+          <w:numId w:val="80"/>
+        </w:numPr>
+        <w:spacing w:before="100" w:beforeAutospacing="1" w:after="100" w:afterAutospacing="1" w:line="240" w:lineRule="auto"/>
+        <w:rPr>
+          <w:rFonts w:ascii="Times New Roman" w:eastAsia="Times New Roman" w:hAnsi="Times New Roman" w:cs="Times New Roman"/>
+          <w:color w:val="000000"/>
+          <w:kern w:val="0"/>
+          <w:lang w:eastAsia="en-GB"/>
+          <w14:ligatures w14:val="none"/>
+        </w:rPr>
+      </w:pPr>
+      <w:r>
+        <w:rPr>
+          <w:rFonts w:ascii="Times New Roman" w:eastAsia="Times New Roman" w:hAnsi="Times New Roman" w:cs="Times New Roman"/>
+          <w:color w:val="000000"/>
+          <w:kern w:val="0"/>
+          <w:lang w:eastAsia="en-GB"/>
+          <w14:ligatures w14:val="none"/>
+        </w:rPr>
+        <w:t>Computing methodologies → Supervised learning</w:t>
+      </w:r>
+    </w:p>
+    <w:p>
+      <w:pPr>
+        <w:numPr>
+          <w:ilvl w:val="0"/>
+          <w:numId w:val="80"/>
+        </w:numPr>
+        <w:spacing w:before="100" w:beforeAutospacing="1" w:after="100" w:afterAutospacing="1" w:line="240" w:lineRule="auto"/>
+        <w:rPr>
+          <w:rFonts w:ascii="Times New Roman" w:eastAsia="Times New Roman" w:hAnsi="Times New Roman" w:cs="Times New Roman"/>
+          <w:color w:val="000000"/>
+          <w:kern w:val="0"/>
+          <w:lang w:eastAsia="en-GB"/>
+          <w14:ligatures w14:val="none"/>
+        </w:rPr>
+      </w:pPr>
+      <w:r>
+        <w:rPr>
+          <w:rFonts w:ascii="Times New Roman" w:eastAsia="Times New Roman" w:hAnsi="Times New Roman" w:cs="Times New Roman"/>
+          <w:b/>
+          <w:bCs/>
+          <w:color w:val="000000"/>
+          <w:kern w:val="0"/>
+          <w:lang w:eastAsia="en-GB"/>
+          <w14:ligatures w14:val="none"/>
+        </w:rPr>
+        <w:t>Applied computing → Life and medical sciences</w:t>
+      </w:r>
+    </w:p>
+    <w:p>
+      <w:pPr>
+        <w:numPr>
+          <w:ilvl w:val="1"/>
+          <w:numId w:val="80"/>
+        </w:numPr>
+        <w:spacing w:before="100" w:beforeAutospacing="1" w:after="100" w:afterAutospacing="1" w:line="240" w:lineRule="auto"/>
+        <w:rPr>
+          <w:rFonts w:ascii="Times New Roman" w:eastAsia="Times New Roman" w:hAnsi="Times New Roman" w:cs="Times New Roman"/>
+          <w:color w:val="000000"/>
+          <w:kern w:val="0"/>
+          <w:lang w:eastAsia="en-GB"/>
+          <w14:ligatures w14:val="none"/>
+        </w:rPr>
+      </w:pPr>
+      <w:r>
+        <w:rPr>
+          <w:rFonts w:ascii="Times New Roman" w:eastAsia="Times New Roman" w:hAnsi="Times New Roman" w:cs="Times New Roman"/>
+          <w:color w:val="000000"/>
+          <w:kern w:val="0"/>
+          <w:lang w:eastAsia="en-GB"/>
+          <w14:ligatures w14:val="none"/>
+        </w:rPr>
+        <w:t>Applied computing → Health informatics</w:t>
+      </w:r>
+    </w:p>
+    <w:p>
+      <w:pPr>
+        <w:numPr>
+          <w:ilvl w:val="1"/>
+          <w:numId w:val="80"/>
+        </w:numPr>
+        <w:spacing w:before="100" w:beforeAutospacing="1" w:after="100" w:afterAutospacing="1" w:line="240" w:lineRule="auto"/>
+        <w:rPr>
+          <w:rFonts w:ascii="Times New Roman" w:eastAsia="Times New Roman" w:hAnsi="Times New Roman" w:cs="Times New Roman"/>
+          <w:color w:val="000000"/>
+          <w:kern w:val="0"/>
+          <w:lang w:eastAsia="en-GB"/>
+          <w14:ligatures w14:val="none"/>
+        </w:rPr>
+      </w:pPr>
+      <w:r>
+        <w:rPr>
+          <w:rFonts w:ascii="Times New Roman" w:eastAsia="Times New Roman" w:hAnsi="Times New Roman" w:cs="Times New Roman"/>
+          <w:color w:val="000000"/>
+          <w:kern w:val="0"/>
+          <w:lang w:eastAsia="en-GB"/>
+          <w14:ligatures w14:val="none"/>
+        </w:rPr>
+        <w:t>Applied computing → Consumer health</w:t>
+      </w:r>
+    </w:p>
+    <w:p>
+      <w:pPr>
+        <w:spacing w:before="100" w:beforeAutospacing="1" w:after="100" w:afterAutospacing="1" w:line="240" w:lineRule="auto"/>
+        <w:rPr>
+          <w:rFonts w:ascii="Times New Roman" w:eastAsia="Times New Roman" w:hAnsi="Times New Roman" w:cs="Times New Roman"/>
+          <w:color w:val="000000"/>
+          <w:kern w:val="0"/>
+          <w:lang w:eastAsia="en-GB"/>
+          <w14:ligatures w14:val="none"/>
+        </w:rPr>
+      </w:pPr>
+      <w:r>
+        <w:rPr>
+          <w:rFonts w:ascii="Times New Roman" w:eastAsia="Times New Roman" w:hAnsi="Times New Roman" w:cs="Times New Roman"/>
+          <w:b/>
+          <w:bCs/>
+          <w:color w:val="000000"/>
+          <w:kern w:val="0"/>
+          <w:lang w:eastAsia="en-GB"/>
+          <w14:ligatures w14:val="none"/>
+        </w:rPr>
+        <w:t>Secondary Classifications:</w:t>
+      </w:r>
+    </w:p>
+    <w:p>
+      <w:pPr>
+        <w:numPr>
+          <w:ilvl w:val="0"/>
+          <w:numId w:val="81"/>
+        </w:numPr>
+        <w:spacing w:before="100" w:beforeAutospacing="1" w:after="100" w:afterAutospacing="1" w:line="240" w:lineRule="auto"/>
+        <w:rPr>
+          <w:rFonts w:ascii="Times New Roman" w:eastAsia="Times New Roman" w:hAnsi="Times New Roman" w:cs="Times New Roman"/>
+          <w:color w:val="000000"/>
+          <w:kern w:val="0"/>
+          <w:lang w:eastAsia="en-GB"/>
+          <w14:ligatures w14:val="none"/>
+        </w:rPr>
+      </w:pPr>
+      <w:r>
+        <w:rPr>
+          <w:rFonts w:ascii="Times New Roman" w:eastAsia="Times New Roman" w:hAnsi="Times New Roman" w:cs="Times New Roman"/>
+          <w:b/>
+          <w:bCs/>
+          <w:color w:val="000000"/>
+          <w:kern w:val="0"/>
+          <w:lang w:eastAsia="en-GB"/>
+          <w14:ligatures w14:val="none"/>
+        </w:rPr>
+        <w:t>Human-centered computing → Human computer interaction (HCI)</w:t>
+      </w:r>
+    </w:p>
+    <w:p>
+      <w:pPr>
+        <w:numPr>
+          <w:ilvl w:val="1"/>
+          <w:numId w:val="81"/>
+        </w:numPr>
+        <w:spacing w:before="100" w:beforeAutospacing="1" w:after="100" w:afterAutospacing="1" w:line="240" w:lineRule="auto"/>
+        <w:rPr>
+          <w:rFonts w:ascii="Times New Roman" w:eastAsia="Times New Roman" w:hAnsi="Times New Roman" w:cs="Times New Roman"/>
+          <w:color w:val="000000"/>
+          <w:kern w:val="0"/>
+          <w:lang w:eastAsia="en-GB"/>
+          <w14:ligatures w14:val="none"/>
+        </w:rPr>
+      </w:pPr>
+      <w:r>
+        <w:rPr>
+          <w:rFonts w:ascii="Times New Roman" w:eastAsia="Times New Roman" w:hAnsi="Times New Roman" w:cs="Times New Roman"/>
+          <w:color w:val="000000"/>
+          <w:kern w:val="0"/>
+          <w:lang w:eastAsia="en-GB"/>
+          <w14:ligatures w14:val="none"/>
+        </w:rPr>
+        <w:t>Human-centered computing → Ubiquitous and mobile computing</w:t>
+      </w:r>
+    </w:p>
+    <w:p>
+      <w:pPr>
+        <w:numPr>
+          <w:ilvl w:val="1"/>
+          <w:numId w:val="81"/>
+        </w:numPr>
+        <w:spacing w:before="100" w:beforeAutospacing="1" w:after="100" w:afterAutospacing="1" w:line="240" w:lineRule="auto"/>
+        <w:rPr>
+          <w:rFonts w:ascii="Times New Roman" w:eastAsia="Times New Roman" w:hAnsi="Times New Roman" w:cs="Times New Roman"/>
+          <w:color w:val="000000"/>
+          <w:kern w:val="0"/>
+          <w:lang w:eastAsia="en-GB"/>
+          <w14:ligatures w14:val="none"/>
+        </w:rPr>
+      </w:pPr>
+      <w:r>
+        <w:rPr>
+          <w:rFonts w:ascii="Times New Roman" w:eastAsia="Times New Roman" w:hAnsi="Times New Roman" w:cs="Times New Roman"/>
+          <w:color w:val="000000"/>
+          <w:kern w:val="0"/>
+          <w:lang w:eastAsia="en-GB"/>
+          <w14:ligatures w14:val="none"/>
+        </w:rPr>
+        <w:t>Human-centered computing → Mobile devices</w:t>
+      </w:r>
+    </w:p>
+    <w:p>
+      <w:pPr>
+        <w:spacing w:before="100" w:beforeAutospacing="1" w:after="100" w:afterAutospacing="1" w:line="240" w:lineRule="auto"/>
+        <w:outlineLvl w:val="2"/>
+        <w:rPr>
+          <w:rFonts w:ascii="Times New Roman" w:eastAsia="Times New Roman" w:hAnsi="Times New Roman" w:cs="Times New Roman"/>
+          <w:b/>
+          <w:bCs/>
+          <w:color w:val="000000"/>
+          <w:kern w:val="0"/>
+          <w:sz w:val="27"/>
+          <w:szCs w:val="27"/>
+          <w:lang w:eastAsia="en-GB"/>
+          <w14:ligatures w14:val="none"/>
+        </w:rPr>
+      </w:pPr>
+      <w:r>
+        <w:rPr>
+          <w:rFonts w:ascii="Times New Roman" w:eastAsia="Times New Roman" w:hAnsi="Times New Roman" w:cs="Times New Roman"/>
+          <w:b/>
+          <w:bCs/>
+          <w:color w:val="000000"/>
+          <w:kern w:val="0"/>
+          <w:sz w:val="27"/>
+          <w:szCs w:val="27"/>
+          <w:lang w:eastAsia="en-GB"/>
+          <w14:ligatures w14:val="none"/>
+        </w:rPr>
+        <w:t>Mathematics Subject Classification (MSC 2020)</w:t>
+      </w:r>
+    </w:p>
+    <w:p>
+      <w:pPr>
+        <w:spacing w:before="100" w:beforeAutospacing="1" w:after="100" w:afterAutospacing="1" w:line="240" w:lineRule="auto"/>
+        <w:rPr>
+          <w:rFonts w:ascii="Times New Roman" w:eastAsia="Times New Roman" w:hAnsi="Times New Roman" w:cs="Times New Roman"/>
+          <w:color w:val="000000"/>
+          <w:kern w:val="0"/>
+          <w:lang w:eastAsia="en-GB"/>
+          <w14:ligatures w14:val="none"/>
+        </w:rPr>
+      </w:pPr>
+      <w:r>
+        <w:rPr>
+          <w:rFonts w:ascii="Times New Roman" w:eastAsia="Times New Roman" w:hAnsi="Times New Roman" w:cs="Times New Roman"/>
+          <w:b/>
+          <w:bCs/>
+          <w:color w:val="000000"/>
+          <w:kern w:val="0"/>
+          <w:lang w:eastAsia="en-GB"/>
+          <w14:ligatures w14:val="none"/>
+        </w:rPr>
+        <w:t>Primary:</w:t>
+      </w:r>
+    </w:p>
+    <w:p>
+      <w:pPr>
+        <w:numPr>
+          <w:ilvl w:val="0"/>
+          <w:numId w:val="82"/>
+        </w:numPr>
+        <w:spacing w:before="100" w:beforeAutospacing="1" w:after="100" w:afterAutospacing="1" w:line="240" w:lineRule="auto"/>
+        <w:rPr>
+          <w:rFonts w:ascii="Times New Roman" w:eastAsia="Times New Roman" w:hAnsi="Times New Roman" w:cs="Times New Roman"/>
+          <w:color w:val="000000"/>
+          <w:kern w:val="0"/>
+          <w:lang w:eastAsia="en-GB"/>
+          <w14:ligatures w14:val="none"/>
+        </w:rPr>
+      </w:pPr>
+      <w:r>
+        <w:rPr>
+          <w:rFonts w:ascii="Times New Roman" w:eastAsia="Times New Roman" w:hAnsi="Times New Roman" w:cs="Times New Roman"/>
+          <w:b/>
+          <w:bCs/>
+          <w:color w:val="000000"/>
+          <w:kern w:val="0"/>
+          <w:lang w:eastAsia="en-GB"/>
+          <w14:ligatures w14:val="none"/>
+        </w:rPr>
+        <w:t>68T07</w:t>
+      </w:r>
+      <w:r>
+        <w:rPr>
+          <w:rFonts w:ascii="Times New Roman" w:eastAsia="Times New Roman" w:hAnsi="Times New Roman" w:cs="Times New Roman"/>
+          <w:color w:val="000000"/>
+          <w:kern w:val="0"/>
+          <w:lang w:eastAsia="en-GB"/>
+          <w14:ligatures w14:val="none"/>
+        </w:rPr>
+        <w:t> - Artificial neural networks and deep learning</w:t>
+      </w:r>
+    </w:p>
+    <w:p>
+      <w:pPr>
+        <w:numPr>
+          <w:ilvl w:val="0"/>
+          <w:numId w:val="82"/>
+        </w:numPr>
+        <w:spacing w:before="100" w:beforeAutospacing="1" w:after="100" w:afterAutospacing="1" w:line="240" w:lineRule="auto"/>
+        <w:rPr>
+          <w:rFonts w:ascii="Times New Roman" w:eastAsia="Times New Roman" w:hAnsi="Times New Roman" w:cs="Times New Roman"/>
+          <w:color w:val="000000"/>
+          <w:kern w:val="0"/>
+          <w:lang w:eastAsia="en-GB"/>
+          <w14:ligatures w14:val="none"/>
+        </w:rPr>
+      </w:pPr>
+      <w:r>
+        <w:rPr>
+          <w:rFonts w:ascii="Times New Roman" w:eastAsia="Times New Roman" w:hAnsi="Times New Roman" w:cs="Times New Roman"/>
+          <w:b/>
+          <w:bCs/>
+          <w:color w:val="000000"/>
+          <w:kern w:val="0"/>
+          <w:lang w:eastAsia="en-GB"/>
+          <w14:ligatures w14:val="none"/>
+        </w:rPr>
+        <w:t>68T45</w:t>
+      </w:r>
+      <w:r>
+        <w:rPr>
+          <w:rFonts w:ascii="Times New Roman" w:eastAsia="Times New Roman" w:hAnsi="Times New Roman" w:cs="Times New Roman"/>
+          <w:color w:val="000000"/>
+          <w:kern w:val="0"/>
+          <w:lang w:eastAsia="en-GB"/>
+          <w14:ligatures w14:val="none"/>
+        </w:rPr>
+        <w:t> - Machine vision and scene understanding</w:t>
+      </w:r>
+    </w:p>
+    <w:p>
+      <w:pPr>
+        <w:numPr>
+          <w:ilvl w:val="0"/>
+          <w:numId w:val="82"/>
+        </w:numPr>
+        <w:spacing w:before="100" w:beforeAutospacing="1" w:after="100" w:afterAutospacing="1" w:line="240" w:lineRule="auto"/>
+        <w:rPr>
+          <w:rFonts w:ascii="Times New Roman" w:eastAsia="Times New Roman" w:hAnsi="Times New Roman" w:cs="Times New Roman"/>
+          <w:color w:val="000000"/>
+          <w:kern w:val="0"/>
+          <w:lang w:eastAsia="en-GB"/>
+          <w14:ligatures w14:val="none"/>
+        </w:rPr>
+      </w:pPr>
+      <w:r>
+        <w:rPr>
+          <w:rFonts w:ascii="Times New Roman" w:eastAsia="Times New Roman" w:hAnsi="Times New Roman" w:cs="Times New Roman"/>
+          <w:b/>
+          <w:bCs/>
+          <w:color w:val="000000"/>
+          <w:kern w:val="0"/>
+          <w:lang w:eastAsia="en-GB"/>
+          <w14:ligatures w14:val="none"/>
+        </w:rPr>
+        <w:t>68T10</w:t>
+      </w:r>
+      <w:r>
+        <w:rPr>
+          <w:rFonts w:ascii="Times New Roman" w:eastAsia="Times New Roman" w:hAnsi="Times New Roman" w:cs="Times New Roman"/>
+          <w:color w:val="000000"/>
+          <w:kern w:val="0"/>
+          <w:lang w:eastAsia="en-GB"/>
+          <w14:ligatures w14:val="none"/>
+        </w:rPr>
+        <w:t> - Pattern recognition, speech and image processing</w:t>
+      </w:r>
+    </w:p>
+    <w:p>
+      <w:pPr>
+        <w:spacing w:before="100" w:beforeAutospacing="1" w:after="100" w:afterAutospacing="1" w:line="240" w:lineRule="auto"/>
+        <w:rPr>
+          <w:rFonts w:ascii="Times New Roman" w:eastAsia="Times New Roman" w:hAnsi="Times New Roman" w:cs="Times New Roman"/>
+          <w:color w:val="000000"/>
+          <w:kern w:val="0"/>
+          <w:lang w:eastAsia="en-GB"/>
+          <w14:ligatures w14:val="none"/>
+        </w:rPr>
+      </w:pPr>
+      <w:r>
+        <w:rPr>
+          <w:rFonts w:ascii="Times New Roman" w:eastAsia="Times New Roman" w:hAnsi="Times New Roman" w:cs="Times New Roman"/>
+          <w:b/>
+          <w:bCs/>
+          <w:color w:val="000000"/>
+          <w:kern w:val="0"/>
+          <w:lang w:eastAsia="en-GB"/>
+          <w14:ligatures w14:val="none"/>
+        </w:rPr>
+        <w:t>Secondary:</w:t>
+      </w:r>
+    </w:p>
+    <w:p>
+      <w:pPr>
+        <w:numPr>
+          <w:ilvl w:val="0"/>
+          <w:numId w:val="83"/>
+        </w:numPr>
+        <w:spacing w:before="100" w:beforeAutospacing="1" w:after="100" w:afterAutospacing="1" w:line="240" w:lineRule="auto"/>
+        <w:rPr>
+          <w:rFonts w:ascii="Times New Roman" w:eastAsia="Times New Roman" w:hAnsi="Times New Roman" w:cs="Times New Roman"/>
+          <w:color w:val="000000"/>
+          <w:kern w:val="0"/>
+          <w:lang w:eastAsia="en-GB"/>
+          <w14:ligatures w14:val="none"/>
+        </w:rPr>
+      </w:pPr>
+      <w:r>
+        <w:rPr>
+          <w:rFonts w:ascii="Times New Roman" w:eastAsia="Times New Roman" w:hAnsi="Times New Roman" w:cs="Times New Roman"/>
+          <w:b/>
+          <w:bCs/>
+          <w:color w:val="000000"/>
+          <w:kern w:val="0"/>
+          <w:lang w:eastAsia="en-GB"/>
+          <w14:ligatures w14:val="none"/>
+        </w:rPr>
+        <w:t>62H35</w:t>
+      </w:r>
+      <w:r>
+        <w:rPr>
+          <w:rFonts w:ascii="Times New Roman" w:eastAsia="Times New Roman" w:hAnsi="Times New Roman" w:cs="Times New Roman"/>
+          <w:color w:val="000000"/>
+          <w:kern w:val="0"/>
+          <w:lang w:eastAsia="en-GB"/>
+          <w14:ligatures w14:val="none"/>
+        </w:rPr>
+        <w:t> - Image analysis in statistics</w:t>
+      </w:r>
+    </w:p>
+    <w:p>
+      <w:pPr>
+        <w:numPr>
+          <w:ilvl w:val="0"/>
+          <w:numId w:val="83"/>
+        </w:numPr>
+        <w:spacing w:before="100" w:beforeAutospacing="1" w:after="100" w:afterAutospacing="1" w:line="240" w:lineRule="auto"/>
+        <w:rPr>
+          <w:rFonts w:ascii="Times New Roman" w:eastAsia="Times New Roman" w:hAnsi="Times New Roman" w:cs="Times New Roman"/>
+          <w:color w:val="000000"/>
+          <w:kern w:val="0"/>
+          <w:lang w:eastAsia="en-GB"/>
+          <w14:ligatures w14:val="none"/>
+        </w:rPr>
+      </w:pPr>
+      <w:r>
+        <w:rPr>
+          <w:rFonts w:ascii="Times New Roman" w:eastAsia="Times New Roman" w:hAnsi="Times New Roman" w:cs="Times New Roman"/>
+          <w:b/>
+          <w:bCs/>
+          <w:color w:val="000000"/>
+          <w:kern w:val="0"/>
+          <w:lang w:eastAsia="en-GB"/>
+          <w14:ligatures w14:val="none"/>
+        </w:rPr>
+        <w:t>92C50</w:t>
+      </w:r>
+      <w:r>
+        <w:rPr>
+          <w:rFonts w:ascii="Times New Roman" w:eastAsia="Times New Roman" w:hAnsi="Times New Roman" w:cs="Times New Roman"/>
+          <w:color w:val="000000"/>
+          <w:kern w:val="0"/>
+          <w:lang w:eastAsia="en-GB"/>
+          <w14:ligatures w14:val="none"/>
+        </w:rPr>
+        <w:t> - Medical applications of mathematical biology (nutritional health)</w:t>
+      </w:r>
+    </w:p>
+    <w:p>
+      <w:pPr>
+        <w:numPr>
+          <w:ilvl w:val="0"/>
+          <w:numId w:val="83"/>
+        </w:numPr>
+        <w:spacing w:before="100" w:beforeAutospacing="1" w:after="100" w:afterAutospacing="1" w:line="240" w:lineRule="auto"/>
+        <w:rPr>
+          <w:rFonts w:ascii="Times New Roman" w:eastAsia="Times New Roman" w:hAnsi="Times New Roman" w:cs="Times New Roman"/>
+          <w:color w:val="000000"/>
+          <w:kern w:val="0"/>
+          <w:lang w:eastAsia="en-GB"/>
+          <w14:ligatures w14:val="none"/>
+        </w:rPr>
+      </w:pPr>
+      <w:r>
+        <w:rPr>
+          <w:rFonts w:ascii="Times New Roman" w:eastAsia="Times New Roman" w:hAnsi="Times New Roman" w:cs="Times New Roman"/>
+          <w:b/>
+          <w:bCs/>
+          <w:color w:val="000000"/>
+          <w:kern w:val="0"/>
+          <w:lang w:eastAsia="en-GB"/>
+          <w14:ligatures w14:val="none"/>
+        </w:rPr>
+        <w:t>62P10</w:t>
+      </w:r>
+      <w:r>
+        <w:rPr>
+          <w:rFonts w:ascii="Times New Roman" w:eastAsia="Times New Roman" w:hAnsi="Times New Roman" w:cs="Times New Roman"/>
+          <w:color w:val="000000"/>
+          <w:kern w:val="0"/>
+          <w:lang w:eastAsia="en-GB"/>
+          <w14:ligatures w14:val="none"/>
+        </w:rPr>
+        <w:t> - Applications of statistics to biology and medical sciences</w:t>
       </w:r>
     </w:p>
     <w:p>
@@ -513,22 +2027,33 @@
         <w:outlineLvl w:val="0"/>
         <w:rPr>
           <w:rFonts w:ascii="Times New Roman" w:eastAsia="Times New Roman" w:hAnsi="Times New Roman" w:cs="Times New Roman"/>
+          <w:b/>
+          <w:bCs/>
           <w:color w:val="000000"/>
           <w:kern w:val="36"/>
-          <w:lang w:eastAsia="en-GB"/>
-          <w14:ligatures w14:val="none"/>
-        </w:rPr>
-      </w:pPr>
-      <w:r>
-        <w:rPr>
-          <w:rFonts w:ascii="Times New Roman" w:eastAsia="Times New Roman" w:hAnsi="Times New Roman" w:cs="Times New Roman"/>
+          <w:sz w:val="48"/>
+          <w:szCs w:val="48"/>
+          <w:lang w:eastAsia="en-GB"/>
+          <w14:ligatures w14:val="none"/>
+        </w:rPr>
+      </w:pPr>
+    </w:p>
+    <w:p>
+      <w:pPr>
+        <w:spacing w:before="100" w:beforeAutospacing="1" w:after="100" w:afterAutospacing="1" w:line="240" w:lineRule="auto"/>
+        <w:outlineLvl w:val="0"/>
+        <w:rPr>
+          <w:rFonts w:ascii="Times New Roman" w:eastAsia="Times New Roman" w:hAnsi="Times New Roman" w:cs="Times New Roman"/>
+          <w:b/>
+          <w:bCs/>
           <w:color w:val="000000"/>
           <w:kern w:val="36"/>
-          <w:lang w:eastAsia="en-GB"/>
-          <w14:ligatures w14:val="none"/>
-        </w:rPr>
-        <w:t>*will be written at the end*</w:t>
-      </w:r>
+          <w:sz w:val="48"/>
+          <w:szCs w:val="48"/>
+          <w:lang w:eastAsia="en-GB"/>
+          <w14:ligatures w14:val="none"/>
+        </w:rPr>
+      </w:pPr>
     </w:p>
     <w:p>
       <w:pPr>
@@ -4578,6 +6103,20 @@
           <w:lang w:eastAsia="en-GB"/>
           <w14:ligatures w14:val="none"/>
         </w:rPr>
+        <w:t xml:space="preserve"> </w:t>
+      </w:r>
+      <w:r>
+        <w:rPr>
+          <w:rFonts w:ascii="Times New Roman" w:eastAsia="Times New Roman" w:hAnsi="Times New Roman" w:cs="Times New Roman"/>
+          <w:b/>
+          <w:bCs/>
+          <w:color w:val="000000"/>
+          <w:kern w:val="0"/>
+          <w:sz w:val="36"/>
+          <w:szCs w:val="36"/>
+          <w:lang w:eastAsia="en-GB"/>
+          <w14:ligatures w14:val="none"/>
+        </w:rPr>
         <w:t>Experimental Protocol</w:t>
       </w:r>
     </w:p>
@@ -20678,7 +22217,27 @@
           <w:lang w:eastAsia="en-GB"/>
           <w14:ligatures w14:val="none"/>
         </w:rPr>
-        <w:t>Our approach builds on established CNN architectures [15] and multi-task learning principles [9,24], but introduces sequential task conditioning and unified architecture design for practical deployment. We expect competitive performance on Food-101 (88-91% vs. 85.4% baseline [15]) and Nutrition5k (16-19% PMAE vs. 17.8% SOTA [9]) while providing significant advantages in inference speed, model size, and interpretability. The trade-off of not using depth sensors [8] is acceptable given the target mobile deployment scenario.</w:t>
+        <w:t xml:space="preserve">Our approach builds on established CNN architectures  and multi-task learning principles , but introduces sequential task conditioning and unified architecture design for practical deployment. We expect competitive performance on Food-101 (88-91% vs. 85.4% baseline [) and Nutrition5k (16-19% PMAE vs. 17.8% SOTA </w:t>
+      </w:r>
+      <w:r>
+        <w:rPr>
+          <w:rFonts w:ascii="Times New Roman" w:eastAsia="Times New Roman" w:hAnsi="Times New Roman" w:cs="Times New Roman"/>
+          <w:color w:val="000000"/>
+          <w:kern w:val="0"/>
+          <w:lang w:eastAsia="en-GB"/>
+          <w14:ligatures w14:val="none"/>
+        </w:rPr>
+        <w:t>)</w:t>
+      </w:r>
+      <w:r>
+        <w:rPr>
+          <w:rFonts w:ascii="Times New Roman" w:eastAsia="Times New Roman" w:hAnsi="Times New Roman" w:cs="Times New Roman"/>
+          <w:color w:val="000000"/>
+          <w:kern w:val="0"/>
+          <w:lang w:eastAsia="en-GB"/>
+          <w14:ligatures w14:val="none"/>
+        </w:rPr>
+        <w:t xml:space="preserve"> while providing significant advantages in inference speed, model size, and interpretability. The trade-off of not using depth sensors is acceptable given the target mobile deployment scenario.</w:t>
       </w:r>
     </w:p>
     <w:p>
@@ -21200,6 +22759,17 @@
     </w:p>
     <w:p>
       <w:pPr>
+        <w:spacing w:after="0" w:line="240" w:lineRule="auto"/>
+        <w:rPr>
+          <w:rFonts w:ascii="Times New Roman" w:eastAsia="Times New Roman" w:hAnsi="Times New Roman" w:cs="Times New Roman"/>
+          <w:kern w:val="0"/>
+          <w:lang w:eastAsia="en-GB"/>
+          <w14:ligatures w14:val="none"/>
+        </w:rPr>
+      </w:pPr>
+    </w:p>
+    <w:p>
+      <w:pPr>
         <w:spacing w:before="100" w:beforeAutospacing="1" w:after="100" w:afterAutospacing="1" w:line="240" w:lineRule="auto"/>
         <w:outlineLvl w:val="1"/>
         <w:rPr>
@@ -21226,6 +22796,7 @@
           <w:lang w:eastAsia="en-GB"/>
           <w14:ligatures w14:val="none"/>
         </w:rPr>
+        <w:lastRenderedPageBreak/>
         <w:t>References</w:t>
       </w:r>
     </w:p>
@@ -21248,7 +22819,6 @@
           <w:lang w:eastAsia="en-GB"/>
           <w14:ligatures w14:val="none"/>
         </w:rPr>
-        <w:lastRenderedPageBreak/>
         <w:t>[1] Bossard, L., Guillaumin, M., &amp; Van Gool, L. (2014). Food-101 – Mining Discriminative Components with Random Forests. </w:t>
       </w:r>
       <w:r>
@@ -23697,6 +25267,155 @@
     </w:lvl>
   </w:abstractNum>
   <w:abstractNum w:abstractNumId="14" w15:restartNumberingAfterBreak="0">
+    <w:nsid w:val="1195232F"/>
+    <w:multiLevelType w:val="multilevel"/>
+    <w:tmpl w:val="E3B8CD82"/>
+    <w:lvl w:ilvl="0">
+      <w:start w:val="1"/>
+      <w:numFmt w:val="bullet"/>
+      <w:lvlText w:val=""/>
+      <w:lvlJc w:val="left"/>
+      <w:pPr>
+        <w:tabs>
+          <w:tab w:val="num" w:pos="720"/>
+        </w:tabs>
+        <w:ind w:left="720" w:hanging="360"/>
+      </w:pPr>
+      <w:rPr>
+        <w:rFonts w:ascii="Symbol" w:hAnsi="Symbol" w:hint="default"/>
+        <w:sz w:val="20"/>
+      </w:rPr>
+    </w:lvl>
+    <w:lvl w:ilvl="1" w:tentative="1">
+      <w:start w:val="1"/>
+      <w:numFmt w:val="bullet"/>
+      <w:lvlText w:val="o"/>
+      <w:lvlJc w:val="left"/>
+      <w:pPr>
+        <w:tabs>
+          <w:tab w:val="num" w:pos="1440"/>
+        </w:tabs>
+        <w:ind w:left="1440" w:hanging="360"/>
+      </w:pPr>
+      <w:rPr>
+        <w:rFonts w:ascii="Courier New" w:hAnsi="Courier New" w:hint="default"/>
+        <w:sz w:val="20"/>
+      </w:rPr>
+    </w:lvl>
+    <w:lvl w:ilvl="2" w:tentative="1">
+      <w:start w:val="1"/>
+      <w:numFmt w:val="bullet"/>
+      <w:lvlText w:val=""/>
+      <w:lvlJc w:val="left"/>
+      <w:pPr>
+        <w:tabs>
+          <w:tab w:val="num" w:pos="2160"/>
+        </w:tabs>
+        <w:ind w:left="2160" w:hanging="360"/>
+      </w:pPr>
+      <w:rPr>
+        <w:rFonts w:ascii="Wingdings" w:hAnsi="Wingdings" w:hint="default"/>
+        <w:sz w:val="20"/>
+      </w:rPr>
+    </w:lvl>
+    <w:lvl w:ilvl="3" w:tentative="1">
+      <w:start w:val="1"/>
+      <w:numFmt w:val="bullet"/>
+      <w:lvlText w:val=""/>
+      <w:lvlJc w:val="left"/>
+      <w:pPr>
+        <w:tabs>
+          <w:tab w:val="num" w:pos="2880"/>
+        </w:tabs>
+        <w:ind w:left="2880" w:hanging="360"/>
+      </w:pPr>
+      <w:rPr>
+        <w:rFonts w:ascii="Wingdings" w:hAnsi="Wingdings" w:hint="default"/>
+        <w:sz w:val="20"/>
+      </w:rPr>
+    </w:lvl>
+    <w:lvl w:ilvl="4" w:tentative="1">
+      <w:start w:val="1"/>
+      <w:numFmt w:val="bullet"/>
+      <w:lvlText w:val=""/>
+      <w:lvlJc w:val="left"/>
+      <w:pPr>
+        <w:tabs>
+          <w:tab w:val="num" w:pos="3600"/>
+        </w:tabs>
+        <w:ind w:left="3600" w:hanging="360"/>
+      </w:pPr>
+      <w:rPr>
+        <w:rFonts w:ascii="Wingdings" w:hAnsi="Wingdings" w:hint="default"/>
+        <w:sz w:val="20"/>
+      </w:rPr>
+    </w:lvl>
+    <w:lvl w:ilvl="5" w:tentative="1">
+      <w:start w:val="1"/>
+      <w:numFmt w:val="bullet"/>
+      <w:lvlText w:val=""/>
+      <w:lvlJc w:val="left"/>
+      <w:pPr>
+        <w:tabs>
+          <w:tab w:val="num" w:pos="4320"/>
+        </w:tabs>
+        <w:ind w:left="4320" w:hanging="360"/>
+      </w:pPr>
+      <w:rPr>
+        <w:rFonts w:ascii="Wingdings" w:hAnsi="Wingdings" w:hint="default"/>
+        <w:sz w:val="20"/>
+      </w:rPr>
+    </w:lvl>
+    <w:lvl w:ilvl="6" w:tentative="1">
+      <w:start w:val="1"/>
+      <w:numFmt w:val="bullet"/>
+      <w:lvlText w:val=""/>
+      <w:lvlJc w:val="left"/>
+      <w:pPr>
+        <w:tabs>
+          <w:tab w:val="num" w:pos="5040"/>
+        </w:tabs>
+        <w:ind w:left="5040" w:hanging="360"/>
+      </w:pPr>
+      <w:rPr>
+        <w:rFonts w:ascii="Wingdings" w:hAnsi="Wingdings" w:hint="default"/>
+        <w:sz w:val="20"/>
+      </w:rPr>
+    </w:lvl>
+    <w:lvl w:ilvl="7" w:tentative="1">
+      <w:start w:val="1"/>
+      <w:numFmt w:val="bullet"/>
+      <w:lvlText w:val=""/>
+      <w:lvlJc w:val="left"/>
+      <w:pPr>
+        <w:tabs>
+          <w:tab w:val="num" w:pos="5760"/>
+        </w:tabs>
+        <w:ind w:left="5760" w:hanging="360"/>
+      </w:pPr>
+      <w:rPr>
+        <w:rFonts w:ascii="Wingdings" w:hAnsi="Wingdings" w:hint="default"/>
+        <w:sz w:val="20"/>
+      </w:rPr>
+    </w:lvl>
+    <w:lvl w:ilvl="8" w:tentative="1">
+      <w:start w:val="1"/>
+      <w:numFmt w:val="bullet"/>
+      <w:lvlText w:val=""/>
+      <w:lvlJc w:val="left"/>
+      <w:pPr>
+        <w:tabs>
+          <w:tab w:val="num" w:pos="6480"/>
+        </w:tabs>
+        <w:ind w:left="6480" w:hanging="360"/>
+      </w:pPr>
+      <w:rPr>
+        <w:rFonts w:ascii="Wingdings" w:hAnsi="Wingdings" w:hint="default"/>
+        <w:sz w:val="20"/>
+      </w:rPr>
+    </w:lvl>
+  </w:abstractNum>
+  <w:abstractNum w:abstractNumId="15" w15:restartNumberingAfterBreak="0">
     <w:nsid w:val="12C36D26"/>
     <w:multiLevelType w:val="multilevel"/>
     <w:tmpl w:val="3FF61402"/>
@@ -23845,7 +25564,7 @@
       </w:rPr>
     </w:lvl>
   </w:abstractNum>
-  <w:abstractNum w:abstractNumId="15" w15:restartNumberingAfterBreak="0">
+  <w:abstractNum w:abstractNumId="16" w15:restartNumberingAfterBreak="0">
     <w:nsid w:val="13CB7F16"/>
     <w:multiLevelType w:val="multilevel"/>
     <w:tmpl w:val="7144AE36"/>
@@ -23994,7 +25713,7 @@
       </w:rPr>
     </w:lvl>
   </w:abstractNum>
-  <w:abstractNum w:abstractNumId="16" w15:restartNumberingAfterBreak="0">
+  <w:abstractNum w:abstractNumId="17" w15:restartNumberingAfterBreak="0">
     <w:nsid w:val="14344490"/>
     <w:multiLevelType w:val="multilevel"/>
     <w:tmpl w:val="21E23034"/>
@@ -24143,7 +25862,7 @@
       </w:rPr>
     </w:lvl>
   </w:abstractNum>
-  <w:abstractNum w:abstractNumId="17" w15:restartNumberingAfterBreak="0">
+  <w:abstractNum w:abstractNumId="18" w15:restartNumberingAfterBreak="0">
     <w:nsid w:val="15A93559"/>
     <w:multiLevelType w:val="multilevel"/>
     <w:tmpl w:val="86A85F38"/>
@@ -24292,7 +26011,7 @@
       </w:rPr>
     </w:lvl>
   </w:abstractNum>
-  <w:abstractNum w:abstractNumId="18" w15:restartNumberingAfterBreak="0">
+  <w:abstractNum w:abstractNumId="19" w15:restartNumberingAfterBreak="0">
     <w:nsid w:val="180B0AF7"/>
     <w:multiLevelType w:val="multilevel"/>
     <w:tmpl w:val="A0488758"/>
@@ -24441,7 +26160,156 @@
       </w:rPr>
     </w:lvl>
   </w:abstractNum>
-  <w:abstractNum w:abstractNumId="19" w15:restartNumberingAfterBreak="0">
+  <w:abstractNum w:abstractNumId="20" w15:restartNumberingAfterBreak="0">
+    <w:nsid w:val="18495094"/>
+    <w:multiLevelType w:val="multilevel"/>
+    <w:tmpl w:val="11CC42B4"/>
+    <w:lvl w:ilvl="0">
+      <w:start w:val="1"/>
+      <w:numFmt w:val="bullet"/>
+      <w:lvlText w:val=""/>
+      <w:lvlJc w:val="left"/>
+      <w:pPr>
+        <w:tabs>
+          <w:tab w:val="num" w:pos="720"/>
+        </w:tabs>
+        <w:ind w:left="720" w:hanging="360"/>
+      </w:pPr>
+      <w:rPr>
+        <w:rFonts w:ascii="Symbol" w:hAnsi="Symbol" w:hint="default"/>
+        <w:sz w:val="20"/>
+      </w:rPr>
+    </w:lvl>
+    <w:lvl w:ilvl="1" w:tentative="1">
+      <w:start w:val="1"/>
+      <w:numFmt w:val="bullet"/>
+      <w:lvlText w:val="o"/>
+      <w:lvlJc w:val="left"/>
+      <w:pPr>
+        <w:tabs>
+          <w:tab w:val="num" w:pos="1440"/>
+        </w:tabs>
+        <w:ind w:left="1440" w:hanging="360"/>
+      </w:pPr>
+      <w:rPr>
+        <w:rFonts w:ascii="Courier New" w:hAnsi="Courier New" w:hint="default"/>
+        <w:sz w:val="20"/>
+      </w:rPr>
+    </w:lvl>
+    <w:lvl w:ilvl="2" w:tentative="1">
+      <w:start w:val="1"/>
+      <w:numFmt w:val="bullet"/>
+      <w:lvlText w:val=""/>
+      <w:lvlJc w:val="left"/>
+      <w:pPr>
+        <w:tabs>
+          <w:tab w:val="num" w:pos="2160"/>
+        </w:tabs>
+        <w:ind w:left="2160" w:hanging="360"/>
+      </w:pPr>
+      <w:rPr>
+        <w:rFonts w:ascii="Wingdings" w:hAnsi="Wingdings" w:hint="default"/>
+        <w:sz w:val="20"/>
+      </w:rPr>
+    </w:lvl>
+    <w:lvl w:ilvl="3" w:tentative="1">
+      <w:start w:val="1"/>
+      <w:numFmt w:val="bullet"/>
+      <w:lvlText w:val=""/>
+      <w:lvlJc w:val="left"/>
+      <w:pPr>
+        <w:tabs>
+          <w:tab w:val="num" w:pos="2880"/>
+        </w:tabs>
+        <w:ind w:left="2880" w:hanging="360"/>
+      </w:pPr>
+      <w:rPr>
+        <w:rFonts w:ascii="Wingdings" w:hAnsi="Wingdings" w:hint="default"/>
+        <w:sz w:val="20"/>
+      </w:rPr>
+    </w:lvl>
+    <w:lvl w:ilvl="4" w:tentative="1">
+      <w:start w:val="1"/>
+      <w:numFmt w:val="bullet"/>
+      <w:lvlText w:val=""/>
+      <w:lvlJc w:val="left"/>
+      <w:pPr>
+        <w:tabs>
+          <w:tab w:val="num" w:pos="3600"/>
+        </w:tabs>
+        <w:ind w:left="3600" w:hanging="360"/>
+      </w:pPr>
+      <w:rPr>
+        <w:rFonts w:ascii="Wingdings" w:hAnsi="Wingdings" w:hint="default"/>
+        <w:sz w:val="20"/>
+      </w:rPr>
+    </w:lvl>
+    <w:lvl w:ilvl="5" w:tentative="1">
+      <w:start w:val="1"/>
+      <w:numFmt w:val="bullet"/>
+      <w:lvlText w:val=""/>
+      <w:lvlJc w:val="left"/>
+      <w:pPr>
+        <w:tabs>
+          <w:tab w:val="num" w:pos="4320"/>
+        </w:tabs>
+        <w:ind w:left="4320" w:hanging="360"/>
+      </w:pPr>
+      <w:rPr>
+        <w:rFonts w:ascii="Wingdings" w:hAnsi="Wingdings" w:hint="default"/>
+        <w:sz w:val="20"/>
+      </w:rPr>
+    </w:lvl>
+    <w:lvl w:ilvl="6" w:tentative="1">
+      <w:start w:val="1"/>
+      <w:numFmt w:val="bullet"/>
+      <w:lvlText w:val=""/>
+      <w:lvlJc w:val="left"/>
+      <w:pPr>
+        <w:tabs>
+          <w:tab w:val="num" w:pos="5040"/>
+        </w:tabs>
+        <w:ind w:left="5040" w:hanging="360"/>
+      </w:pPr>
+      <w:rPr>
+        <w:rFonts w:ascii="Wingdings" w:hAnsi="Wingdings" w:hint="default"/>
+        <w:sz w:val="20"/>
+      </w:rPr>
+    </w:lvl>
+    <w:lvl w:ilvl="7" w:tentative="1">
+      <w:start w:val="1"/>
+      <w:numFmt w:val="bullet"/>
+      <w:lvlText w:val=""/>
+      <w:lvlJc w:val="left"/>
+      <w:pPr>
+        <w:tabs>
+          <w:tab w:val="num" w:pos="5760"/>
+        </w:tabs>
+        <w:ind w:left="5760" w:hanging="360"/>
+      </w:pPr>
+      <w:rPr>
+        <w:rFonts w:ascii="Wingdings" w:hAnsi="Wingdings" w:hint="default"/>
+        <w:sz w:val="20"/>
+      </w:rPr>
+    </w:lvl>
+    <w:lvl w:ilvl="8" w:tentative="1">
+      <w:start w:val="1"/>
+      <w:numFmt w:val="bullet"/>
+      <w:lvlText w:val=""/>
+      <w:lvlJc w:val="left"/>
+      <w:pPr>
+        <w:tabs>
+          <w:tab w:val="num" w:pos="6480"/>
+        </w:tabs>
+        <w:ind w:left="6480" w:hanging="360"/>
+      </w:pPr>
+      <w:rPr>
+        <w:rFonts w:ascii="Wingdings" w:hAnsi="Wingdings" w:hint="default"/>
+        <w:sz w:val="20"/>
+      </w:rPr>
+    </w:lvl>
+  </w:abstractNum>
+  <w:abstractNum w:abstractNumId="21" w15:restartNumberingAfterBreak="0">
     <w:nsid w:val="18E421F1"/>
     <w:multiLevelType w:val="multilevel"/>
     <w:tmpl w:val="8BE09BF0"/>
@@ -24590,7 +26458,7 @@
       </w:rPr>
     </w:lvl>
   </w:abstractNum>
-  <w:abstractNum w:abstractNumId="20" w15:restartNumberingAfterBreak="0">
+  <w:abstractNum w:abstractNumId="22" w15:restartNumberingAfterBreak="0">
     <w:nsid w:val="1B48563F"/>
     <w:multiLevelType w:val="multilevel"/>
     <w:tmpl w:val="EB466E7A"/>
@@ -24703,7 +26571,7 @@
       </w:pPr>
     </w:lvl>
   </w:abstractNum>
-  <w:abstractNum w:abstractNumId="21" w15:restartNumberingAfterBreak="0">
+  <w:abstractNum w:abstractNumId="23" w15:restartNumberingAfterBreak="0">
     <w:nsid w:val="1D6F6631"/>
     <w:multiLevelType w:val="multilevel"/>
     <w:tmpl w:val="8766E9EC"/>
@@ -24852,7 +26720,7 @@
       </w:rPr>
     </w:lvl>
   </w:abstractNum>
-  <w:abstractNum w:abstractNumId="22" w15:restartNumberingAfterBreak="0">
+  <w:abstractNum w:abstractNumId="24" w15:restartNumberingAfterBreak="0">
     <w:nsid w:val="1EDC19C0"/>
     <w:multiLevelType w:val="multilevel"/>
     <w:tmpl w:val="23EC7C40"/>
@@ -25001,7 +26869,7 @@
       </w:rPr>
     </w:lvl>
   </w:abstractNum>
-  <w:abstractNum w:abstractNumId="23" w15:restartNumberingAfterBreak="0">
+  <w:abstractNum w:abstractNumId="25" w15:restartNumberingAfterBreak="0">
     <w:nsid w:val="1EF71602"/>
     <w:multiLevelType w:val="multilevel"/>
     <w:tmpl w:val="12CA185C"/>
@@ -25150,7 +27018,7 @@
       </w:rPr>
     </w:lvl>
   </w:abstractNum>
-  <w:abstractNum w:abstractNumId="24" w15:restartNumberingAfterBreak="0">
+  <w:abstractNum w:abstractNumId="26" w15:restartNumberingAfterBreak="0">
     <w:nsid w:val="1F5F3D07"/>
     <w:multiLevelType w:val="multilevel"/>
     <w:tmpl w:val="E68AF642"/>
@@ -25299,7 +27167,7 @@
       </w:rPr>
     </w:lvl>
   </w:abstractNum>
-  <w:abstractNum w:abstractNumId="25" w15:restartNumberingAfterBreak="0">
+  <w:abstractNum w:abstractNumId="27" w15:restartNumberingAfterBreak="0">
     <w:nsid w:val="21782A79"/>
     <w:multiLevelType w:val="multilevel"/>
     <w:tmpl w:val="565C833E"/>
@@ -25448,7 +27316,7 @@
       </w:rPr>
     </w:lvl>
   </w:abstractNum>
-  <w:abstractNum w:abstractNumId="26" w15:restartNumberingAfterBreak="0">
+  <w:abstractNum w:abstractNumId="28" w15:restartNumberingAfterBreak="0">
     <w:nsid w:val="236C2430"/>
     <w:multiLevelType w:val="multilevel"/>
     <w:tmpl w:val="EE2A4A12"/>
@@ -25597,7 +27465,7 @@
       </w:rPr>
     </w:lvl>
   </w:abstractNum>
-  <w:abstractNum w:abstractNumId="27" w15:restartNumberingAfterBreak="0">
+  <w:abstractNum w:abstractNumId="29" w15:restartNumberingAfterBreak="0">
     <w:nsid w:val="236F168A"/>
     <w:multiLevelType w:val="multilevel"/>
     <w:tmpl w:val="A73E7832"/>
@@ -25746,7 +27614,7 @@
       </w:rPr>
     </w:lvl>
   </w:abstractNum>
-  <w:abstractNum w:abstractNumId="28" w15:restartNumberingAfterBreak="0">
+  <w:abstractNum w:abstractNumId="30" w15:restartNumberingAfterBreak="0">
     <w:nsid w:val="23D26B35"/>
     <w:multiLevelType w:val="multilevel"/>
     <w:tmpl w:val="5F7C9B90"/>
@@ -25895,7 +27763,7 @@
       </w:rPr>
     </w:lvl>
   </w:abstractNum>
-  <w:abstractNum w:abstractNumId="29" w15:restartNumberingAfterBreak="0">
+  <w:abstractNum w:abstractNumId="31" w15:restartNumberingAfterBreak="0">
     <w:nsid w:val="2A7D2FEF"/>
     <w:multiLevelType w:val="multilevel"/>
     <w:tmpl w:val="44D89F76"/>
@@ -26044,7 +27912,7 @@
       </w:rPr>
     </w:lvl>
   </w:abstractNum>
-  <w:abstractNum w:abstractNumId="30" w15:restartNumberingAfterBreak="0">
+  <w:abstractNum w:abstractNumId="32" w15:restartNumberingAfterBreak="0">
     <w:nsid w:val="2C69755D"/>
     <w:multiLevelType w:val="multilevel"/>
     <w:tmpl w:val="9D623780"/>
@@ -26193,7 +28061,7 @@
       </w:rPr>
     </w:lvl>
   </w:abstractNum>
-  <w:abstractNum w:abstractNumId="31" w15:restartNumberingAfterBreak="0">
+  <w:abstractNum w:abstractNumId="33" w15:restartNumberingAfterBreak="0">
     <w:nsid w:val="2E373F7E"/>
     <w:multiLevelType w:val="multilevel"/>
     <w:tmpl w:val="09C426D6"/>
@@ -26342,7 +28210,7 @@
       </w:rPr>
     </w:lvl>
   </w:abstractNum>
-  <w:abstractNum w:abstractNumId="32" w15:restartNumberingAfterBreak="0">
+  <w:abstractNum w:abstractNumId="34" w15:restartNumberingAfterBreak="0">
     <w:nsid w:val="2F226E4F"/>
     <w:multiLevelType w:val="multilevel"/>
     <w:tmpl w:val="37869C70"/>
@@ -26491,7 +28359,7 @@
       </w:rPr>
     </w:lvl>
   </w:abstractNum>
-  <w:abstractNum w:abstractNumId="33" w15:restartNumberingAfterBreak="0">
+  <w:abstractNum w:abstractNumId="35" w15:restartNumberingAfterBreak="0">
     <w:nsid w:val="30573716"/>
     <w:multiLevelType w:val="multilevel"/>
     <w:tmpl w:val="20B2CE14"/>
@@ -26640,7 +28508,7 @@
       </w:rPr>
     </w:lvl>
   </w:abstractNum>
-  <w:abstractNum w:abstractNumId="34" w15:restartNumberingAfterBreak="0">
+  <w:abstractNum w:abstractNumId="36" w15:restartNumberingAfterBreak="0">
     <w:nsid w:val="31DF0398"/>
     <w:multiLevelType w:val="multilevel"/>
     <w:tmpl w:val="3654B344"/>
@@ -26789,7 +28657,7 @@
       </w:rPr>
     </w:lvl>
   </w:abstractNum>
-  <w:abstractNum w:abstractNumId="35" w15:restartNumberingAfterBreak="0">
+  <w:abstractNum w:abstractNumId="37" w15:restartNumberingAfterBreak="0">
     <w:nsid w:val="32005B1A"/>
     <w:multiLevelType w:val="multilevel"/>
     <w:tmpl w:val="85126598"/>
@@ -26938,7 +28806,7 @@
       </w:rPr>
     </w:lvl>
   </w:abstractNum>
-  <w:abstractNum w:abstractNumId="36" w15:restartNumberingAfterBreak="0">
+  <w:abstractNum w:abstractNumId="38" w15:restartNumberingAfterBreak="0">
     <w:nsid w:val="32A07268"/>
     <w:multiLevelType w:val="multilevel"/>
     <w:tmpl w:val="A36E2982"/>
@@ -27087,7 +28955,7 @@
       </w:rPr>
     </w:lvl>
   </w:abstractNum>
-  <w:abstractNum w:abstractNumId="37" w15:restartNumberingAfterBreak="0">
+  <w:abstractNum w:abstractNumId="39" w15:restartNumberingAfterBreak="0">
     <w:nsid w:val="355B1F24"/>
     <w:multiLevelType w:val="multilevel"/>
     <w:tmpl w:val="CE3EA99E"/>
@@ -27200,7 +29068,7 @@
       </w:pPr>
     </w:lvl>
   </w:abstractNum>
-  <w:abstractNum w:abstractNumId="38" w15:restartNumberingAfterBreak="0">
+  <w:abstractNum w:abstractNumId="40" w15:restartNumberingAfterBreak="0">
     <w:nsid w:val="35A82C05"/>
     <w:multiLevelType w:val="multilevel"/>
     <w:tmpl w:val="E350F560"/>
@@ -27313,7 +29181,7 @@
       </w:rPr>
     </w:lvl>
   </w:abstractNum>
-  <w:abstractNum w:abstractNumId="39" w15:restartNumberingAfterBreak="0">
+  <w:abstractNum w:abstractNumId="41" w15:restartNumberingAfterBreak="0">
     <w:nsid w:val="3609275E"/>
     <w:multiLevelType w:val="multilevel"/>
     <w:tmpl w:val="0944B326"/>
@@ -27462,7 +29330,7 @@
       </w:rPr>
     </w:lvl>
   </w:abstractNum>
-  <w:abstractNum w:abstractNumId="40" w15:restartNumberingAfterBreak="0">
+  <w:abstractNum w:abstractNumId="42" w15:restartNumberingAfterBreak="0">
     <w:nsid w:val="3A853504"/>
     <w:multiLevelType w:val="multilevel"/>
     <w:tmpl w:val="3A0663FC"/>
@@ -27611,7 +29479,7 @@
       </w:rPr>
     </w:lvl>
   </w:abstractNum>
-  <w:abstractNum w:abstractNumId="41" w15:restartNumberingAfterBreak="0">
+  <w:abstractNum w:abstractNumId="43" w15:restartNumberingAfterBreak="0">
     <w:nsid w:val="3BC233D6"/>
     <w:multiLevelType w:val="multilevel"/>
     <w:tmpl w:val="9A4008EC"/>
@@ -27724,7 +29592,7 @@
       </w:pPr>
     </w:lvl>
   </w:abstractNum>
-  <w:abstractNum w:abstractNumId="42" w15:restartNumberingAfterBreak="0">
+  <w:abstractNum w:abstractNumId="44" w15:restartNumberingAfterBreak="0">
     <w:nsid w:val="3C281305"/>
     <w:multiLevelType w:val="multilevel"/>
     <w:tmpl w:val="B5121AD4"/>
@@ -27873,7 +29741,7 @@
       </w:rPr>
     </w:lvl>
   </w:abstractNum>
-  <w:abstractNum w:abstractNumId="43" w15:restartNumberingAfterBreak="0">
+  <w:abstractNum w:abstractNumId="45" w15:restartNumberingAfterBreak="0">
     <w:nsid w:val="3EA91228"/>
     <w:multiLevelType w:val="multilevel"/>
     <w:tmpl w:val="8240532A"/>
@@ -28022,7 +29890,7 @@
       </w:rPr>
     </w:lvl>
   </w:abstractNum>
-  <w:abstractNum w:abstractNumId="44" w15:restartNumberingAfterBreak="0">
+  <w:abstractNum w:abstractNumId="46" w15:restartNumberingAfterBreak="0">
     <w:nsid w:val="407B715F"/>
     <w:multiLevelType w:val="multilevel"/>
     <w:tmpl w:val="263AD926"/>
@@ -28171,7 +30039,156 @@
       </w:rPr>
     </w:lvl>
   </w:abstractNum>
-  <w:abstractNum w:abstractNumId="45" w15:restartNumberingAfterBreak="0">
+  <w:abstractNum w:abstractNumId="47" w15:restartNumberingAfterBreak="0">
+    <w:nsid w:val="411E615E"/>
+    <w:multiLevelType w:val="multilevel"/>
+    <w:tmpl w:val="3070A968"/>
+    <w:lvl w:ilvl="0">
+      <w:start w:val="1"/>
+      <w:numFmt w:val="bullet"/>
+      <w:lvlText w:val=""/>
+      <w:lvlJc w:val="left"/>
+      <w:pPr>
+        <w:tabs>
+          <w:tab w:val="num" w:pos="720"/>
+        </w:tabs>
+        <w:ind w:left="720" w:hanging="360"/>
+      </w:pPr>
+      <w:rPr>
+        <w:rFonts w:ascii="Symbol" w:hAnsi="Symbol" w:hint="default"/>
+        <w:sz w:val="20"/>
+      </w:rPr>
+    </w:lvl>
+    <w:lvl w:ilvl="1">
+      <w:start w:val="1"/>
+      <w:numFmt w:val="bullet"/>
+      <w:lvlText w:val="o"/>
+      <w:lvlJc w:val="left"/>
+      <w:pPr>
+        <w:tabs>
+          <w:tab w:val="num" w:pos="1440"/>
+        </w:tabs>
+        <w:ind w:left="1440" w:hanging="360"/>
+      </w:pPr>
+      <w:rPr>
+        <w:rFonts w:ascii="Courier New" w:hAnsi="Courier New" w:hint="default"/>
+        <w:sz w:val="20"/>
+      </w:rPr>
+    </w:lvl>
+    <w:lvl w:ilvl="2" w:tentative="1">
+      <w:start w:val="1"/>
+      <w:numFmt w:val="bullet"/>
+      <w:lvlText w:val=""/>
+      <w:lvlJc w:val="left"/>
+      <w:pPr>
+        <w:tabs>
+          <w:tab w:val="num" w:pos="2160"/>
+        </w:tabs>
+        <w:ind w:left="2160" w:hanging="360"/>
+      </w:pPr>
+      <w:rPr>
+        <w:rFonts w:ascii="Wingdings" w:hAnsi="Wingdings" w:hint="default"/>
+        <w:sz w:val="20"/>
+      </w:rPr>
+    </w:lvl>
+    <w:lvl w:ilvl="3" w:tentative="1">
+      <w:start w:val="1"/>
+      <w:numFmt w:val="bullet"/>
+      <w:lvlText w:val=""/>
+      <w:lvlJc w:val="left"/>
+      <w:pPr>
+        <w:tabs>
+          <w:tab w:val="num" w:pos="2880"/>
+        </w:tabs>
+        <w:ind w:left="2880" w:hanging="360"/>
+      </w:pPr>
+      <w:rPr>
+        <w:rFonts w:ascii="Wingdings" w:hAnsi="Wingdings" w:hint="default"/>
+        <w:sz w:val="20"/>
+      </w:rPr>
+    </w:lvl>
+    <w:lvl w:ilvl="4" w:tentative="1">
+      <w:start w:val="1"/>
+      <w:numFmt w:val="bullet"/>
+      <w:lvlText w:val=""/>
+      <w:lvlJc w:val="left"/>
+      <w:pPr>
+        <w:tabs>
+          <w:tab w:val="num" w:pos="3600"/>
+        </w:tabs>
+        <w:ind w:left="3600" w:hanging="360"/>
+      </w:pPr>
+      <w:rPr>
+        <w:rFonts w:ascii="Wingdings" w:hAnsi="Wingdings" w:hint="default"/>
+        <w:sz w:val="20"/>
+      </w:rPr>
+    </w:lvl>
+    <w:lvl w:ilvl="5" w:tentative="1">
+      <w:start w:val="1"/>
+      <w:numFmt w:val="bullet"/>
+      <w:lvlText w:val=""/>
+      <w:lvlJc w:val="left"/>
+      <w:pPr>
+        <w:tabs>
+          <w:tab w:val="num" w:pos="4320"/>
+        </w:tabs>
+        <w:ind w:left="4320" w:hanging="360"/>
+      </w:pPr>
+      <w:rPr>
+        <w:rFonts w:ascii="Wingdings" w:hAnsi="Wingdings" w:hint="default"/>
+        <w:sz w:val="20"/>
+      </w:rPr>
+    </w:lvl>
+    <w:lvl w:ilvl="6" w:tentative="1">
+      <w:start w:val="1"/>
+      <w:numFmt w:val="bullet"/>
+      <w:lvlText w:val=""/>
+      <w:lvlJc w:val="left"/>
+      <w:pPr>
+        <w:tabs>
+          <w:tab w:val="num" w:pos="5040"/>
+        </w:tabs>
+        <w:ind w:left="5040" w:hanging="360"/>
+      </w:pPr>
+      <w:rPr>
+        <w:rFonts w:ascii="Wingdings" w:hAnsi="Wingdings" w:hint="default"/>
+        <w:sz w:val="20"/>
+      </w:rPr>
+    </w:lvl>
+    <w:lvl w:ilvl="7" w:tentative="1">
+      <w:start w:val="1"/>
+      <w:numFmt w:val="bullet"/>
+      <w:lvlText w:val=""/>
+      <w:lvlJc w:val="left"/>
+      <w:pPr>
+        <w:tabs>
+          <w:tab w:val="num" w:pos="5760"/>
+        </w:tabs>
+        <w:ind w:left="5760" w:hanging="360"/>
+      </w:pPr>
+      <w:rPr>
+        <w:rFonts w:ascii="Wingdings" w:hAnsi="Wingdings" w:hint="default"/>
+        <w:sz w:val="20"/>
+      </w:rPr>
+    </w:lvl>
+    <w:lvl w:ilvl="8" w:tentative="1">
+      <w:start w:val="1"/>
+      <w:numFmt w:val="bullet"/>
+      <w:lvlText w:val=""/>
+      <w:lvlJc w:val="left"/>
+      <w:pPr>
+        <w:tabs>
+          <w:tab w:val="num" w:pos="6480"/>
+        </w:tabs>
+        <w:ind w:left="6480" w:hanging="360"/>
+      </w:pPr>
+      <w:rPr>
+        <w:rFonts w:ascii="Wingdings" w:hAnsi="Wingdings" w:hint="default"/>
+        <w:sz w:val="20"/>
+      </w:rPr>
+    </w:lvl>
+  </w:abstractNum>
+  <w:abstractNum w:abstractNumId="48" w15:restartNumberingAfterBreak="0">
     <w:nsid w:val="475F458F"/>
     <w:multiLevelType w:val="multilevel"/>
     <w:tmpl w:val="9FFE4BD8"/>
@@ -28320,7 +30337,7 @@
       </w:rPr>
     </w:lvl>
   </w:abstractNum>
-  <w:abstractNum w:abstractNumId="46" w15:restartNumberingAfterBreak="0">
+  <w:abstractNum w:abstractNumId="49" w15:restartNumberingAfterBreak="0">
     <w:nsid w:val="4A195ECC"/>
     <w:multiLevelType w:val="multilevel"/>
     <w:tmpl w:val="01348AF0"/>
@@ -28469,7 +30486,7 @@
       </w:rPr>
     </w:lvl>
   </w:abstractNum>
-  <w:abstractNum w:abstractNumId="47" w15:restartNumberingAfterBreak="0">
+  <w:abstractNum w:abstractNumId="50" w15:restartNumberingAfterBreak="0">
     <w:nsid w:val="4A2F387A"/>
     <w:multiLevelType w:val="multilevel"/>
     <w:tmpl w:val="D8AE2440"/>
@@ -28618,7 +30635,7 @@
       </w:rPr>
     </w:lvl>
   </w:abstractNum>
-  <w:abstractNum w:abstractNumId="48" w15:restartNumberingAfterBreak="0">
+  <w:abstractNum w:abstractNumId="51" w15:restartNumberingAfterBreak="0">
     <w:nsid w:val="4A624362"/>
     <w:multiLevelType w:val="multilevel"/>
     <w:tmpl w:val="B5A27582"/>
@@ -28767,7 +30784,7 @@
       </w:rPr>
     </w:lvl>
   </w:abstractNum>
-  <w:abstractNum w:abstractNumId="49" w15:restartNumberingAfterBreak="0">
+  <w:abstractNum w:abstractNumId="52" w15:restartNumberingAfterBreak="0">
     <w:nsid w:val="4DEE7B61"/>
     <w:multiLevelType w:val="multilevel"/>
     <w:tmpl w:val="35B23B7E"/>
@@ -28916,7 +30933,7 @@
       </w:rPr>
     </w:lvl>
   </w:abstractNum>
-  <w:abstractNum w:abstractNumId="50" w15:restartNumberingAfterBreak="0">
+  <w:abstractNum w:abstractNumId="53" w15:restartNumberingAfterBreak="0">
     <w:nsid w:val="4E5A1845"/>
     <w:multiLevelType w:val="multilevel"/>
     <w:tmpl w:val="73B2F42E"/>
@@ -29065,7 +31082,7 @@
       </w:rPr>
     </w:lvl>
   </w:abstractNum>
-  <w:abstractNum w:abstractNumId="51" w15:restartNumberingAfterBreak="0">
+  <w:abstractNum w:abstractNumId="54" w15:restartNumberingAfterBreak="0">
     <w:nsid w:val="4EDD4C76"/>
     <w:multiLevelType w:val="multilevel"/>
     <w:tmpl w:val="1E4230B6"/>
@@ -29214,7 +31231,7 @@
       </w:rPr>
     </w:lvl>
   </w:abstractNum>
-  <w:abstractNum w:abstractNumId="52" w15:restartNumberingAfterBreak="0">
+  <w:abstractNum w:abstractNumId="55" w15:restartNumberingAfterBreak="0">
     <w:nsid w:val="509C2C52"/>
     <w:multiLevelType w:val="multilevel"/>
     <w:tmpl w:val="11A41412"/>
@@ -29363,7 +31380,7 @@
       </w:rPr>
     </w:lvl>
   </w:abstractNum>
-  <w:abstractNum w:abstractNumId="53" w15:restartNumberingAfterBreak="0">
+  <w:abstractNum w:abstractNumId="56" w15:restartNumberingAfterBreak="0">
     <w:nsid w:val="51574A6B"/>
     <w:multiLevelType w:val="multilevel"/>
     <w:tmpl w:val="6CDA5FDC"/>
@@ -29512,7 +31529,7 @@
       </w:rPr>
     </w:lvl>
   </w:abstractNum>
-  <w:abstractNum w:abstractNumId="54" w15:restartNumberingAfterBreak="0">
+  <w:abstractNum w:abstractNumId="57" w15:restartNumberingAfterBreak="0">
     <w:nsid w:val="51B41EA4"/>
     <w:multiLevelType w:val="multilevel"/>
     <w:tmpl w:val="44ACFB72"/>
@@ -29661,7 +31678,7 @@
       </w:rPr>
     </w:lvl>
   </w:abstractNum>
-  <w:abstractNum w:abstractNumId="55" w15:restartNumberingAfterBreak="0">
+  <w:abstractNum w:abstractNumId="58" w15:restartNumberingAfterBreak="0">
     <w:nsid w:val="53971178"/>
     <w:multiLevelType w:val="multilevel"/>
     <w:tmpl w:val="BDC0FCF4"/>
@@ -29810,7 +31827,7 @@
       </w:rPr>
     </w:lvl>
   </w:abstractNum>
-  <w:abstractNum w:abstractNumId="56" w15:restartNumberingAfterBreak="0">
+  <w:abstractNum w:abstractNumId="59" w15:restartNumberingAfterBreak="0">
     <w:nsid w:val="54D82E9D"/>
     <w:multiLevelType w:val="multilevel"/>
     <w:tmpl w:val="CFBA9C94"/>
@@ -29959,7 +31976,7 @@
       </w:rPr>
     </w:lvl>
   </w:abstractNum>
-  <w:abstractNum w:abstractNumId="57" w15:restartNumberingAfterBreak="0">
+  <w:abstractNum w:abstractNumId="60" w15:restartNumberingAfterBreak="0">
     <w:nsid w:val="551D7066"/>
     <w:multiLevelType w:val="multilevel"/>
     <w:tmpl w:val="806055CC"/>
@@ -30108,7 +32125,7 @@
       </w:rPr>
     </w:lvl>
   </w:abstractNum>
-  <w:abstractNum w:abstractNumId="58" w15:restartNumberingAfterBreak="0">
+  <w:abstractNum w:abstractNumId="61" w15:restartNumberingAfterBreak="0">
     <w:nsid w:val="57D30099"/>
     <w:multiLevelType w:val="multilevel"/>
     <w:tmpl w:val="2902B044"/>
@@ -30257,7 +32274,7 @@
       </w:rPr>
     </w:lvl>
   </w:abstractNum>
-  <w:abstractNum w:abstractNumId="59" w15:restartNumberingAfterBreak="0">
+  <w:abstractNum w:abstractNumId="62" w15:restartNumberingAfterBreak="0">
     <w:nsid w:val="5A900DD2"/>
     <w:multiLevelType w:val="multilevel"/>
     <w:tmpl w:val="BFE8AE22"/>
@@ -30406,7 +32423,7 @@
       </w:rPr>
     </w:lvl>
   </w:abstractNum>
-  <w:abstractNum w:abstractNumId="60" w15:restartNumberingAfterBreak="0">
+  <w:abstractNum w:abstractNumId="63" w15:restartNumberingAfterBreak="0">
     <w:nsid w:val="5BA227C2"/>
     <w:multiLevelType w:val="multilevel"/>
     <w:tmpl w:val="CFF20E1C"/>
@@ -30555,7 +32572,7 @@
       </w:rPr>
     </w:lvl>
   </w:abstractNum>
-  <w:abstractNum w:abstractNumId="61" w15:restartNumberingAfterBreak="0">
+  <w:abstractNum w:abstractNumId="64" w15:restartNumberingAfterBreak="0">
     <w:nsid w:val="5BC718B1"/>
     <w:multiLevelType w:val="multilevel"/>
     <w:tmpl w:val="22D47F84"/>
@@ -30668,7 +32685,7 @@
       </w:pPr>
     </w:lvl>
   </w:abstractNum>
-  <w:abstractNum w:abstractNumId="62" w15:restartNumberingAfterBreak="0">
+  <w:abstractNum w:abstractNumId="65" w15:restartNumberingAfterBreak="0">
     <w:nsid w:val="5ECC0FEE"/>
     <w:multiLevelType w:val="multilevel"/>
     <w:tmpl w:val="BD92264E"/>
@@ -30817,7 +32834,7 @@
       </w:rPr>
     </w:lvl>
   </w:abstractNum>
-  <w:abstractNum w:abstractNumId="63" w15:restartNumberingAfterBreak="0">
+  <w:abstractNum w:abstractNumId="66" w15:restartNumberingAfterBreak="0">
     <w:nsid w:val="5EF81EF8"/>
     <w:multiLevelType w:val="multilevel"/>
     <w:tmpl w:val="6A78ED88"/>
@@ -30966,7 +32983,7 @@
       </w:rPr>
     </w:lvl>
   </w:abstractNum>
-  <w:abstractNum w:abstractNumId="64" w15:restartNumberingAfterBreak="0">
+  <w:abstractNum w:abstractNumId="67" w15:restartNumberingAfterBreak="0">
     <w:nsid w:val="5FAA50E0"/>
     <w:multiLevelType w:val="multilevel"/>
     <w:tmpl w:val="D1540AB2"/>
@@ -31115,7 +33132,7 @@
       </w:rPr>
     </w:lvl>
   </w:abstractNum>
-  <w:abstractNum w:abstractNumId="65" w15:restartNumberingAfterBreak="0">
+  <w:abstractNum w:abstractNumId="68" w15:restartNumberingAfterBreak="0">
     <w:nsid w:val="626C0491"/>
     <w:multiLevelType w:val="multilevel"/>
     <w:tmpl w:val="D58CD270"/>
@@ -31264,7 +33281,7 @@
       </w:rPr>
     </w:lvl>
   </w:abstractNum>
-  <w:abstractNum w:abstractNumId="66" w15:restartNumberingAfterBreak="0">
+  <w:abstractNum w:abstractNumId="69" w15:restartNumberingAfterBreak="0">
     <w:nsid w:val="63242A9E"/>
     <w:multiLevelType w:val="multilevel"/>
     <w:tmpl w:val="4A9A43DE"/>
@@ -31413,7 +33430,7 @@
       </w:rPr>
     </w:lvl>
   </w:abstractNum>
-  <w:abstractNum w:abstractNumId="67" w15:restartNumberingAfterBreak="0">
+  <w:abstractNum w:abstractNumId="70" w15:restartNumberingAfterBreak="0">
     <w:nsid w:val="64E3223A"/>
     <w:multiLevelType w:val="multilevel"/>
     <w:tmpl w:val="904C23A0"/>
@@ -31562,7 +33579,7 @@
       </w:rPr>
     </w:lvl>
   </w:abstractNum>
-  <w:abstractNum w:abstractNumId="68" w15:restartNumberingAfterBreak="0">
+  <w:abstractNum w:abstractNumId="71" w15:restartNumberingAfterBreak="0">
     <w:nsid w:val="66F34E06"/>
     <w:multiLevelType w:val="multilevel"/>
     <w:tmpl w:val="0B44A696"/>
@@ -31675,7 +33692,156 @@
       </w:pPr>
     </w:lvl>
   </w:abstractNum>
-  <w:abstractNum w:abstractNumId="69" w15:restartNumberingAfterBreak="0">
+  <w:abstractNum w:abstractNumId="72" w15:restartNumberingAfterBreak="0">
+    <w:nsid w:val="69B10C2B"/>
+    <w:multiLevelType w:val="multilevel"/>
+    <w:tmpl w:val="E9E489FA"/>
+    <w:lvl w:ilvl="0">
+      <w:start w:val="1"/>
+      <w:numFmt w:val="bullet"/>
+      <w:lvlText w:val=""/>
+      <w:lvlJc w:val="left"/>
+      <w:pPr>
+        <w:tabs>
+          <w:tab w:val="num" w:pos="720"/>
+        </w:tabs>
+        <w:ind w:left="720" w:hanging="360"/>
+      </w:pPr>
+      <w:rPr>
+        <w:rFonts w:ascii="Symbol" w:hAnsi="Symbol" w:hint="default"/>
+        <w:sz w:val="20"/>
+      </w:rPr>
+    </w:lvl>
+    <w:lvl w:ilvl="1">
+      <w:start w:val="1"/>
+      <w:numFmt w:val="bullet"/>
+      <w:lvlText w:val="o"/>
+      <w:lvlJc w:val="left"/>
+      <w:pPr>
+        <w:tabs>
+          <w:tab w:val="num" w:pos="1440"/>
+        </w:tabs>
+        <w:ind w:left="1440" w:hanging="360"/>
+      </w:pPr>
+      <w:rPr>
+        <w:rFonts w:ascii="Courier New" w:hAnsi="Courier New" w:hint="default"/>
+        <w:sz w:val="20"/>
+      </w:rPr>
+    </w:lvl>
+    <w:lvl w:ilvl="2">
+      <w:start w:val="1"/>
+      <w:numFmt w:val="bullet"/>
+      <w:lvlText w:val=""/>
+      <w:lvlJc w:val="left"/>
+      <w:pPr>
+        <w:tabs>
+          <w:tab w:val="num" w:pos="2160"/>
+        </w:tabs>
+        <w:ind w:left="2160" w:hanging="360"/>
+      </w:pPr>
+      <w:rPr>
+        <w:rFonts w:ascii="Wingdings" w:hAnsi="Wingdings" w:hint="default"/>
+        <w:sz w:val="20"/>
+      </w:rPr>
+    </w:lvl>
+    <w:lvl w:ilvl="3" w:tentative="1">
+      <w:start w:val="1"/>
+      <w:numFmt w:val="bullet"/>
+      <w:lvlText w:val=""/>
+      <w:lvlJc w:val="left"/>
+      <w:pPr>
+        <w:tabs>
+          <w:tab w:val="num" w:pos="2880"/>
+        </w:tabs>
+        <w:ind w:left="2880" w:hanging="360"/>
+      </w:pPr>
+      <w:rPr>
+        <w:rFonts w:ascii="Wingdings" w:hAnsi="Wingdings" w:hint="default"/>
+        <w:sz w:val="20"/>
+      </w:rPr>
+    </w:lvl>
+    <w:lvl w:ilvl="4" w:tentative="1">
+      <w:start w:val="1"/>
+      <w:numFmt w:val="bullet"/>
+      <w:lvlText w:val=""/>
+      <w:lvlJc w:val="left"/>
+      <w:pPr>
+        <w:tabs>
+          <w:tab w:val="num" w:pos="3600"/>
+        </w:tabs>
+        <w:ind w:left="3600" w:hanging="360"/>
+      </w:pPr>
+      <w:rPr>
+        <w:rFonts w:ascii="Wingdings" w:hAnsi="Wingdings" w:hint="default"/>
+        <w:sz w:val="20"/>
+      </w:rPr>
+    </w:lvl>
+    <w:lvl w:ilvl="5" w:tentative="1">
+      <w:start w:val="1"/>
+      <w:numFmt w:val="bullet"/>
+      <w:lvlText w:val=""/>
+      <w:lvlJc w:val="left"/>
+      <w:pPr>
+        <w:tabs>
+          <w:tab w:val="num" w:pos="4320"/>
+        </w:tabs>
+        <w:ind w:left="4320" w:hanging="360"/>
+      </w:pPr>
+      <w:rPr>
+        <w:rFonts w:ascii="Wingdings" w:hAnsi="Wingdings" w:hint="default"/>
+        <w:sz w:val="20"/>
+      </w:rPr>
+    </w:lvl>
+    <w:lvl w:ilvl="6" w:tentative="1">
+      <w:start w:val="1"/>
+      <w:numFmt w:val="bullet"/>
+      <w:lvlText w:val=""/>
+      <w:lvlJc w:val="left"/>
+      <w:pPr>
+        <w:tabs>
+          <w:tab w:val="num" w:pos="5040"/>
+        </w:tabs>
+        <w:ind w:left="5040" w:hanging="360"/>
+      </w:pPr>
+      <w:rPr>
+        <w:rFonts w:ascii="Wingdings" w:hAnsi="Wingdings" w:hint="default"/>
+        <w:sz w:val="20"/>
+      </w:rPr>
+    </w:lvl>
+    <w:lvl w:ilvl="7" w:tentative="1">
+      <w:start w:val="1"/>
+      <w:numFmt w:val="bullet"/>
+      <w:lvlText w:val=""/>
+      <w:lvlJc w:val="left"/>
+      <w:pPr>
+        <w:tabs>
+          <w:tab w:val="num" w:pos="5760"/>
+        </w:tabs>
+        <w:ind w:left="5760" w:hanging="360"/>
+      </w:pPr>
+      <w:rPr>
+        <w:rFonts w:ascii="Wingdings" w:hAnsi="Wingdings" w:hint="default"/>
+        <w:sz w:val="20"/>
+      </w:rPr>
+    </w:lvl>
+    <w:lvl w:ilvl="8" w:tentative="1">
+      <w:start w:val="1"/>
+      <w:numFmt w:val="bullet"/>
+      <w:lvlText w:val=""/>
+      <w:lvlJc w:val="left"/>
+      <w:pPr>
+        <w:tabs>
+          <w:tab w:val="num" w:pos="6480"/>
+        </w:tabs>
+        <w:ind w:left="6480" w:hanging="360"/>
+      </w:pPr>
+      <w:rPr>
+        <w:rFonts w:ascii="Wingdings" w:hAnsi="Wingdings" w:hint="default"/>
+        <w:sz w:val="20"/>
+      </w:rPr>
+    </w:lvl>
+  </w:abstractNum>
+  <w:abstractNum w:abstractNumId="73" w15:restartNumberingAfterBreak="0">
     <w:nsid w:val="69DE27E8"/>
     <w:multiLevelType w:val="multilevel"/>
     <w:tmpl w:val="41E2D3B4"/>
@@ -31824,7 +33990,7 @@
       </w:rPr>
     </w:lvl>
   </w:abstractNum>
-  <w:abstractNum w:abstractNumId="70" w15:restartNumberingAfterBreak="0">
+  <w:abstractNum w:abstractNumId="74" w15:restartNumberingAfterBreak="0">
     <w:nsid w:val="6ADE10D2"/>
     <w:multiLevelType w:val="multilevel"/>
     <w:tmpl w:val="05E21F7E"/>
@@ -31973,7 +34139,7 @@
       </w:rPr>
     </w:lvl>
   </w:abstractNum>
-  <w:abstractNum w:abstractNumId="71" w15:restartNumberingAfterBreak="0">
+  <w:abstractNum w:abstractNumId="75" w15:restartNumberingAfterBreak="0">
     <w:nsid w:val="6DF225C1"/>
     <w:multiLevelType w:val="multilevel"/>
     <w:tmpl w:val="07D27A00"/>
@@ -32086,7 +34252,7 @@
       </w:pPr>
     </w:lvl>
   </w:abstractNum>
-  <w:abstractNum w:abstractNumId="72" w15:restartNumberingAfterBreak="0">
+  <w:abstractNum w:abstractNumId="76" w15:restartNumberingAfterBreak="0">
     <w:nsid w:val="6ED51EFA"/>
     <w:multiLevelType w:val="multilevel"/>
     <w:tmpl w:val="3FAAD508"/>
@@ -32199,7 +34365,7 @@
       </w:pPr>
     </w:lvl>
   </w:abstractNum>
-  <w:abstractNum w:abstractNumId="73" w15:restartNumberingAfterBreak="0">
+  <w:abstractNum w:abstractNumId="77" w15:restartNumberingAfterBreak="0">
     <w:nsid w:val="71133A96"/>
     <w:multiLevelType w:val="multilevel"/>
     <w:tmpl w:val="857413D6"/>
@@ -32348,7 +34514,7 @@
       </w:rPr>
     </w:lvl>
   </w:abstractNum>
-  <w:abstractNum w:abstractNumId="74" w15:restartNumberingAfterBreak="0">
+  <w:abstractNum w:abstractNumId="78" w15:restartNumberingAfterBreak="0">
     <w:nsid w:val="72D23280"/>
     <w:multiLevelType w:val="multilevel"/>
     <w:tmpl w:val="0DEA337E"/>
@@ -32497,7 +34663,7 @@
       </w:rPr>
     </w:lvl>
   </w:abstractNum>
-  <w:abstractNum w:abstractNumId="75" w15:restartNumberingAfterBreak="0">
+  <w:abstractNum w:abstractNumId="79" w15:restartNumberingAfterBreak="0">
     <w:nsid w:val="74A65C26"/>
     <w:multiLevelType w:val="multilevel"/>
     <w:tmpl w:val="D4126828"/>
@@ -32646,7 +34812,7 @@
       </w:rPr>
     </w:lvl>
   </w:abstractNum>
-  <w:abstractNum w:abstractNumId="76" w15:restartNumberingAfterBreak="0">
+  <w:abstractNum w:abstractNumId="80" w15:restartNumberingAfterBreak="0">
     <w:nsid w:val="7A171886"/>
     <w:multiLevelType w:val="multilevel"/>
     <w:tmpl w:val="FCB08900"/>
@@ -32795,7 +34961,7 @@
       </w:rPr>
     </w:lvl>
   </w:abstractNum>
-  <w:abstractNum w:abstractNumId="77" w15:restartNumberingAfterBreak="0">
+  <w:abstractNum w:abstractNumId="81" w15:restartNumberingAfterBreak="0">
     <w:nsid w:val="7E500FA2"/>
     <w:multiLevelType w:val="multilevel"/>
     <w:tmpl w:val="D42C390C"/>
@@ -32944,7 +35110,7 @@
       </w:rPr>
     </w:lvl>
   </w:abstractNum>
-  <w:abstractNum w:abstractNumId="78" w15:restartNumberingAfterBreak="0">
+  <w:abstractNum w:abstractNumId="82" w15:restartNumberingAfterBreak="0">
     <w:nsid w:val="7EFC6C2D"/>
     <w:multiLevelType w:val="multilevel"/>
     <w:tmpl w:val="8F9E3316"/>
@@ -33094,94 +35260,94 @@
     </w:lvl>
   </w:abstractNum>
   <w:num w:numId="1" w16cid:durableId="776947275">
-    <w:abstractNumId w:val="61"/>
+    <w:abstractNumId w:val="64"/>
   </w:num>
   <w:num w:numId="2" w16cid:durableId="1780180689">
     <w:abstractNumId w:val="2"/>
   </w:num>
   <w:num w:numId="3" w16cid:durableId="1938520652">
+    <w:abstractNumId w:val="34"/>
+  </w:num>
+  <w:num w:numId="4" w16cid:durableId="758913192">
+    <w:abstractNumId w:val="82"/>
+  </w:num>
+  <w:num w:numId="5" w16cid:durableId="1673141872">
+    <w:abstractNumId w:val="17"/>
+  </w:num>
+  <w:num w:numId="6" w16cid:durableId="569770408">
+    <w:abstractNumId w:val="54"/>
+  </w:num>
+  <w:num w:numId="7" w16cid:durableId="2055614982">
+    <w:abstractNumId w:val="69"/>
+  </w:num>
+  <w:num w:numId="8" w16cid:durableId="829373294">
+    <w:abstractNumId w:val="71"/>
+  </w:num>
+  <w:num w:numId="9" w16cid:durableId="1820724963">
+    <w:abstractNumId w:val="52"/>
+  </w:num>
+  <w:num w:numId="10" w16cid:durableId="1964146583">
+    <w:abstractNumId w:val="40"/>
+  </w:num>
+  <w:num w:numId="11" w16cid:durableId="1005127585">
     <w:abstractNumId w:val="32"/>
   </w:num>
-  <w:num w:numId="4" w16cid:durableId="758913192">
+  <w:num w:numId="12" w16cid:durableId="475148351">
+    <w:abstractNumId w:val="76"/>
+  </w:num>
+  <w:num w:numId="13" w16cid:durableId="327826324">
+    <w:abstractNumId w:val="79"/>
+  </w:num>
+  <w:num w:numId="14" w16cid:durableId="1469282050">
     <w:abstractNumId w:val="78"/>
   </w:num>
-  <w:num w:numId="5" w16cid:durableId="1673141872">
-    <w:abstractNumId w:val="16"/>
-  </w:num>
-  <w:num w:numId="6" w16cid:durableId="569770408">
-    <w:abstractNumId w:val="51"/>
-  </w:num>
-  <w:num w:numId="7" w16cid:durableId="2055614982">
-    <w:abstractNumId w:val="66"/>
-  </w:num>
-  <w:num w:numId="8" w16cid:durableId="829373294">
-    <w:abstractNumId w:val="68"/>
-  </w:num>
-  <w:num w:numId="9" w16cid:durableId="1820724963">
+  <w:num w:numId="15" w16cid:durableId="1452283799">
     <w:abstractNumId w:val="49"/>
   </w:num>
-  <w:num w:numId="10" w16cid:durableId="1964146583">
-    <w:abstractNumId w:val="38"/>
-  </w:num>
-  <w:num w:numId="11" w16cid:durableId="1005127585">
-    <w:abstractNumId w:val="30"/>
-  </w:num>
-  <w:num w:numId="12" w16cid:durableId="475148351">
-    <w:abstractNumId w:val="72"/>
-  </w:num>
-  <w:num w:numId="13" w16cid:durableId="327826324">
-    <w:abstractNumId w:val="75"/>
-  </w:num>
-  <w:num w:numId="14" w16cid:durableId="1469282050">
-    <w:abstractNumId w:val="74"/>
-  </w:num>
-  <w:num w:numId="15" w16cid:durableId="1452283799">
-    <w:abstractNumId w:val="46"/>
-  </w:num>
   <w:num w:numId="16" w16cid:durableId="1736515285">
-    <w:abstractNumId w:val="34"/>
+    <w:abstractNumId w:val="36"/>
   </w:num>
   <w:num w:numId="17" w16cid:durableId="245188300">
-    <w:abstractNumId w:val="50"/>
+    <w:abstractNumId w:val="53"/>
   </w:num>
   <w:num w:numId="18" w16cid:durableId="1229999732">
     <w:abstractNumId w:val="13"/>
   </w:num>
   <w:num w:numId="19" w16cid:durableId="1444764823">
-    <w:abstractNumId w:val="37"/>
+    <w:abstractNumId w:val="39"/>
   </w:num>
   <w:num w:numId="20" w16cid:durableId="1684359357">
-    <w:abstractNumId w:val="41"/>
+    <w:abstractNumId w:val="43"/>
   </w:num>
   <w:num w:numId="21" w16cid:durableId="555359145">
-    <w:abstractNumId w:val="40"/>
+    <w:abstractNumId w:val="42"/>
   </w:num>
   <w:num w:numId="22" w16cid:durableId="1418021022">
-    <w:abstractNumId w:val="42"/>
+    <w:abstractNumId w:val="44"/>
   </w:num>
   <w:num w:numId="23" w16cid:durableId="27727930">
     <w:abstractNumId w:val="7"/>
   </w:num>
   <w:num w:numId="24" w16cid:durableId="1346052898">
+    <w:abstractNumId w:val="19"/>
+  </w:num>
+  <w:num w:numId="25" w16cid:durableId="641884023">
     <w:abstractNumId w:val="18"/>
   </w:num>
-  <w:num w:numId="25" w16cid:durableId="641884023">
-    <w:abstractNumId w:val="17"/>
-  </w:num>
   <w:num w:numId="26" w16cid:durableId="665016448">
-    <w:abstractNumId w:val="31"/>
+    <w:abstractNumId w:val="33"/>
   </w:num>
   <w:num w:numId="27" w16cid:durableId="1570455649">
-    <w:abstractNumId w:val="27"/>
+    <w:abstractNumId w:val="29"/>
   </w:num>
   <w:num w:numId="28" w16cid:durableId="2062290969">
     <w:abstractNumId w:val="12"/>
   </w:num>
   <w:num w:numId="29" w16cid:durableId="1041436978">
-    <w:abstractNumId w:val="33"/>
+    <w:abstractNumId w:val="35"/>
   </w:num>
   <w:num w:numId="30" w16cid:durableId="1638490465">
-    <w:abstractNumId w:val="55"/>
+    <w:abstractNumId w:val="58"/>
   </w:num>
   <w:num w:numId="31" w16cid:durableId="2103868394">
     <w:abstractNumId w:val="9"/>
@@ -33190,7 +35356,7 @@
     <w:abstractNumId w:val="11"/>
   </w:num>
   <w:num w:numId="33" w16cid:durableId="1133908605">
-    <w:abstractNumId w:val="56"/>
+    <w:abstractNumId w:val="59"/>
   </w:num>
   <w:num w:numId="34" w16cid:durableId="1234463035">
     <w:abstractNumId w:val="8"/>
@@ -33202,132 +35368,144 @@
     <w:abstractNumId w:val="3"/>
   </w:num>
   <w:num w:numId="37" w16cid:durableId="1731610513">
-    <w:abstractNumId w:val="65"/>
+    <w:abstractNumId w:val="68"/>
   </w:num>
   <w:num w:numId="38" w16cid:durableId="2142990430">
-    <w:abstractNumId w:val="44"/>
+    <w:abstractNumId w:val="46"/>
   </w:num>
   <w:num w:numId="39" w16cid:durableId="894313797">
-    <w:abstractNumId w:val="28"/>
+    <w:abstractNumId w:val="30"/>
   </w:num>
   <w:num w:numId="40" w16cid:durableId="769589865">
-    <w:abstractNumId w:val="76"/>
+    <w:abstractNumId w:val="80"/>
   </w:num>
   <w:num w:numId="41" w16cid:durableId="690031768">
-    <w:abstractNumId w:val="39"/>
+    <w:abstractNumId w:val="41"/>
   </w:num>
   <w:num w:numId="42" w16cid:durableId="2009360054">
-    <w:abstractNumId w:val="47"/>
+    <w:abstractNumId w:val="50"/>
   </w:num>
   <w:num w:numId="43" w16cid:durableId="1442457723">
-    <w:abstractNumId w:val="21"/>
+    <w:abstractNumId w:val="23"/>
   </w:num>
   <w:num w:numId="44" w16cid:durableId="915357751">
-    <w:abstractNumId w:val="25"/>
+    <w:abstractNumId w:val="27"/>
   </w:num>
   <w:num w:numId="45" w16cid:durableId="1080255156">
-    <w:abstractNumId w:val="48"/>
+    <w:abstractNumId w:val="51"/>
   </w:num>
   <w:num w:numId="46" w16cid:durableId="1768118353">
-    <w:abstractNumId w:val="64"/>
+    <w:abstractNumId w:val="67"/>
   </w:num>
   <w:num w:numId="47" w16cid:durableId="1844011744">
-    <w:abstractNumId w:val="77"/>
+    <w:abstractNumId w:val="81"/>
   </w:num>
   <w:num w:numId="48" w16cid:durableId="81265703">
     <w:abstractNumId w:val="6"/>
   </w:num>
   <w:num w:numId="49" w16cid:durableId="684668127">
-    <w:abstractNumId w:val="73"/>
+    <w:abstractNumId w:val="77"/>
   </w:num>
   <w:num w:numId="50" w16cid:durableId="1800344704">
-    <w:abstractNumId w:val="24"/>
+    <w:abstractNumId w:val="26"/>
   </w:num>
   <w:num w:numId="51" w16cid:durableId="1897156341">
-    <w:abstractNumId w:val="19"/>
+    <w:abstractNumId w:val="21"/>
   </w:num>
   <w:num w:numId="52" w16cid:durableId="1762751251">
-    <w:abstractNumId w:val="53"/>
+    <w:abstractNumId w:val="56"/>
   </w:num>
   <w:num w:numId="53" w16cid:durableId="1183200995">
     <w:abstractNumId w:val="0"/>
   </w:num>
   <w:num w:numId="54" w16cid:durableId="1811551557">
-    <w:abstractNumId w:val="58"/>
+    <w:abstractNumId w:val="61"/>
   </w:num>
   <w:num w:numId="55" w16cid:durableId="1956516556">
-    <w:abstractNumId w:val="29"/>
+    <w:abstractNumId w:val="31"/>
   </w:num>
   <w:num w:numId="56" w16cid:durableId="67728228">
-    <w:abstractNumId w:val="45"/>
+    <w:abstractNumId w:val="48"/>
   </w:num>
   <w:num w:numId="57" w16cid:durableId="1447430336">
     <w:abstractNumId w:val="10"/>
   </w:num>
   <w:num w:numId="58" w16cid:durableId="84423797">
-    <w:abstractNumId w:val="57"/>
+    <w:abstractNumId w:val="60"/>
   </w:num>
   <w:num w:numId="59" w16cid:durableId="2037735497">
-    <w:abstractNumId w:val="35"/>
+    <w:abstractNumId w:val="37"/>
   </w:num>
   <w:num w:numId="60" w16cid:durableId="1917744836">
-    <w:abstractNumId w:val="14"/>
+    <w:abstractNumId w:val="15"/>
   </w:num>
   <w:num w:numId="61" w16cid:durableId="2055888676">
-    <w:abstractNumId w:val="15"/>
+    <w:abstractNumId w:val="16"/>
   </w:num>
   <w:num w:numId="62" w16cid:durableId="1376350434">
-    <w:abstractNumId w:val="36"/>
+    <w:abstractNumId w:val="38"/>
   </w:num>
   <w:num w:numId="63" w16cid:durableId="714159414">
-    <w:abstractNumId w:val="69"/>
+    <w:abstractNumId w:val="73"/>
   </w:num>
   <w:num w:numId="64" w16cid:durableId="1844083129">
-    <w:abstractNumId w:val="71"/>
+    <w:abstractNumId w:val="75"/>
   </w:num>
   <w:num w:numId="65" w16cid:durableId="1978295247">
     <w:abstractNumId w:val="1"/>
   </w:num>
   <w:num w:numId="66" w16cid:durableId="2123841689">
-    <w:abstractNumId w:val="59"/>
+    <w:abstractNumId w:val="62"/>
   </w:num>
   <w:num w:numId="67" w16cid:durableId="59141091">
-    <w:abstractNumId w:val="67"/>
+    <w:abstractNumId w:val="70"/>
   </w:num>
   <w:num w:numId="68" w16cid:durableId="2002467303">
-    <w:abstractNumId w:val="26"/>
+    <w:abstractNumId w:val="28"/>
   </w:num>
   <w:num w:numId="69" w16cid:durableId="1901745444">
-    <w:abstractNumId w:val="23"/>
+    <w:abstractNumId w:val="25"/>
   </w:num>
   <w:num w:numId="70" w16cid:durableId="352151007">
-    <w:abstractNumId w:val="22"/>
+    <w:abstractNumId w:val="24"/>
   </w:num>
   <w:num w:numId="71" w16cid:durableId="340858203">
-    <w:abstractNumId w:val="63"/>
+    <w:abstractNumId w:val="66"/>
   </w:num>
   <w:num w:numId="72" w16cid:durableId="234895035">
     <w:abstractNumId w:val="5"/>
   </w:num>
   <w:num w:numId="73" w16cid:durableId="1762950354">
-    <w:abstractNumId w:val="62"/>
+    <w:abstractNumId w:val="65"/>
   </w:num>
   <w:num w:numId="74" w16cid:durableId="1027373113">
-    <w:abstractNumId w:val="52"/>
+    <w:abstractNumId w:val="55"/>
   </w:num>
   <w:num w:numId="75" w16cid:durableId="1244606502">
-    <w:abstractNumId w:val="70"/>
+    <w:abstractNumId w:val="74"/>
   </w:num>
   <w:num w:numId="76" w16cid:durableId="1682243715">
-    <w:abstractNumId w:val="60"/>
+    <w:abstractNumId w:val="63"/>
   </w:num>
   <w:num w:numId="77" w16cid:durableId="2096777565">
-    <w:abstractNumId w:val="54"/>
+    <w:abstractNumId w:val="57"/>
   </w:num>
   <w:num w:numId="78" w16cid:durableId="2026708143">
-    <w:abstractNumId w:val="43"/>
+    <w:abstractNumId w:val="45"/>
   </w:num>
   <w:num w:numId="79" w16cid:durableId="1513840705">
+    <w:abstractNumId w:val="22"/>
+  </w:num>
+  <w:num w:numId="80" w16cid:durableId="1641033432">
+    <w:abstractNumId w:val="72"/>
+  </w:num>
+  <w:num w:numId="81" w16cid:durableId="1383406827">
+    <w:abstractNumId w:val="47"/>
+  </w:num>
+  <w:num w:numId="82" w16cid:durableId="898976953">
+    <w:abstractNumId w:val="14"/>
+  </w:num>
+  <w:num w:numId="83" w16cid:durableId="890728538">
     <w:abstractNumId w:val="20"/>
   </w:num>
 </w:numbering>
@@ -34333,6 +36511,34 @@
       <w:iCs/>
     </w:rPr>
   </w:style>
+  <w:style w:type="paragraph" w:customStyle="1" w:styleId="font-claude-response-body">
+    <w:name w:val="font-claude-response-body"/>
+    <w:basedOn w:val="Normal"/>
+    <w:rsid w:val="00544205"/>
+    <w:pPr>
+      <w:spacing w:before="100" w:beforeAutospacing="1" w:after="100" w:afterAutospacing="1" w:line="240" w:lineRule="auto"/>
+    </w:pPr>
+    <w:rPr>
+      <w:rFonts w:ascii="Times New Roman" w:eastAsia="Times New Roman" w:hAnsi="Times New Roman" w:cs="Times New Roman"/>
+      <w:kern w:val="0"/>
+      <w:lang w:eastAsia="en-GB"/>
+      <w14:ligatures w14:val="none"/>
+    </w:rPr>
+  </w:style>
+  <w:style w:type="paragraph" w:customStyle="1" w:styleId="whitespace-normal">
+    <w:name w:val="whitespace-normal"/>
+    <w:basedOn w:val="Normal"/>
+    <w:rsid w:val="00544205"/>
+    <w:pPr>
+      <w:spacing w:before="100" w:beforeAutospacing="1" w:after="100" w:afterAutospacing="1" w:line="240" w:lineRule="auto"/>
+    </w:pPr>
+    <w:rPr>
+      <w:rFonts w:ascii="Times New Roman" w:eastAsia="Times New Roman" w:hAnsi="Times New Roman" w:cs="Times New Roman"/>
+      <w:kern w:val="0"/>
+      <w:lang w:eastAsia="en-GB"/>
+      <w14:ligatures w14:val="none"/>
+    </w:rPr>
+  </w:style>
 </w:styles>
 </file>
 

--- a/raportDeCercetare.docx
+++ b/raportDeCercetare.docx
@@ -2041,7 +2041,20 @@
     <w:p>
       <w:pPr>
         <w:spacing w:before="100" w:beforeAutospacing="1" w:after="100" w:afterAutospacing="1" w:line="240" w:lineRule="auto"/>
-        <w:outlineLvl w:val="0"/>
+        <w:outlineLvl w:val="1"/>
+        <w:rPr>
+          <w:rFonts w:ascii="Times New Roman" w:eastAsia="Times New Roman" w:hAnsi="Times New Roman" w:cs="Times New Roman"/>
+          <w:b/>
+          <w:bCs/>
+          <w:color w:val="000000"/>
+          <w:kern w:val="0"/>
+          <w:sz w:val="36"/>
+          <w:szCs w:val="36"/>
+          <w:lang w:eastAsia="en-GB"/>
+          <w14:ligatures w14:val="none"/>
+        </w:rPr>
+      </w:pPr>
+      <w:r>
         <w:rPr>
           <w:rFonts w:ascii="Times New Roman" w:eastAsia="Times New Roman" w:hAnsi="Times New Roman" w:cs="Times New Roman"/>
           <w:b/>
@@ -2053,12 +2066,10 @@
           <w:lang w:eastAsia="en-GB"/>
           <w14:ligatures w14:val="none"/>
         </w:rPr>
-      </w:pPr>
-    </w:p>
-    <w:p>
-      <w:pPr>
-        <w:spacing w:before="100" w:beforeAutospacing="1" w:after="100" w:afterAutospacing="1" w:line="240" w:lineRule="auto"/>
-        <w:outlineLvl w:val="0"/>
+        <w:lastRenderedPageBreak/>
+        <w:t xml:space="preserve">Chapter </w:t>
+      </w:r>
+      <w:r>
         <w:rPr>
           <w:rFonts w:ascii="Times New Roman" w:eastAsia="Times New Roman" w:hAnsi="Times New Roman" w:cs="Times New Roman"/>
           <w:b/>
@@ -2070,12 +2081,23 @@
           <w:lang w:eastAsia="en-GB"/>
           <w14:ligatures w14:val="none"/>
         </w:rPr>
-      </w:pPr>
-    </w:p>
-    <w:p>
-      <w:pPr>
-        <w:spacing w:before="100" w:beforeAutospacing="1" w:after="100" w:afterAutospacing="1" w:line="240" w:lineRule="auto"/>
-        <w:outlineLvl w:val="0"/>
+        <w:t>1</w:t>
+      </w:r>
+      <w:r>
+        <w:rPr>
+          <w:rFonts w:ascii="Times New Roman" w:eastAsia="Times New Roman" w:hAnsi="Times New Roman" w:cs="Times New Roman"/>
+          <w:b/>
+          <w:bCs/>
+          <w:color w:val="000000"/>
+          <w:kern w:val="0"/>
+          <w:sz w:val="36"/>
+          <w:szCs w:val="36"/>
+          <w:lang w:eastAsia="en-GB"/>
+          <w14:ligatures w14:val="none"/>
+        </w:rPr>
+        <w:t>:</w:t>
+      </w:r>
+      <w:r>
         <w:rPr>
           <w:rFonts w:ascii="Times New Roman" w:eastAsia="Times New Roman" w:hAnsi="Times New Roman" w:cs="Times New Roman"/>
           <w:b/>
@@ -2087,12 +2109,9 @@
           <w:lang w:eastAsia="en-GB"/>
           <w14:ligatures w14:val="none"/>
         </w:rPr>
-      </w:pPr>
-    </w:p>
-    <w:p>
-      <w:pPr>
-        <w:spacing w:before="100" w:beforeAutospacing="1" w:after="100" w:afterAutospacing="1" w:line="240" w:lineRule="auto"/>
-        <w:outlineLvl w:val="0"/>
+        <w:t xml:space="preserve"> </w:t>
+      </w:r>
+      <w:r>
         <w:rPr>
           <w:rFonts w:ascii="Times New Roman" w:eastAsia="Times New Roman" w:hAnsi="Times New Roman" w:cs="Times New Roman"/>
           <w:b/>
@@ -2104,7 +2123,928 @@
           <w:lang w:eastAsia="en-GB"/>
           <w14:ligatures w14:val="none"/>
         </w:rPr>
-      </w:pPr>
+        <w:t>Introduction</w:t>
+      </w:r>
+      <w:r>
+        <w:rPr>
+          <w:rFonts w:ascii="Times New Roman" w:eastAsia="Times New Roman" w:hAnsi="Times New Roman" w:cs="Times New Roman"/>
+          <w:b/>
+          <w:bCs/>
+          <w:color w:val="000000"/>
+          <w:kern w:val="0"/>
+          <w:sz w:val="36"/>
+          <w:szCs w:val="36"/>
+          <w:lang w:eastAsia="en-GB"/>
+          <w14:ligatures w14:val="none"/>
+        </w:rPr>
+        <w:t xml:space="preserve"> </w:t>
+      </w:r>
+    </w:p>
+    <w:p>
+      <w:pPr>
+        <w:spacing w:before="100" w:beforeAutospacing="1" w:after="100" w:afterAutospacing="1" w:line="240" w:lineRule="auto"/>
+        <w:outlineLvl w:val="2"/>
+        <w:rPr>
+          <w:rFonts w:ascii="Times New Roman" w:eastAsia="Times New Roman" w:hAnsi="Times New Roman" w:cs="Times New Roman"/>
+          <w:b/>
+          <w:bCs/>
+          <w:color w:val="000000"/>
+          <w:kern w:val="0"/>
+          <w:sz w:val="36"/>
+          <w:szCs w:val="36"/>
+          <w:lang w:eastAsia="en-GB"/>
+          <w14:ligatures w14:val="none"/>
+        </w:rPr>
+      </w:pPr>
+      <w:r>
+        <w:rPr>
+          <w:rFonts w:ascii="Times New Roman" w:eastAsia="Times New Roman" w:hAnsi="Times New Roman" w:cs="Times New Roman"/>
+          <w:b/>
+          <w:bCs/>
+          <w:color w:val="000000"/>
+          <w:kern w:val="0"/>
+          <w:sz w:val="36"/>
+          <w:szCs w:val="36"/>
+          <w:lang w:eastAsia="en-GB"/>
+          <w14:ligatures w14:val="none"/>
+        </w:rPr>
+        <w:t>1.1 Background and Problem Statement</w:t>
+      </w:r>
+    </w:p>
+    <w:p>
+      <w:pPr>
+        <w:spacing w:before="100" w:beforeAutospacing="1" w:after="100" w:afterAutospacing="1" w:line="240" w:lineRule="auto"/>
+        <w:rPr>
+          <w:rFonts w:ascii="Times New Roman" w:eastAsia="Times New Roman" w:hAnsi="Times New Roman" w:cs="Times New Roman"/>
+          <w:color w:val="000000"/>
+          <w:kern w:val="0"/>
+          <w:lang w:eastAsia="en-GB"/>
+          <w14:ligatures w14:val="none"/>
+        </w:rPr>
+      </w:pPr>
+      <w:r>
+        <w:rPr>
+          <w:rFonts w:ascii="Times New Roman" w:eastAsia="Times New Roman" w:hAnsi="Times New Roman" w:cs="Times New Roman"/>
+          <w:color w:val="000000"/>
+          <w:kern w:val="0"/>
+          <w:lang w:eastAsia="en-GB"/>
+          <w14:ligatures w14:val="none"/>
+        </w:rPr>
+        <w:t>Dietary intake monitoring is fundamental to managing chronic diseases and maintaining health, yet traditional food logging methods suffer from low adherence rates and significant estimation errors. The proliferation of smartphone cameras and advances in deep learning enable automated nutritional assessment, but this requires solving three interconnected problems: </w:t>
+      </w:r>
+      <w:r>
+        <w:rPr>
+          <w:rFonts w:ascii="Times New Roman" w:eastAsia="Times New Roman" w:hAnsi="Times New Roman" w:cs="Times New Roman"/>
+          <w:b/>
+          <w:bCs/>
+          <w:color w:val="000000"/>
+          <w:kern w:val="0"/>
+          <w:lang w:eastAsia="en-GB"/>
+          <w14:ligatures w14:val="none"/>
+        </w:rPr>
+        <w:t>food recognition</w:t>
+      </w:r>
+      <w:r>
+        <w:rPr>
+          <w:rFonts w:ascii="Times New Roman" w:eastAsia="Times New Roman" w:hAnsi="Times New Roman" w:cs="Times New Roman"/>
+          <w:color w:val="000000"/>
+          <w:kern w:val="0"/>
+          <w:lang w:eastAsia="en-GB"/>
+          <w14:ligatures w14:val="none"/>
+        </w:rPr>
+        <w:t> (identifying what food is present), </w:t>
+      </w:r>
+      <w:r>
+        <w:rPr>
+          <w:rFonts w:ascii="Times New Roman" w:eastAsia="Times New Roman" w:hAnsi="Times New Roman" w:cs="Times New Roman"/>
+          <w:b/>
+          <w:bCs/>
+          <w:color w:val="000000"/>
+          <w:kern w:val="0"/>
+          <w:lang w:eastAsia="en-GB"/>
+          <w14:ligatures w14:val="none"/>
+        </w:rPr>
+        <w:t>portion estimation</w:t>
+      </w:r>
+      <w:r>
+        <w:rPr>
+          <w:rFonts w:ascii="Times New Roman" w:eastAsia="Times New Roman" w:hAnsi="Times New Roman" w:cs="Times New Roman"/>
+          <w:color w:val="000000"/>
+          <w:kern w:val="0"/>
+          <w:lang w:eastAsia="en-GB"/>
+          <w14:ligatures w14:val="none"/>
+        </w:rPr>
+        <w:t> (determining quantity), and </w:t>
+      </w:r>
+      <w:r>
+        <w:rPr>
+          <w:rFonts w:ascii="Times New Roman" w:eastAsia="Times New Roman" w:hAnsi="Times New Roman" w:cs="Times New Roman"/>
+          <w:b/>
+          <w:bCs/>
+          <w:color w:val="000000"/>
+          <w:kern w:val="0"/>
+          <w:lang w:eastAsia="en-GB"/>
+          <w14:ligatures w14:val="none"/>
+        </w:rPr>
+        <w:t>nutritional computation</w:t>
+      </w:r>
+      <w:r>
+        <w:rPr>
+          <w:rFonts w:ascii="Times New Roman" w:eastAsia="Times New Roman" w:hAnsi="Times New Roman" w:cs="Times New Roman"/>
+          <w:color w:val="000000"/>
+          <w:kern w:val="0"/>
+          <w:lang w:eastAsia="en-GB"/>
+          <w14:ligatures w14:val="none"/>
+        </w:rPr>
+        <w:t> (calculating nutrient content).</w:t>
+      </w:r>
+    </w:p>
+    <w:p>
+      <w:pPr>
+        <w:spacing w:before="100" w:beforeAutospacing="1" w:after="100" w:afterAutospacing="1" w:line="240" w:lineRule="auto"/>
+        <w:rPr>
+          <w:rFonts w:ascii="Times New Roman" w:eastAsia="Times New Roman" w:hAnsi="Times New Roman" w:cs="Times New Roman"/>
+          <w:color w:val="000000"/>
+          <w:kern w:val="0"/>
+          <w:lang w:eastAsia="en-GB"/>
+          <w14:ligatures w14:val="none"/>
+        </w:rPr>
+      </w:pPr>
+      <w:r>
+        <w:rPr>
+          <w:rFonts w:ascii="Times New Roman" w:eastAsia="Times New Roman" w:hAnsi="Times New Roman" w:cs="Times New Roman"/>
+          <w:color w:val="000000"/>
+          <w:kern w:val="0"/>
+          <w:lang w:eastAsia="en-GB"/>
+          <w14:ligatures w14:val="none"/>
+        </w:rPr>
+        <w:t>The central challenge is: </w:t>
+      </w:r>
+      <w:r>
+        <w:rPr>
+          <w:rFonts w:ascii="Times New Roman" w:eastAsia="Times New Roman" w:hAnsi="Times New Roman" w:cs="Times New Roman"/>
+          <w:b/>
+          <w:bCs/>
+          <w:color w:val="000000"/>
+          <w:kern w:val="0"/>
+          <w:lang w:eastAsia="en-GB"/>
+          <w14:ligatures w14:val="none"/>
+        </w:rPr>
+        <w:t>How can we design a unified deep learning system that accurately estimates nutritional content from single RGB food images while maintaining practical deployability on mobile devices?</w:t>
+      </w:r>
+      <w:r>
+        <w:rPr>
+          <w:rFonts w:ascii="Times New Roman" w:eastAsia="Times New Roman" w:hAnsi="Times New Roman" w:cs="Times New Roman"/>
+          <w:color w:val="000000"/>
+          <w:kern w:val="0"/>
+          <w:lang w:eastAsia="en-GB"/>
+          <w14:ligatures w14:val="none"/>
+        </w:rPr>
+        <w:t> This is difficult because foods exhibit high visual variation, portion estimation requires 3D reasoning from 2D images, errors cascade through the pipeline, and mobile deployment demands small models with low latency.</w:t>
+      </w:r>
+    </w:p>
+    <w:p>
+      <w:pPr>
+        <w:spacing w:before="100" w:beforeAutospacing="1" w:after="100" w:afterAutospacing="1" w:line="240" w:lineRule="auto"/>
+        <w:outlineLvl w:val="2"/>
+        <w:rPr>
+          <w:rFonts w:ascii="Times New Roman" w:eastAsia="Times New Roman" w:hAnsi="Times New Roman" w:cs="Times New Roman"/>
+          <w:b/>
+          <w:bCs/>
+          <w:color w:val="000000"/>
+          <w:kern w:val="0"/>
+          <w:sz w:val="27"/>
+          <w:szCs w:val="27"/>
+          <w:lang w:eastAsia="en-GB"/>
+          <w14:ligatures w14:val="none"/>
+        </w:rPr>
+      </w:pPr>
+      <w:r>
+        <w:rPr>
+          <w:rFonts w:ascii="Times New Roman" w:eastAsia="Times New Roman" w:hAnsi="Times New Roman" w:cs="Times New Roman"/>
+          <w:b/>
+          <w:bCs/>
+          <w:color w:val="000000"/>
+          <w:kern w:val="0"/>
+          <w:sz w:val="27"/>
+          <w:szCs w:val="27"/>
+          <w:lang w:eastAsia="en-GB"/>
+          <w14:ligatures w14:val="none"/>
+        </w:rPr>
+        <w:t>1.2 Unresolved Problems in Current Approaches</w:t>
+      </w:r>
+    </w:p>
+    <w:p>
+      <w:pPr>
+        <w:spacing w:before="100" w:beforeAutospacing="1" w:after="100" w:afterAutospacing="1" w:line="240" w:lineRule="auto"/>
+        <w:rPr>
+          <w:rFonts w:ascii="Times New Roman" w:eastAsia="Times New Roman" w:hAnsi="Times New Roman" w:cs="Times New Roman"/>
+          <w:color w:val="000000"/>
+          <w:kern w:val="0"/>
+          <w:lang w:eastAsia="en-GB"/>
+          <w14:ligatures w14:val="none"/>
+        </w:rPr>
+      </w:pPr>
+      <w:r>
+        <w:rPr>
+          <w:rFonts w:ascii="Times New Roman" w:eastAsia="Times New Roman" w:hAnsi="Times New Roman" w:cs="Times New Roman"/>
+          <w:color w:val="000000"/>
+          <w:kern w:val="0"/>
+          <w:lang w:eastAsia="en-GB"/>
+          <w14:ligatures w14:val="none"/>
+        </w:rPr>
+        <w:t>Modern food classification systems achieve 95.2% accuracy on Food-101 using Vision Transformers, but </w:t>
+      </w:r>
+      <w:r>
+        <w:rPr>
+          <w:rFonts w:ascii="Times New Roman" w:eastAsia="Times New Roman" w:hAnsi="Times New Roman" w:cs="Times New Roman"/>
+          <w:b/>
+          <w:bCs/>
+          <w:color w:val="000000"/>
+          <w:kern w:val="0"/>
+          <w:lang w:eastAsia="en-GB"/>
+          <w14:ligatures w14:val="none"/>
+        </w:rPr>
+        <w:t>classification alone is insufficient for nutritional estimation</w:t>
+      </w:r>
+      <w:r>
+        <w:rPr>
+          <w:rFonts w:ascii="Times New Roman" w:eastAsia="Times New Roman" w:hAnsi="Times New Roman" w:cs="Times New Roman"/>
+          <w:color w:val="000000"/>
+          <w:kern w:val="0"/>
+          <w:lang w:eastAsia="en-GB"/>
+          <w14:ligatures w14:val="none"/>
+        </w:rPr>
+        <w:t>. Portion estimation research has explored multiple approaches, yet critical gaps remain:</w:t>
+      </w:r>
+    </w:p>
+    <w:p>
+      <w:pPr>
+        <w:numPr>
+          <w:ilvl w:val="0"/>
+          <w:numId w:val="84"/>
+        </w:numPr>
+        <w:spacing w:before="100" w:beforeAutospacing="1" w:after="100" w:afterAutospacing="1" w:line="240" w:lineRule="auto"/>
+        <w:rPr>
+          <w:rFonts w:ascii="Times New Roman" w:eastAsia="Times New Roman" w:hAnsi="Times New Roman" w:cs="Times New Roman"/>
+          <w:color w:val="000000"/>
+          <w:kern w:val="0"/>
+          <w:lang w:eastAsia="en-GB"/>
+          <w14:ligatures w14:val="none"/>
+        </w:rPr>
+      </w:pPr>
+      <w:r>
+        <w:rPr>
+          <w:rFonts w:ascii="Times New Roman" w:eastAsia="Times New Roman" w:hAnsi="Times New Roman" w:cs="Times New Roman"/>
+          <w:b/>
+          <w:bCs/>
+          <w:color w:val="000000"/>
+          <w:kern w:val="0"/>
+          <w:lang w:eastAsia="en-GB"/>
+          <w14:ligatures w14:val="none"/>
+        </w:rPr>
+        <w:t>Depth sensor dependency:</w:t>
+      </w:r>
+      <w:r>
+        <w:rPr>
+          <w:rFonts w:ascii="Times New Roman" w:eastAsia="Times New Roman" w:hAnsi="Times New Roman" w:cs="Times New Roman"/>
+          <w:color w:val="000000"/>
+          <w:kern w:val="0"/>
+          <w:lang w:eastAsia="en-GB"/>
+          <w14:ligatures w14:val="none"/>
+        </w:rPr>
+        <w:t> The most accurate systems (10-12% PMAE) require RGB-D sensors unavailable on most smartphones.</w:t>
+      </w:r>
+    </w:p>
+    <w:p>
+      <w:pPr>
+        <w:numPr>
+          <w:ilvl w:val="0"/>
+          <w:numId w:val="84"/>
+        </w:numPr>
+        <w:spacing w:before="100" w:beforeAutospacing="1" w:after="100" w:afterAutospacing="1" w:line="240" w:lineRule="auto"/>
+        <w:rPr>
+          <w:rFonts w:ascii="Times New Roman" w:eastAsia="Times New Roman" w:hAnsi="Times New Roman" w:cs="Times New Roman"/>
+          <w:color w:val="000000"/>
+          <w:kern w:val="0"/>
+          <w:lang w:eastAsia="en-GB"/>
+          <w14:ligatures w14:val="none"/>
+        </w:rPr>
+      </w:pPr>
+      <w:r>
+        <w:rPr>
+          <w:rFonts w:ascii="Times New Roman" w:eastAsia="Times New Roman" w:hAnsi="Times New Roman" w:cs="Times New Roman"/>
+          <w:b/>
+          <w:bCs/>
+          <w:color w:val="000000"/>
+          <w:kern w:val="0"/>
+          <w:lang w:eastAsia="en-GB"/>
+          <w14:ligatures w14:val="none"/>
+        </w:rPr>
+        <w:t>Disconnected pipelines:</w:t>
+      </w:r>
+      <w:r>
+        <w:rPr>
+          <w:rFonts w:ascii="Times New Roman" w:eastAsia="Times New Roman" w:hAnsi="Times New Roman" w:cs="Times New Roman"/>
+          <w:color w:val="000000"/>
+          <w:kern w:val="0"/>
+          <w:lang w:eastAsia="en-GB"/>
+          <w14:ligatures w14:val="none"/>
+        </w:rPr>
+        <w:t> Systems like Im2Calories use separate models for classification, depth, and nutrition, increasing latency (200-300ms) and model size (300-500MB).</w:t>
+      </w:r>
+    </w:p>
+    <w:p>
+      <w:pPr>
+        <w:numPr>
+          <w:ilvl w:val="0"/>
+          <w:numId w:val="84"/>
+        </w:numPr>
+        <w:spacing w:before="100" w:beforeAutospacing="1" w:after="100" w:afterAutospacing="1" w:line="240" w:lineRule="auto"/>
+        <w:rPr>
+          <w:rFonts w:ascii="Times New Roman" w:eastAsia="Times New Roman" w:hAnsi="Times New Roman" w:cs="Times New Roman"/>
+          <w:color w:val="000000"/>
+          <w:kern w:val="0"/>
+          <w:lang w:eastAsia="en-GB"/>
+          <w14:ligatures w14:val="none"/>
+        </w:rPr>
+      </w:pPr>
+      <w:r>
+        <w:rPr>
+          <w:rFonts w:ascii="Times New Roman" w:eastAsia="Times New Roman" w:hAnsi="Times New Roman" w:cs="Times New Roman"/>
+          <w:b/>
+          <w:bCs/>
+          <w:color w:val="000000"/>
+          <w:kern w:val="0"/>
+          <w:lang w:eastAsia="en-GB"/>
+          <w14:ligatures w14:val="none"/>
+        </w:rPr>
+        <w:t>Ignored task dependencies:</w:t>
+      </w:r>
+      <w:r>
+        <w:rPr>
+          <w:rFonts w:ascii="Times New Roman" w:eastAsia="Times New Roman" w:hAnsi="Times New Roman" w:cs="Times New Roman"/>
+          <w:color w:val="000000"/>
+          <w:kern w:val="0"/>
+          <w:lang w:eastAsia="en-GB"/>
+          <w14:ligatures w14:val="none"/>
+        </w:rPr>
+        <w:t> Portion estimation could benefit from food category information, but most systems treat tasks independently.</w:t>
+      </w:r>
+    </w:p>
+    <w:p>
+      <w:pPr>
+        <w:numPr>
+          <w:ilvl w:val="0"/>
+          <w:numId w:val="84"/>
+        </w:numPr>
+        <w:spacing w:before="100" w:beforeAutospacing="1" w:after="100" w:afterAutospacing="1" w:line="240" w:lineRule="auto"/>
+        <w:rPr>
+          <w:rFonts w:ascii="Times New Roman" w:eastAsia="Times New Roman" w:hAnsi="Times New Roman" w:cs="Times New Roman"/>
+          <w:color w:val="000000"/>
+          <w:kern w:val="0"/>
+          <w:lang w:eastAsia="en-GB"/>
+          <w14:ligatures w14:val="none"/>
+        </w:rPr>
+      </w:pPr>
+      <w:r>
+        <w:rPr>
+          <w:rFonts w:ascii="Times New Roman" w:eastAsia="Times New Roman" w:hAnsi="Times New Roman" w:cs="Times New Roman"/>
+          <w:b/>
+          <w:bCs/>
+          <w:color w:val="000000"/>
+          <w:kern w:val="0"/>
+          <w:lang w:eastAsia="en-GB"/>
+          <w14:ligatures w14:val="none"/>
+        </w:rPr>
+        <w:t>Limited interpretability:</w:t>
+      </w:r>
+      <w:r>
+        <w:rPr>
+          <w:rFonts w:ascii="Times New Roman" w:eastAsia="Times New Roman" w:hAnsi="Times New Roman" w:cs="Times New Roman"/>
+          <w:color w:val="000000"/>
+          <w:kern w:val="0"/>
+          <w:lang w:eastAsia="en-GB"/>
+          <w14:ligatures w14:val="none"/>
+        </w:rPr>
+        <w:t> End-to-end regression models provide no intermediate predictions, hindering error diagnosis.</w:t>
+      </w:r>
+    </w:p>
+    <w:p>
+      <w:pPr>
+        <w:spacing w:before="100" w:beforeAutospacing="1" w:after="100" w:afterAutospacing="1" w:line="240" w:lineRule="auto"/>
+        <w:outlineLvl w:val="2"/>
+        <w:rPr>
+          <w:rFonts w:ascii="Times New Roman" w:eastAsia="Times New Roman" w:hAnsi="Times New Roman" w:cs="Times New Roman"/>
+          <w:b/>
+          <w:bCs/>
+          <w:color w:val="000000"/>
+          <w:kern w:val="0"/>
+          <w:sz w:val="27"/>
+          <w:szCs w:val="27"/>
+          <w:lang w:eastAsia="en-GB"/>
+          <w14:ligatures w14:val="none"/>
+        </w:rPr>
+      </w:pPr>
+      <w:r>
+        <w:rPr>
+          <w:rFonts w:ascii="Times New Roman" w:eastAsia="Times New Roman" w:hAnsi="Times New Roman" w:cs="Times New Roman"/>
+          <w:b/>
+          <w:bCs/>
+          <w:color w:val="000000"/>
+          <w:kern w:val="0"/>
+          <w:sz w:val="27"/>
+          <w:szCs w:val="27"/>
+          <w:lang w:eastAsia="en-GB"/>
+          <w14:ligatures w14:val="none"/>
+        </w:rPr>
+        <w:t>1.3 Original Contributions and Research Questions</w:t>
+      </w:r>
+    </w:p>
+    <w:p>
+      <w:pPr>
+        <w:spacing w:before="100" w:beforeAutospacing="1" w:after="100" w:afterAutospacing="1" w:line="240" w:lineRule="auto"/>
+        <w:rPr>
+          <w:rFonts w:ascii="Times New Roman" w:eastAsia="Times New Roman" w:hAnsi="Times New Roman" w:cs="Times New Roman"/>
+          <w:color w:val="000000"/>
+          <w:kern w:val="0"/>
+          <w:lang w:eastAsia="en-GB"/>
+          <w14:ligatures w14:val="none"/>
+        </w:rPr>
+      </w:pPr>
+      <w:r>
+        <w:rPr>
+          <w:rFonts w:ascii="Times New Roman" w:eastAsia="Times New Roman" w:hAnsi="Times New Roman" w:cs="Times New Roman"/>
+          <w:color w:val="000000"/>
+          <w:kern w:val="0"/>
+          <w:lang w:eastAsia="en-GB"/>
+          <w14:ligatures w14:val="none"/>
+        </w:rPr>
+        <w:t>This research addresses these gaps through:</w:t>
+      </w:r>
+    </w:p>
+    <w:p>
+      <w:pPr>
+        <w:spacing w:before="100" w:beforeAutospacing="1" w:after="100" w:afterAutospacing="1" w:line="240" w:lineRule="auto"/>
+        <w:rPr>
+          <w:rFonts w:ascii="Times New Roman" w:eastAsia="Times New Roman" w:hAnsi="Times New Roman" w:cs="Times New Roman"/>
+          <w:color w:val="000000"/>
+          <w:kern w:val="0"/>
+          <w:lang w:eastAsia="en-GB"/>
+          <w14:ligatures w14:val="none"/>
+        </w:rPr>
+      </w:pPr>
+      <w:r>
+        <w:rPr>
+          <w:rFonts w:ascii="Times New Roman" w:eastAsia="Times New Roman" w:hAnsi="Times New Roman" w:cs="Times New Roman"/>
+          <w:b/>
+          <w:bCs/>
+          <w:color w:val="000000"/>
+          <w:kern w:val="0"/>
+          <w:lang w:eastAsia="en-GB"/>
+          <w14:ligatures w14:val="none"/>
+        </w:rPr>
+        <w:t>1. Sequential Task Conditioning:</w:t>
+      </w:r>
+      <w:r>
+        <w:rPr>
+          <w:rFonts w:ascii="Times New Roman" w:eastAsia="Times New Roman" w:hAnsi="Times New Roman" w:cs="Times New Roman"/>
+          <w:color w:val="000000"/>
+          <w:kern w:val="0"/>
+          <w:lang w:eastAsia="en-GB"/>
+          <w14:ligatures w14:val="none"/>
+        </w:rPr>
+        <w:t> A unified architecture where portion estimation receives food class embeddings, and nutritional computation receives both class and portion predictions—contrasting with parallel multi-task learning or separate models.</w:t>
+      </w:r>
+    </w:p>
+    <w:p>
+      <w:pPr>
+        <w:spacing w:before="100" w:beforeAutospacing="1" w:after="100" w:afterAutospacing="1" w:line="240" w:lineRule="auto"/>
+        <w:rPr>
+          <w:rFonts w:ascii="Times New Roman" w:eastAsia="Times New Roman" w:hAnsi="Times New Roman" w:cs="Times New Roman"/>
+          <w:color w:val="000000"/>
+          <w:kern w:val="0"/>
+          <w:lang w:eastAsia="en-GB"/>
+          <w14:ligatures w14:val="none"/>
+        </w:rPr>
+      </w:pPr>
+      <w:r>
+        <w:rPr>
+          <w:rFonts w:ascii="Times New Roman" w:eastAsia="Times New Roman" w:hAnsi="Times New Roman" w:cs="Times New Roman"/>
+          <w:b/>
+          <w:bCs/>
+          <w:color w:val="000000"/>
+          <w:kern w:val="0"/>
+          <w:lang w:eastAsia="en-GB"/>
+          <w14:ligatures w14:val="none"/>
+        </w:rPr>
+        <w:t>2. RGB-Only Design with Attention:</w:t>
+      </w:r>
+      <w:r>
+        <w:rPr>
+          <w:rFonts w:ascii="Times New Roman" w:eastAsia="Times New Roman" w:hAnsi="Times New Roman" w:cs="Times New Roman"/>
+          <w:color w:val="000000"/>
+          <w:kern w:val="0"/>
+          <w:lang w:eastAsia="en-GB"/>
+          <w14:ligatures w14:val="none"/>
+        </w:rPr>
+        <w:t> Channel and spatial attention mechanisms enable learning food-specific shape priors for portion estimation without depth sensors or depth prediction overhead.</w:t>
+      </w:r>
+    </w:p>
+    <w:p>
+      <w:pPr>
+        <w:spacing w:before="100" w:beforeAutospacing="1" w:after="100" w:afterAutospacing="1" w:line="240" w:lineRule="auto"/>
+        <w:rPr>
+          <w:rFonts w:ascii="Times New Roman" w:eastAsia="Times New Roman" w:hAnsi="Times New Roman" w:cs="Times New Roman"/>
+          <w:color w:val="000000"/>
+          <w:kern w:val="0"/>
+          <w:lang w:eastAsia="en-GB"/>
+          <w14:ligatures w14:val="none"/>
+        </w:rPr>
+      </w:pPr>
+      <w:r>
+        <w:rPr>
+          <w:rFonts w:ascii="Times New Roman" w:eastAsia="Times New Roman" w:hAnsi="Times New Roman" w:cs="Times New Roman"/>
+          <w:b/>
+          <w:bCs/>
+          <w:color w:val="000000"/>
+          <w:kern w:val="0"/>
+          <w:lang w:eastAsia="en-GB"/>
+          <w14:ligatures w14:val="none"/>
+        </w:rPr>
+        <w:lastRenderedPageBreak/>
+        <w:t>3. Unified Single-Model Architecture:</w:t>
+      </w:r>
+      <w:r>
+        <w:rPr>
+          <w:rFonts w:ascii="Times New Roman" w:eastAsia="Times New Roman" w:hAnsi="Times New Roman" w:cs="Times New Roman"/>
+          <w:color w:val="000000"/>
+          <w:kern w:val="0"/>
+          <w:lang w:eastAsia="en-GB"/>
+          <w14:ligatures w14:val="none"/>
+        </w:rPr>
+        <w:t> All tasks execute in one forward pass (&lt;100ms), reducing latency by 2-3× and model size by ~50% versus multi-model systems.</w:t>
+      </w:r>
+    </w:p>
+    <w:p>
+      <w:pPr>
+        <w:spacing w:before="100" w:beforeAutospacing="1" w:after="100" w:afterAutospacing="1" w:line="240" w:lineRule="auto"/>
+        <w:rPr>
+          <w:rFonts w:ascii="Times New Roman" w:eastAsia="Times New Roman" w:hAnsi="Times New Roman" w:cs="Times New Roman"/>
+          <w:color w:val="000000"/>
+          <w:kern w:val="0"/>
+          <w:lang w:eastAsia="en-GB"/>
+          <w14:ligatures w14:val="none"/>
+        </w:rPr>
+      </w:pPr>
+      <w:r>
+        <w:rPr>
+          <w:rFonts w:ascii="Times New Roman" w:eastAsia="Times New Roman" w:hAnsi="Times New Roman" w:cs="Times New Roman"/>
+          <w:b/>
+          <w:bCs/>
+          <w:color w:val="000000"/>
+          <w:kern w:val="0"/>
+          <w:lang w:eastAsia="en-GB"/>
+          <w14:ligatures w14:val="none"/>
+        </w:rPr>
+        <w:t>4. Practical Deployment Focus:</w:t>
+      </w:r>
+      <w:r>
+        <w:rPr>
+          <w:rFonts w:ascii="Times New Roman" w:eastAsia="Times New Roman" w:hAnsi="Times New Roman" w:cs="Times New Roman"/>
+          <w:color w:val="000000"/>
+          <w:kern w:val="0"/>
+          <w:lang w:eastAsia="en-GB"/>
+          <w14:ligatures w14:val="none"/>
+        </w:rPr>
+        <w:t> Explicit optimization for mobile constraints: RGB-only, &lt;200MB, &lt;100ms inference, with interpretable intermediate predictions.</w:t>
+      </w:r>
+    </w:p>
+    <w:p>
+      <w:pPr>
+        <w:spacing w:before="100" w:beforeAutospacing="1" w:after="100" w:afterAutospacing="1" w:line="240" w:lineRule="auto"/>
+        <w:rPr>
+          <w:rFonts w:ascii="Times New Roman" w:eastAsia="Times New Roman" w:hAnsi="Times New Roman" w:cs="Times New Roman"/>
+          <w:color w:val="000000"/>
+          <w:kern w:val="0"/>
+          <w:lang w:eastAsia="en-GB"/>
+          <w14:ligatures w14:val="none"/>
+        </w:rPr>
+      </w:pPr>
+      <w:r>
+        <w:rPr>
+          <w:rFonts w:ascii="Times New Roman" w:eastAsia="Times New Roman" w:hAnsi="Times New Roman" w:cs="Times New Roman"/>
+          <w:color w:val="000000"/>
+          <w:kern w:val="0"/>
+          <w:lang w:eastAsia="en-GB"/>
+          <w14:ligatures w14:val="none"/>
+        </w:rPr>
+        <w:t>We investigate: </w:t>
+      </w:r>
+      <w:r>
+        <w:rPr>
+          <w:rFonts w:ascii="Times New Roman" w:eastAsia="Times New Roman" w:hAnsi="Times New Roman" w:cs="Times New Roman"/>
+          <w:b/>
+          <w:bCs/>
+          <w:color w:val="000000"/>
+          <w:kern w:val="0"/>
+          <w:lang w:eastAsia="en-GB"/>
+          <w14:ligatures w14:val="none"/>
+        </w:rPr>
+        <w:t>(RQ1)</w:t>
+      </w:r>
+      <w:r>
+        <w:rPr>
+          <w:rFonts w:ascii="Times New Roman" w:eastAsia="Times New Roman" w:hAnsi="Times New Roman" w:cs="Times New Roman"/>
+          <w:color w:val="000000"/>
+          <w:kern w:val="0"/>
+          <w:lang w:eastAsia="en-GB"/>
+          <w14:ligatures w14:val="none"/>
+        </w:rPr>
+        <w:t> Does sequential task conditioning improve accuracy versus parallel multi-task learning? </w:t>
+      </w:r>
+      <w:r>
+        <w:rPr>
+          <w:rFonts w:ascii="Times New Roman" w:eastAsia="Times New Roman" w:hAnsi="Times New Roman" w:cs="Times New Roman"/>
+          <w:b/>
+          <w:bCs/>
+          <w:color w:val="000000"/>
+          <w:kern w:val="0"/>
+          <w:lang w:eastAsia="en-GB"/>
+          <w14:ligatures w14:val="none"/>
+        </w:rPr>
+        <w:t>(RQ2)</w:t>
+      </w:r>
+      <w:r>
+        <w:rPr>
+          <w:rFonts w:ascii="Times New Roman" w:eastAsia="Times New Roman" w:hAnsi="Times New Roman" w:cs="Times New Roman"/>
+          <w:color w:val="000000"/>
+          <w:kern w:val="0"/>
+          <w:lang w:eastAsia="en-GB"/>
+          <w14:ligatures w14:val="none"/>
+        </w:rPr>
+        <w:t>What is the RGB-only versus RGB-D accuracy trade-off? </w:t>
+      </w:r>
+      <w:r>
+        <w:rPr>
+          <w:rFonts w:ascii="Times New Roman" w:eastAsia="Times New Roman" w:hAnsi="Times New Roman" w:cs="Times New Roman"/>
+          <w:b/>
+          <w:bCs/>
+          <w:color w:val="000000"/>
+          <w:kern w:val="0"/>
+          <w:lang w:eastAsia="en-GB"/>
+          <w14:ligatures w14:val="none"/>
+        </w:rPr>
+        <w:t>(RQ3)</w:t>
+      </w:r>
+      <w:r>
+        <w:rPr>
+          <w:rFonts w:ascii="Times New Roman" w:eastAsia="Times New Roman" w:hAnsi="Times New Roman" w:cs="Times New Roman"/>
+          <w:color w:val="000000"/>
+          <w:kern w:val="0"/>
+          <w:lang w:eastAsia="en-GB"/>
+          <w14:ligatures w14:val="none"/>
+        </w:rPr>
+        <w:t> How do classification errors propagate to nutritional estimation? </w:t>
+      </w:r>
+      <w:r>
+        <w:rPr>
+          <w:rFonts w:ascii="Times New Roman" w:eastAsia="Times New Roman" w:hAnsi="Times New Roman" w:cs="Times New Roman"/>
+          <w:b/>
+          <w:bCs/>
+          <w:color w:val="000000"/>
+          <w:kern w:val="0"/>
+          <w:lang w:eastAsia="en-GB"/>
+          <w14:ligatures w14:val="none"/>
+        </w:rPr>
+        <w:t>(RQ4)</w:t>
+      </w:r>
+      <w:r>
+        <w:rPr>
+          <w:rFonts w:ascii="Times New Roman" w:eastAsia="Times New Roman" w:hAnsi="Times New Roman" w:cs="Times New Roman"/>
+          <w:color w:val="000000"/>
+          <w:kern w:val="0"/>
+          <w:lang w:eastAsia="en-GB"/>
+          <w14:ligatures w14:val="none"/>
+        </w:rPr>
+        <w:t> Can attention mechanisms provide sufficient 3D reasoning without explicit depth prediction? </w:t>
+      </w:r>
+      <w:r>
+        <w:rPr>
+          <w:rFonts w:ascii="Times New Roman" w:eastAsia="Times New Roman" w:hAnsi="Times New Roman" w:cs="Times New Roman"/>
+          <w:b/>
+          <w:bCs/>
+          <w:color w:val="000000"/>
+          <w:kern w:val="0"/>
+          <w:lang w:eastAsia="en-GB"/>
+          <w14:ligatures w14:val="none"/>
+        </w:rPr>
+        <w:t>(RQ5)</w:t>
+      </w:r>
+      <w:r>
+        <w:rPr>
+          <w:rFonts w:ascii="Times New Roman" w:eastAsia="Times New Roman" w:hAnsi="Times New Roman" w:cs="Times New Roman"/>
+          <w:color w:val="000000"/>
+          <w:kern w:val="0"/>
+          <w:lang w:eastAsia="en-GB"/>
+          <w14:ligatures w14:val="none"/>
+        </w:rPr>
+        <w:t>What is the optimal complexity-accuracy-speed balance for mobile deployment?</w:t>
+      </w:r>
+    </w:p>
+    <w:p>
+      <w:pPr>
+        <w:spacing w:before="100" w:beforeAutospacing="1" w:after="100" w:afterAutospacing="1" w:line="240" w:lineRule="auto"/>
+        <w:outlineLvl w:val="2"/>
+        <w:rPr>
+          <w:rFonts w:ascii="Times New Roman" w:eastAsia="Times New Roman" w:hAnsi="Times New Roman" w:cs="Times New Roman"/>
+          <w:b/>
+          <w:bCs/>
+          <w:color w:val="000000"/>
+          <w:kern w:val="0"/>
+          <w:sz w:val="27"/>
+          <w:szCs w:val="27"/>
+          <w:lang w:eastAsia="en-GB"/>
+          <w14:ligatures w14:val="none"/>
+        </w:rPr>
+      </w:pPr>
+      <w:r>
+        <w:rPr>
+          <w:rFonts w:ascii="Times New Roman" w:eastAsia="Times New Roman" w:hAnsi="Times New Roman" w:cs="Times New Roman"/>
+          <w:b/>
+          <w:bCs/>
+          <w:color w:val="000000"/>
+          <w:kern w:val="0"/>
+          <w:sz w:val="27"/>
+          <w:szCs w:val="27"/>
+          <w:lang w:eastAsia="en-GB"/>
+          <w14:ligatures w14:val="none"/>
+        </w:rPr>
+        <w:t>1.4 Applications and New Knowledge</w:t>
+      </w:r>
+    </w:p>
+    <w:p>
+      <w:pPr>
+        <w:spacing w:before="100" w:beforeAutospacing="1" w:after="100" w:afterAutospacing="1" w:line="240" w:lineRule="auto"/>
+        <w:rPr>
+          <w:rFonts w:ascii="Times New Roman" w:eastAsia="Times New Roman" w:hAnsi="Times New Roman" w:cs="Times New Roman"/>
+          <w:color w:val="000000"/>
+          <w:kern w:val="0"/>
+          <w:lang w:eastAsia="en-GB"/>
+          <w14:ligatures w14:val="none"/>
+        </w:rPr>
+      </w:pPr>
+      <w:r>
+        <w:rPr>
+          <w:rFonts w:ascii="Times New Roman" w:eastAsia="Times New Roman" w:hAnsi="Times New Roman" w:cs="Times New Roman"/>
+          <w:color w:val="000000"/>
+          <w:kern w:val="0"/>
+          <w:lang w:eastAsia="en-GB"/>
+          <w14:ligatures w14:val="none"/>
+        </w:rPr>
+        <w:t>Automated nutritional analysis enables continuous dietary monitoring for diabetes management, precise macronutrient tracking for athletes, large-scale dietary surveillance, and objective assessment for nutrition research—eliminating recall bias in self-reported diaries.</w:t>
+      </w:r>
+    </w:p>
+    <w:p>
+      <w:pPr>
+        <w:spacing w:before="100" w:beforeAutospacing="1" w:after="100" w:afterAutospacing="1" w:line="240" w:lineRule="auto"/>
+        <w:rPr>
+          <w:rFonts w:ascii="Times New Roman" w:eastAsia="Times New Roman" w:hAnsi="Times New Roman" w:cs="Times New Roman"/>
+          <w:color w:val="000000"/>
+          <w:kern w:val="0"/>
+          <w:lang w:eastAsia="en-GB"/>
+          <w14:ligatures w14:val="none"/>
+        </w:rPr>
+      </w:pPr>
+      <w:r>
+        <w:rPr>
+          <w:rFonts w:ascii="Times New Roman" w:eastAsia="Times New Roman" w:hAnsi="Times New Roman" w:cs="Times New Roman"/>
+          <w:color w:val="000000"/>
+          <w:kern w:val="0"/>
+          <w:lang w:eastAsia="en-GB"/>
+          <w14:ligatures w14:val="none"/>
+        </w:rPr>
+        <w:t>This work introduces new understanding of task conditioning benefits in multi-task learning, empirical characterization of error propagation from classification through nutrition, and documentation of deployment-accuracy trade-offs between RGB-only versus RGB-D and CNNs versus Transformers</w:t>
+      </w:r>
+      <w:r>
+        <w:rPr>
+          <w:rFonts w:ascii="Times New Roman" w:eastAsia="Times New Roman" w:hAnsi="Times New Roman" w:cs="Times New Roman"/>
+          <w:color w:val="000000"/>
+          <w:kern w:val="0"/>
+          <w:lang w:eastAsia="en-GB"/>
+          <w14:ligatures w14:val="none"/>
+        </w:rPr>
+        <w:t>.</w:t>
+      </w:r>
+    </w:p>
+    <w:p>
+      <w:pPr>
+        <w:spacing w:before="100" w:beforeAutospacing="1" w:after="100" w:afterAutospacing="1" w:line="240" w:lineRule="auto"/>
+        <w:outlineLvl w:val="2"/>
+        <w:rPr>
+          <w:rFonts w:ascii="Times New Roman" w:eastAsia="Times New Roman" w:hAnsi="Times New Roman" w:cs="Times New Roman"/>
+          <w:b/>
+          <w:bCs/>
+          <w:color w:val="000000"/>
+          <w:kern w:val="0"/>
+          <w:sz w:val="27"/>
+          <w:szCs w:val="27"/>
+          <w:lang w:eastAsia="en-GB"/>
+          <w14:ligatures w14:val="none"/>
+        </w:rPr>
+      </w:pPr>
+      <w:r>
+        <w:rPr>
+          <w:rFonts w:ascii="Times New Roman" w:eastAsia="Times New Roman" w:hAnsi="Times New Roman" w:cs="Times New Roman"/>
+          <w:b/>
+          <w:bCs/>
+          <w:color w:val="000000"/>
+          <w:kern w:val="0"/>
+          <w:sz w:val="27"/>
+          <w:szCs w:val="27"/>
+          <w:lang w:eastAsia="en-GB"/>
+          <w14:ligatures w14:val="none"/>
+        </w:rPr>
+        <w:t>1.5 Article Structure</w:t>
+      </w:r>
+    </w:p>
+    <w:p>
+      <w:pPr>
+        <w:spacing w:before="100" w:beforeAutospacing="1" w:after="100" w:afterAutospacing="1" w:line="240" w:lineRule="auto"/>
+        <w:rPr>
+          <w:rFonts w:ascii="Times New Roman" w:eastAsia="Times New Roman" w:hAnsi="Times New Roman" w:cs="Times New Roman"/>
+          <w:color w:val="000000"/>
+          <w:kern w:val="0"/>
+          <w:lang w:eastAsia="en-GB"/>
+          <w14:ligatures w14:val="none"/>
+        </w:rPr>
+      </w:pPr>
+      <w:r>
+        <w:rPr>
+          <w:rFonts w:ascii="Times New Roman" w:eastAsia="Times New Roman" w:hAnsi="Times New Roman" w:cs="Times New Roman"/>
+          <w:b/>
+          <w:bCs/>
+          <w:color w:val="000000"/>
+          <w:kern w:val="0"/>
+          <w:lang w:eastAsia="en-GB"/>
+          <w14:ligatures w14:val="none"/>
+        </w:rPr>
+        <w:t>Chapter 3: Experimental Modeling and Methodology</w:t>
+      </w:r>
+      <w:r>
+        <w:rPr>
+          <w:rFonts w:ascii="Times New Roman" w:eastAsia="Times New Roman" w:hAnsi="Times New Roman" w:cs="Times New Roman"/>
+          <w:color w:val="000000"/>
+          <w:kern w:val="0"/>
+          <w:lang w:eastAsia="en-GB"/>
+          <w14:ligatures w14:val="none"/>
+        </w:rPr>
+        <w:t> presents the mathematical formulation, datasets, model architecture, and evaluation framework. </w:t>
+      </w:r>
+      <w:r>
+        <w:rPr>
+          <w:rFonts w:ascii="Times New Roman" w:eastAsia="Times New Roman" w:hAnsi="Times New Roman" w:cs="Times New Roman"/>
+          <w:b/>
+          <w:bCs/>
+          <w:color w:val="000000"/>
+          <w:kern w:val="0"/>
+          <w:lang w:eastAsia="en-GB"/>
+          <w14:ligatures w14:val="none"/>
+        </w:rPr>
+        <w:t>Chapter 4: Case Study</w:t>
+      </w:r>
+      <w:r>
+        <w:rPr>
+          <w:rFonts w:ascii="Times New Roman" w:eastAsia="Times New Roman" w:hAnsi="Times New Roman" w:cs="Times New Roman"/>
+          <w:color w:val="000000"/>
+          <w:kern w:val="0"/>
+          <w:lang w:eastAsia="en-GB"/>
+          <w14:ligatures w14:val="none"/>
+        </w:rPr>
+        <w:t> demonstrates the approach on a controlled 8-class dataset, establishing baseline performance. </w:t>
+      </w:r>
+      <w:r>
+        <w:rPr>
+          <w:rFonts w:ascii="Times New Roman" w:eastAsia="Times New Roman" w:hAnsi="Times New Roman" w:cs="Times New Roman"/>
+          <w:b/>
+          <w:bCs/>
+          <w:color w:val="000000"/>
+          <w:kern w:val="0"/>
+          <w:lang w:eastAsia="en-GB"/>
+          <w14:ligatures w14:val="none"/>
+        </w:rPr>
+        <w:t>Chapter 5: Related Work</w:t>
+      </w:r>
+      <w:r>
+        <w:rPr>
+          <w:rFonts w:ascii="Times New Roman" w:eastAsia="Times New Roman" w:hAnsi="Times New Roman" w:cs="Times New Roman"/>
+          <w:color w:val="000000"/>
+          <w:kern w:val="0"/>
+          <w:lang w:eastAsia="en-GB"/>
+          <w14:ligatures w14:val="none"/>
+        </w:rPr>
+        <w:t> reviews state-of-the-art approaches and positions our contributions. Future chapters will report full-scale results, discuss trade-offs, and conclude with directions for future research.</w:t>
+      </w:r>
     </w:p>
     <w:p>
       <w:pPr>
@@ -2326,7 +3266,11 @@
           <w14:ligatures w14:val="none"/>
         </w:rPr>
       </w:pPr>
-      <w:r>
+    </w:p>
+    <w:p>
+      <w:pPr>
+        <w:spacing w:before="100" w:beforeAutospacing="1" w:after="100" w:afterAutospacing="1" w:line="240" w:lineRule="auto"/>
+        <w:outlineLvl w:val="0"/>
         <w:rPr>
           <w:rFonts w:ascii="Times New Roman" w:eastAsia="Times New Roman" w:hAnsi="Times New Roman" w:cs="Times New Roman"/>
           <w:b/>
@@ -2338,7 +3282,19 @@
           <w:lang w:eastAsia="en-GB"/>
           <w14:ligatures w14:val="none"/>
         </w:rPr>
-        <w:lastRenderedPageBreak/>
+      </w:pPr>
+      <w:r>
+        <w:rPr>
+          <w:rFonts w:ascii="Times New Roman" w:eastAsia="Times New Roman" w:hAnsi="Times New Roman" w:cs="Times New Roman"/>
+          <w:b/>
+          <w:bCs/>
+          <w:color w:val="000000"/>
+          <w:kern w:val="36"/>
+          <w:sz w:val="48"/>
+          <w:szCs w:val="48"/>
+          <w:lang w:eastAsia="en-GB"/>
+          <w14:ligatures w14:val="none"/>
+        </w:rPr>
         <w:t>Chapter 3: Experimental Modeling and Methodology</w:t>
       </w:r>
     </w:p>
@@ -2887,6 +3843,7 @@
           <w:lang w:eastAsia="en-GB"/>
           <w14:ligatures w14:val="none"/>
         </w:rPr>
+        <w:lastRenderedPageBreak/>
         <w:t>Portion Estimation:</w:t>
       </w:r>
       <w:r>
@@ -3451,7 +4408,6 @@
                 <w:lang w:eastAsia="en-GB"/>
                 <w14:ligatures w14:val="none"/>
               </w:rPr>
-              <w:lastRenderedPageBreak/>
               <w:t>Dataset</w:t>
             </w:r>
           </w:p>
@@ -4685,6 +5641,7 @@
           <w:lang w:eastAsia="en-GB"/>
           <w14:ligatures w14:val="none"/>
         </w:rPr>
+        <w:lastRenderedPageBreak/>
         <w:t>3.3 Food Recognition Model Architecture</w:t>
       </w:r>
     </w:p>
@@ -5026,7 +5983,6 @@
           <w:lang w:eastAsia="en-GB"/>
           <w14:ligatures w14:val="none"/>
         </w:rPr>
-        <w:lastRenderedPageBreak/>
         <w:t>denotes convolution operation</w:t>
       </w:r>
     </w:p>
@@ -5449,6 +6405,7 @@
           <w:lang w:eastAsia="en-GB"/>
           <w14:ligatures w14:val="none"/>
         </w:rPr>
+        <w:lastRenderedPageBreak/>
         <w:t>where θ_depth are learnable parameters.</w:t>
       </w:r>
     </w:p>
@@ -5729,7 +6686,6 @@
           <w:lang w:eastAsia="en-GB"/>
           <w14:ligatures w14:val="none"/>
         </w:rPr>
-        <w:lastRenderedPageBreak/>
         <w:t>3.5 Nutritional Computation Module</w:t>
       </w:r>
     </w:p>
@@ -6103,6 +7059,7 @@
           <w:lang w:eastAsia="en-GB"/>
           <w14:ligatures w14:val="none"/>
         </w:rPr>
+        <w:lastRenderedPageBreak/>
         <w:t xml:space="preserve"> </w:t>
       </w:r>
       <w:r>
@@ -6429,7 +7386,6 @@
           <w:lang w:eastAsia="en-GB"/>
           <w14:ligatures w14:val="none"/>
         </w:rPr>
-        <w:lastRenderedPageBreak/>
         <w:t>Cross-Validation</w:t>
       </w:r>
     </w:p>
@@ -6812,6 +7768,7 @@
           <w:lang w:eastAsia="en-GB"/>
           <w14:ligatures w14:val="none"/>
         </w:rPr>
+        <w:lastRenderedPageBreak/>
         <w:t>Precision = TP / (TP + FP) Recall = TP / (TP + FN) F1 = 2 · (Precision · Recall) / (Precision + Recall)</w:t>
       </w:r>
     </w:p>
@@ -7070,7 +8027,6 @@
           <w:kern w:val="0"/>
           <w:lang w:eastAsia="en-GB"/>
         </w:rPr>
-        <w:lastRenderedPageBreak/>
       </w:r>
       <w:r>
         <w:rPr>
@@ -8328,6 +9284,7 @@
           <w:lang w:eastAsia="en-GB"/>
           <w14:ligatures w14:val="none"/>
         </w:rPr>
+        <w:lastRenderedPageBreak/>
         <w:t>t = (μ_ours - μ_baseline) / √(σ²_ours/n + σ²_baseline/n)</w:t>
       </w:r>
     </w:p>
@@ -8585,7 +9542,6 @@
           <w:lang w:eastAsia="en-GB"/>
           <w14:ligatures w14:val="none"/>
         </w:rPr>
-        <w:lastRenderedPageBreak/>
         <w:t>Train on Food-101 → test on UECFood-256</w:t>
       </w:r>
     </w:p>
@@ -9018,6 +9974,7 @@
         <w:rPr>
           <w:rFonts w:hAnsi="Symbol"/>
         </w:rPr>
+        <w:lastRenderedPageBreak/>
         <w:t></w:t>
       </w:r>
       <w:r>
@@ -9325,7 +10282,6 @@
           <w:lang w:eastAsia="en-GB"/>
           <w14:ligatures w14:val="none"/>
         </w:rPr>
-        <w:lastRenderedPageBreak/>
         <w:t xml:space="preserve">Chapter </w:t>
       </w:r>
       <w:r>
@@ -9630,6 +10586,7 @@
           <w:lang w:eastAsia="en-GB"/>
           <w14:ligatures w14:val="none"/>
         </w:rPr>
+        <w:lastRenderedPageBreak/>
         <w:t>Establish baseline accuracy on a controlled dataset.</w:t>
       </w:r>
     </w:p>
@@ -9935,7 +10892,6 @@
           <w:lang w:eastAsia="en-GB"/>
           <w14:ligatures w14:val="none"/>
         </w:rPr>
-        <w:lastRenderedPageBreak/>
         <w:t>4.3 Data Collection and Preparation</w:t>
       </w:r>
     </w:p>
@@ -10861,6 +11817,7 @@
                 <w:lang w:eastAsia="en-GB"/>
                 <w14:ligatures w14:val="none"/>
               </w:rPr>
+              <w:lastRenderedPageBreak/>
               <w:t>Bread</w:t>
             </w:r>
           </w:p>
@@ -12019,7 +12976,6 @@
           <w:lang w:eastAsia="en-GB"/>
           <w14:ligatures w14:val="none"/>
         </w:rPr>
-        <w:lastRenderedPageBreak/>
         <w:t>ImageNet normalization</w:t>
       </w:r>
     </w:p>
@@ -12539,6 +13495,7 @@
           <w:lang w:eastAsia="en-GB"/>
           <w14:ligatures w14:val="none"/>
         </w:rPr>
+        <w:lastRenderedPageBreak/>
         <w:t>Weight decay: 0.01</w:t>
       </w:r>
     </w:p>
@@ -12850,7 +13807,6 @@
           <w:lang w:eastAsia="en-GB"/>
           <w14:ligatures w14:val="none"/>
         </w:rPr>
-        <w:lastRenderedPageBreak/>
         <w:t>Overall:</w:t>
       </w:r>
     </w:p>
@@ -13996,7 +14952,6 @@
           <w:lang w:eastAsia="en-GB"/>
           <w14:ligatures w14:val="none"/>
         </w:rPr>
-        <w:lastRenderedPageBreak/>
         <w:t>4.5.4 Training Dynamics</w:t>
       </w:r>
     </w:p>
@@ -14434,6 +15389,7 @@
           <w:lang w:eastAsia="en-GB"/>
           <w14:ligatures w14:val="none"/>
         </w:rPr>
+        <w:lastRenderedPageBreak/>
         <w:t>Due to similar synthetic patterns</w:t>
       </w:r>
     </w:p>
@@ -14746,7 +15702,6 @@
           <w:lang w:eastAsia="en-GB"/>
           <w14:ligatures w14:val="none"/>
         </w:rPr>
-        <w:lastRenderedPageBreak/>
         <w:t>Predicted (Rice, 120.4g):</w:t>
       </w:r>
     </w:p>
@@ -15210,6 +16165,7 @@
           <w:lang w:eastAsia="en-GB"/>
           <w14:ligatures w14:val="none"/>
         </w:rPr>
+        <w:lastRenderedPageBreak/>
         <w:t>True: Banana, 113.9g</w:t>
       </w:r>
       <w:r>
@@ -15327,7 +16283,6 @@
           <w:lang w:eastAsia="en-GB"/>
           <w14:ligatures w14:val="none"/>
         </w:rPr>
-        <w:lastRenderedPageBreak/>
         <w:t>Chapter 5: Related Work and Benchmark Datasets</w:t>
       </w:r>
     </w:p>
@@ -15796,6 +16751,7 @@
           <w:lang w:eastAsia="en-GB"/>
           <w14:ligatures w14:val="none"/>
         </w:rPr>
+        <w:lastRenderedPageBreak/>
         <w:t>State-of-the-art:</w:t>
       </w:r>
       <w:r>
@@ -16203,7 +17159,6 @@
           <w:lang w:eastAsia="en-GB"/>
           <w14:ligatures w14:val="none"/>
         </w:rPr>
-        <w:lastRenderedPageBreak/>
         <w:t>Annotations:</w:t>
       </w:r>
       <w:r>
@@ -16791,6 +17746,7 @@
           <w:lang w:eastAsia="en-GB"/>
           <w14:ligatures w14:val="none"/>
         </w:rPr>
+        <w:lastRenderedPageBreak/>
         <w:t>EfficientNet (2019):</w:t>
       </w:r>
       <w:r>
@@ -17058,7 +18014,6 @@
           <w:lang w:eastAsia="en-GB"/>
           <w14:ligatures w14:val="none"/>
         </w:rPr>
-        <w:lastRenderedPageBreak/>
         <w:t>Myers et al. combined segmentation with depth prediction for volume estimation [19]</w:t>
       </w:r>
     </w:p>
@@ -17609,6 +18564,7 @@
           <w:lang w:eastAsia="en-GB"/>
           <w14:ligatures w14:val="none"/>
         </w:rPr>
+        <w:lastRenderedPageBreak/>
         <w:t>5.5.2 Nutrition5k Baselines (Google, 2021) [8]</w:t>
       </w:r>
     </w:p>
@@ -17876,7 +18832,6 @@
           <w:lang w:eastAsia="en-GB"/>
           <w14:ligatures w14:val="none"/>
         </w:rPr>
-        <w:lastRenderedPageBreak/>
         <w:t>Swin Transformer backbone with feature fusion</w:t>
       </w:r>
     </w:p>
@@ -19748,6 +20703,7 @@
                 <w:lang w:eastAsia="en-GB"/>
                 <w14:ligatures w14:val="none"/>
               </w:rPr>
+              <w:lastRenderedPageBreak/>
               <w:t>DPF-Nutrition [9]</w:t>
             </w:r>
           </w:p>
@@ -20215,7 +21171,6 @@
           <w:lang w:eastAsia="en-GB"/>
           <w14:ligatures w14:val="none"/>
         </w:rPr>
-        <w:lastRenderedPageBreak/>
         <w:t>Literature:</w:t>
       </w:r>
       <w:r>
@@ -20803,6 +21758,7 @@
           <w:lang w:eastAsia="en-GB"/>
           <w14:ligatures w14:val="none"/>
         </w:rPr>
+        <w:lastRenderedPageBreak/>
         <w:t>Literature (ResNet-50):</w:t>
       </w:r>
       <w:r>
@@ -21246,7 +22202,6 @@
           <w:lang w:eastAsia="en-GB"/>
           <w14:ligatures w14:val="none"/>
         </w:rPr>
-        <w:lastRenderedPageBreak/>
         <w:t>Explicit intermediate predictions (class, portion)</w:t>
       </w:r>
     </w:p>
@@ -21786,6 +22741,7 @@
           <w:lang w:eastAsia="en-GB"/>
           <w14:ligatures w14:val="none"/>
         </w:rPr>
+        <w:lastRenderedPageBreak/>
         <w:t>5.9.2 Nutrition5k Evaluation</w:t>
       </w:r>
     </w:p>
@@ -22194,7 +23150,6 @@
           <w:lang w:eastAsia="en-GB"/>
           <w14:ligatures w14:val="none"/>
         </w:rPr>
-        <w:lastRenderedPageBreak/>
         <w:t>5.10 Summary</w:t>
       </w:r>
     </w:p>
@@ -22796,7 +23751,6 @@
           <w:lang w:eastAsia="en-GB"/>
           <w14:ligatures w14:val="none"/>
         </w:rPr>
-        <w:lastRenderedPageBreak/>
         <w:t>References</w:t>
       </w:r>
     </w:p>
@@ -23171,6 +24125,7 @@
           <w:lang w:eastAsia="en-GB"/>
           <w14:ligatures w14:val="none"/>
         </w:rPr>
+        <w:lastRenderedPageBreak/>
         <w:t>[9] Zhang, R., et al. (2023). Depth Prediction and Image Fusion Based Automatic Nutrition Estimation for Food Images. </w:t>
       </w:r>
       <w:r>
@@ -28509,6 +29464,119 @@
     </w:lvl>
   </w:abstractNum>
   <w:abstractNum w:abstractNumId="36" w15:restartNumberingAfterBreak="0">
+    <w:nsid w:val="306B318E"/>
+    <w:multiLevelType w:val="multilevel"/>
+    <w:tmpl w:val="A022A83E"/>
+    <w:lvl w:ilvl="0">
+      <w:start w:val="1"/>
+      <w:numFmt w:val="decimal"/>
+      <w:lvlText w:val="%1."/>
+      <w:lvlJc w:val="left"/>
+      <w:pPr>
+        <w:tabs>
+          <w:tab w:val="num" w:pos="720"/>
+        </w:tabs>
+        <w:ind w:left="720" w:hanging="360"/>
+      </w:pPr>
+    </w:lvl>
+    <w:lvl w:ilvl="1" w:tentative="1">
+      <w:start w:val="1"/>
+      <w:numFmt w:val="decimal"/>
+      <w:lvlText w:val="%2."/>
+      <w:lvlJc w:val="left"/>
+      <w:pPr>
+        <w:tabs>
+          <w:tab w:val="num" w:pos="1440"/>
+        </w:tabs>
+        <w:ind w:left="1440" w:hanging="360"/>
+      </w:pPr>
+    </w:lvl>
+    <w:lvl w:ilvl="2" w:tentative="1">
+      <w:start w:val="1"/>
+      <w:numFmt w:val="decimal"/>
+      <w:lvlText w:val="%3."/>
+      <w:lvlJc w:val="left"/>
+      <w:pPr>
+        <w:tabs>
+          <w:tab w:val="num" w:pos="2160"/>
+        </w:tabs>
+        <w:ind w:left="2160" w:hanging="360"/>
+      </w:pPr>
+    </w:lvl>
+    <w:lvl w:ilvl="3" w:tentative="1">
+      <w:start w:val="1"/>
+      <w:numFmt w:val="decimal"/>
+      <w:lvlText w:val="%4."/>
+      <w:lvlJc w:val="left"/>
+      <w:pPr>
+        <w:tabs>
+          <w:tab w:val="num" w:pos="2880"/>
+        </w:tabs>
+        <w:ind w:left="2880" w:hanging="360"/>
+      </w:pPr>
+    </w:lvl>
+    <w:lvl w:ilvl="4" w:tentative="1">
+      <w:start w:val="1"/>
+      <w:numFmt w:val="decimal"/>
+      <w:lvlText w:val="%5."/>
+      <w:lvlJc w:val="left"/>
+      <w:pPr>
+        <w:tabs>
+          <w:tab w:val="num" w:pos="3600"/>
+        </w:tabs>
+        <w:ind w:left="3600" w:hanging="360"/>
+      </w:pPr>
+    </w:lvl>
+    <w:lvl w:ilvl="5" w:tentative="1">
+      <w:start w:val="1"/>
+      <w:numFmt w:val="decimal"/>
+      <w:lvlText w:val="%6."/>
+      <w:lvlJc w:val="left"/>
+      <w:pPr>
+        <w:tabs>
+          <w:tab w:val="num" w:pos="4320"/>
+        </w:tabs>
+        <w:ind w:left="4320" w:hanging="360"/>
+      </w:pPr>
+    </w:lvl>
+    <w:lvl w:ilvl="6" w:tentative="1">
+      <w:start w:val="1"/>
+      <w:numFmt w:val="decimal"/>
+      <w:lvlText w:val="%7."/>
+      <w:lvlJc w:val="left"/>
+      <w:pPr>
+        <w:tabs>
+          <w:tab w:val="num" w:pos="5040"/>
+        </w:tabs>
+        <w:ind w:left="5040" w:hanging="360"/>
+      </w:pPr>
+    </w:lvl>
+    <w:lvl w:ilvl="7" w:tentative="1">
+      <w:start w:val="1"/>
+      <w:numFmt w:val="decimal"/>
+      <w:lvlText w:val="%8."/>
+      <w:lvlJc w:val="left"/>
+      <w:pPr>
+        <w:tabs>
+          <w:tab w:val="num" w:pos="5760"/>
+        </w:tabs>
+        <w:ind w:left="5760" w:hanging="360"/>
+      </w:pPr>
+    </w:lvl>
+    <w:lvl w:ilvl="8" w:tentative="1">
+      <w:start w:val="1"/>
+      <w:numFmt w:val="decimal"/>
+      <w:lvlText w:val="%9."/>
+      <w:lvlJc w:val="left"/>
+      <w:pPr>
+        <w:tabs>
+          <w:tab w:val="num" w:pos="6480"/>
+        </w:tabs>
+        <w:ind w:left="6480" w:hanging="360"/>
+      </w:pPr>
+    </w:lvl>
+  </w:abstractNum>
+  <w:abstractNum w:abstractNumId="37" w15:restartNumberingAfterBreak="0">
     <w:nsid w:val="31DF0398"/>
     <w:multiLevelType w:val="multilevel"/>
     <w:tmpl w:val="3654B344"/>
@@ -28657,7 +29725,7 @@
       </w:rPr>
     </w:lvl>
   </w:abstractNum>
-  <w:abstractNum w:abstractNumId="37" w15:restartNumberingAfterBreak="0">
+  <w:abstractNum w:abstractNumId="38" w15:restartNumberingAfterBreak="0">
     <w:nsid w:val="32005B1A"/>
     <w:multiLevelType w:val="multilevel"/>
     <w:tmpl w:val="85126598"/>
@@ -28806,7 +29874,7 @@
       </w:rPr>
     </w:lvl>
   </w:abstractNum>
-  <w:abstractNum w:abstractNumId="38" w15:restartNumberingAfterBreak="0">
+  <w:abstractNum w:abstractNumId="39" w15:restartNumberingAfterBreak="0">
     <w:nsid w:val="32A07268"/>
     <w:multiLevelType w:val="multilevel"/>
     <w:tmpl w:val="A36E2982"/>
@@ -28955,7 +30023,7 @@
       </w:rPr>
     </w:lvl>
   </w:abstractNum>
-  <w:abstractNum w:abstractNumId="39" w15:restartNumberingAfterBreak="0">
+  <w:abstractNum w:abstractNumId="40" w15:restartNumberingAfterBreak="0">
     <w:nsid w:val="355B1F24"/>
     <w:multiLevelType w:val="multilevel"/>
     <w:tmpl w:val="CE3EA99E"/>
@@ -29068,7 +30136,7 @@
       </w:pPr>
     </w:lvl>
   </w:abstractNum>
-  <w:abstractNum w:abstractNumId="40" w15:restartNumberingAfterBreak="0">
+  <w:abstractNum w:abstractNumId="41" w15:restartNumberingAfterBreak="0">
     <w:nsid w:val="35A82C05"/>
     <w:multiLevelType w:val="multilevel"/>
     <w:tmpl w:val="E350F560"/>
@@ -29181,7 +30249,7 @@
       </w:rPr>
     </w:lvl>
   </w:abstractNum>
-  <w:abstractNum w:abstractNumId="41" w15:restartNumberingAfterBreak="0">
+  <w:abstractNum w:abstractNumId="42" w15:restartNumberingAfterBreak="0">
     <w:nsid w:val="3609275E"/>
     <w:multiLevelType w:val="multilevel"/>
     <w:tmpl w:val="0944B326"/>
@@ -29330,7 +30398,7 @@
       </w:rPr>
     </w:lvl>
   </w:abstractNum>
-  <w:abstractNum w:abstractNumId="42" w15:restartNumberingAfterBreak="0">
+  <w:abstractNum w:abstractNumId="43" w15:restartNumberingAfterBreak="0">
     <w:nsid w:val="3A853504"/>
     <w:multiLevelType w:val="multilevel"/>
     <w:tmpl w:val="3A0663FC"/>
@@ -29479,7 +30547,7 @@
       </w:rPr>
     </w:lvl>
   </w:abstractNum>
-  <w:abstractNum w:abstractNumId="43" w15:restartNumberingAfterBreak="0">
+  <w:abstractNum w:abstractNumId="44" w15:restartNumberingAfterBreak="0">
     <w:nsid w:val="3BC233D6"/>
     <w:multiLevelType w:val="multilevel"/>
     <w:tmpl w:val="9A4008EC"/>
@@ -29592,7 +30660,7 @@
       </w:pPr>
     </w:lvl>
   </w:abstractNum>
-  <w:abstractNum w:abstractNumId="44" w15:restartNumberingAfterBreak="0">
+  <w:abstractNum w:abstractNumId="45" w15:restartNumberingAfterBreak="0">
     <w:nsid w:val="3C281305"/>
     <w:multiLevelType w:val="multilevel"/>
     <w:tmpl w:val="B5121AD4"/>
@@ -29741,7 +30809,7 @@
       </w:rPr>
     </w:lvl>
   </w:abstractNum>
-  <w:abstractNum w:abstractNumId="45" w15:restartNumberingAfterBreak="0">
+  <w:abstractNum w:abstractNumId="46" w15:restartNumberingAfterBreak="0">
     <w:nsid w:val="3EA91228"/>
     <w:multiLevelType w:val="multilevel"/>
     <w:tmpl w:val="8240532A"/>
@@ -29890,7 +30958,7 @@
       </w:rPr>
     </w:lvl>
   </w:abstractNum>
-  <w:abstractNum w:abstractNumId="46" w15:restartNumberingAfterBreak="0">
+  <w:abstractNum w:abstractNumId="47" w15:restartNumberingAfterBreak="0">
     <w:nsid w:val="407B715F"/>
     <w:multiLevelType w:val="multilevel"/>
     <w:tmpl w:val="263AD926"/>
@@ -30039,7 +31107,7 @@
       </w:rPr>
     </w:lvl>
   </w:abstractNum>
-  <w:abstractNum w:abstractNumId="47" w15:restartNumberingAfterBreak="0">
+  <w:abstractNum w:abstractNumId="48" w15:restartNumberingAfterBreak="0">
     <w:nsid w:val="411E615E"/>
     <w:multiLevelType w:val="multilevel"/>
     <w:tmpl w:val="3070A968"/>
@@ -30188,7 +31256,7 @@
       </w:rPr>
     </w:lvl>
   </w:abstractNum>
-  <w:abstractNum w:abstractNumId="48" w15:restartNumberingAfterBreak="0">
+  <w:abstractNum w:abstractNumId="49" w15:restartNumberingAfterBreak="0">
     <w:nsid w:val="475F458F"/>
     <w:multiLevelType w:val="multilevel"/>
     <w:tmpl w:val="9FFE4BD8"/>
@@ -30337,7 +31405,7 @@
       </w:rPr>
     </w:lvl>
   </w:abstractNum>
-  <w:abstractNum w:abstractNumId="49" w15:restartNumberingAfterBreak="0">
+  <w:abstractNum w:abstractNumId="50" w15:restartNumberingAfterBreak="0">
     <w:nsid w:val="4A195ECC"/>
     <w:multiLevelType w:val="multilevel"/>
     <w:tmpl w:val="01348AF0"/>
@@ -30486,7 +31554,7 @@
       </w:rPr>
     </w:lvl>
   </w:abstractNum>
-  <w:abstractNum w:abstractNumId="50" w15:restartNumberingAfterBreak="0">
+  <w:abstractNum w:abstractNumId="51" w15:restartNumberingAfterBreak="0">
     <w:nsid w:val="4A2F387A"/>
     <w:multiLevelType w:val="multilevel"/>
     <w:tmpl w:val="D8AE2440"/>
@@ -30635,7 +31703,7 @@
       </w:rPr>
     </w:lvl>
   </w:abstractNum>
-  <w:abstractNum w:abstractNumId="51" w15:restartNumberingAfterBreak="0">
+  <w:abstractNum w:abstractNumId="52" w15:restartNumberingAfterBreak="0">
     <w:nsid w:val="4A624362"/>
     <w:multiLevelType w:val="multilevel"/>
     <w:tmpl w:val="B5A27582"/>
@@ -30784,7 +31852,7 @@
       </w:rPr>
     </w:lvl>
   </w:abstractNum>
-  <w:abstractNum w:abstractNumId="52" w15:restartNumberingAfterBreak="0">
+  <w:abstractNum w:abstractNumId="53" w15:restartNumberingAfterBreak="0">
     <w:nsid w:val="4DEE7B61"/>
     <w:multiLevelType w:val="multilevel"/>
     <w:tmpl w:val="35B23B7E"/>
@@ -30933,7 +32001,7 @@
       </w:rPr>
     </w:lvl>
   </w:abstractNum>
-  <w:abstractNum w:abstractNumId="53" w15:restartNumberingAfterBreak="0">
+  <w:abstractNum w:abstractNumId="54" w15:restartNumberingAfterBreak="0">
     <w:nsid w:val="4E5A1845"/>
     <w:multiLevelType w:val="multilevel"/>
     <w:tmpl w:val="73B2F42E"/>
@@ -31082,7 +32150,7 @@
       </w:rPr>
     </w:lvl>
   </w:abstractNum>
-  <w:abstractNum w:abstractNumId="54" w15:restartNumberingAfterBreak="0">
+  <w:abstractNum w:abstractNumId="55" w15:restartNumberingAfterBreak="0">
     <w:nsid w:val="4EDD4C76"/>
     <w:multiLevelType w:val="multilevel"/>
     <w:tmpl w:val="1E4230B6"/>
@@ -31231,7 +32299,7 @@
       </w:rPr>
     </w:lvl>
   </w:abstractNum>
-  <w:abstractNum w:abstractNumId="55" w15:restartNumberingAfterBreak="0">
+  <w:abstractNum w:abstractNumId="56" w15:restartNumberingAfterBreak="0">
     <w:nsid w:val="509C2C52"/>
     <w:multiLevelType w:val="multilevel"/>
     <w:tmpl w:val="11A41412"/>
@@ -31380,7 +32448,7 @@
       </w:rPr>
     </w:lvl>
   </w:abstractNum>
-  <w:abstractNum w:abstractNumId="56" w15:restartNumberingAfterBreak="0">
+  <w:abstractNum w:abstractNumId="57" w15:restartNumberingAfterBreak="0">
     <w:nsid w:val="51574A6B"/>
     <w:multiLevelType w:val="multilevel"/>
     <w:tmpl w:val="6CDA5FDC"/>
@@ -31529,7 +32597,7 @@
       </w:rPr>
     </w:lvl>
   </w:abstractNum>
-  <w:abstractNum w:abstractNumId="57" w15:restartNumberingAfterBreak="0">
+  <w:abstractNum w:abstractNumId="58" w15:restartNumberingAfterBreak="0">
     <w:nsid w:val="51B41EA4"/>
     <w:multiLevelType w:val="multilevel"/>
     <w:tmpl w:val="44ACFB72"/>
@@ -31678,7 +32746,7 @@
       </w:rPr>
     </w:lvl>
   </w:abstractNum>
-  <w:abstractNum w:abstractNumId="58" w15:restartNumberingAfterBreak="0">
+  <w:abstractNum w:abstractNumId="59" w15:restartNumberingAfterBreak="0">
     <w:nsid w:val="53971178"/>
     <w:multiLevelType w:val="multilevel"/>
     <w:tmpl w:val="BDC0FCF4"/>
@@ -31827,7 +32895,7 @@
       </w:rPr>
     </w:lvl>
   </w:abstractNum>
-  <w:abstractNum w:abstractNumId="59" w15:restartNumberingAfterBreak="0">
+  <w:abstractNum w:abstractNumId="60" w15:restartNumberingAfterBreak="0">
     <w:nsid w:val="54D82E9D"/>
     <w:multiLevelType w:val="multilevel"/>
     <w:tmpl w:val="CFBA9C94"/>
@@ -31976,7 +33044,7 @@
       </w:rPr>
     </w:lvl>
   </w:abstractNum>
-  <w:abstractNum w:abstractNumId="60" w15:restartNumberingAfterBreak="0">
+  <w:abstractNum w:abstractNumId="61" w15:restartNumberingAfterBreak="0">
     <w:nsid w:val="551D7066"/>
     <w:multiLevelType w:val="multilevel"/>
     <w:tmpl w:val="806055CC"/>
@@ -32125,7 +33193,7 @@
       </w:rPr>
     </w:lvl>
   </w:abstractNum>
-  <w:abstractNum w:abstractNumId="61" w15:restartNumberingAfterBreak="0">
+  <w:abstractNum w:abstractNumId="62" w15:restartNumberingAfterBreak="0">
     <w:nsid w:val="57D30099"/>
     <w:multiLevelType w:val="multilevel"/>
     <w:tmpl w:val="2902B044"/>
@@ -32274,7 +33342,7 @@
       </w:rPr>
     </w:lvl>
   </w:abstractNum>
-  <w:abstractNum w:abstractNumId="62" w15:restartNumberingAfterBreak="0">
+  <w:abstractNum w:abstractNumId="63" w15:restartNumberingAfterBreak="0">
     <w:nsid w:val="5A900DD2"/>
     <w:multiLevelType w:val="multilevel"/>
     <w:tmpl w:val="BFE8AE22"/>
@@ -32423,7 +33491,7 @@
       </w:rPr>
     </w:lvl>
   </w:abstractNum>
-  <w:abstractNum w:abstractNumId="63" w15:restartNumberingAfterBreak="0">
+  <w:abstractNum w:abstractNumId="64" w15:restartNumberingAfterBreak="0">
     <w:nsid w:val="5BA227C2"/>
     <w:multiLevelType w:val="multilevel"/>
     <w:tmpl w:val="CFF20E1C"/>
@@ -32572,7 +33640,7 @@
       </w:rPr>
     </w:lvl>
   </w:abstractNum>
-  <w:abstractNum w:abstractNumId="64" w15:restartNumberingAfterBreak="0">
+  <w:abstractNum w:abstractNumId="65" w15:restartNumberingAfterBreak="0">
     <w:nsid w:val="5BC718B1"/>
     <w:multiLevelType w:val="multilevel"/>
     <w:tmpl w:val="22D47F84"/>
@@ -32685,7 +33753,7 @@
       </w:pPr>
     </w:lvl>
   </w:abstractNum>
-  <w:abstractNum w:abstractNumId="65" w15:restartNumberingAfterBreak="0">
+  <w:abstractNum w:abstractNumId="66" w15:restartNumberingAfterBreak="0">
     <w:nsid w:val="5ECC0FEE"/>
     <w:multiLevelType w:val="multilevel"/>
     <w:tmpl w:val="BD92264E"/>
@@ -32834,7 +33902,7 @@
       </w:rPr>
     </w:lvl>
   </w:abstractNum>
-  <w:abstractNum w:abstractNumId="66" w15:restartNumberingAfterBreak="0">
+  <w:abstractNum w:abstractNumId="67" w15:restartNumberingAfterBreak="0">
     <w:nsid w:val="5EF81EF8"/>
     <w:multiLevelType w:val="multilevel"/>
     <w:tmpl w:val="6A78ED88"/>
@@ -32983,7 +34051,7 @@
       </w:rPr>
     </w:lvl>
   </w:abstractNum>
-  <w:abstractNum w:abstractNumId="67" w15:restartNumberingAfterBreak="0">
+  <w:abstractNum w:abstractNumId="68" w15:restartNumberingAfterBreak="0">
     <w:nsid w:val="5FAA50E0"/>
     <w:multiLevelType w:val="multilevel"/>
     <w:tmpl w:val="D1540AB2"/>
@@ -33132,7 +34200,7 @@
       </w:rPr>
     </w:lvl>
   </w:abstractNum>
-  <w:abstractNum w:abstractNumId="68" w15:restartNumberingAfterBreak="0">
+  <w:abstractNum w:abstractNumId="69" w15:restartNumberingAfterBreak="0">
     <w:nsid w:val="626C0491"/>
     <w:multiLevelType w:val="multilevel"/>
     <w:tmpl w:val="D58CD270"/>
@@ -33281,7 +34349,7 @@
       </w:rPr>
     </w:lvl>
   </w:abstractNum>
-  <w:abstractNum w:abstractNumId="69" w15:restartNumberingAfterBreak="0">
+  <w:abstractNum w:abstractNumId="70" w15:restartNumberingAfterBreak="0">
     <w:nsid w:val="63242A9E"/>
     <w:multiLevelType w:val="multilevel"/>
     <w:tmpl w:val="4A9A43DE"/>
@@ -33430,7 +34498,7 @@
       </w:rPr>
     </w:lvl>
   </w:abstractNum>
-  <w:abstractNum w:abstractNumId="70" w15:restartNumberingAfterBreak="0">
+  <w:abstractNum w:abstractNumId="71" w15:restartNumberingAfterBreak="0">
     <w:nsid w:val="64E3223A"/>
     <w:multiLevelType w:val="multilevel"/>
     <w:tmpl w:val="904C23A0"/>
@@ -33579,7 +34647,7 @@
       </w:rPr>
     </w:lvl>
   </w:abstractNum>
-  <w:abstractNum w:abstractNumId="71" w15:restartNumberingAfterBreak="0">
+  <w:abstractNum w:abstractNumId="72" w15:restartNumberingAfterBreak="0">
     <w:nsid w:val="66F34E06"/>
     <w:multiLevelType w:val="multilevel"/>
     <w:tmpl w:val="0B44A696"/>
@@ -33692,7 +34760,7 @@
       </w:pPr>
     </w:lvl>
   </w:abstractNum>
-  <w:abstractNum w:abstractNumId="72" w15:restartNumberingAfterBreak="0">
+  <w:abstractNum w:abstractNumId="73" w15:restartNumberingAfterBreak="0">
     <w:nsid w:val="69B10C2B"/>
     <w:multiLevelType w:val="multilevel"/>
     <w:tmpl w:val="E9E489FA"/>
@@ -33841,7 +34909,7 @@
       </w:rPr>
     </w:lvl>
   </w:abstractNum>
-  <w:abstractNum w:abstractNumId="73" w15:restartNumberingAfterBreak="0">
+  <w:abstractNum w:abstractNumId="74" w15:restartNumberingAfterBreak="0">
     <w:nsid w:val="69DE27E8"/>
     <w:multiLevelType w:val="multilevel"/>
     <w:tmpl w:val="41E2D3B4"/>
@@ -33990,7 +35058,7 @@
       </w:rPr>
     </w:lvl>
   </w:abstractNum>
-  <w:abstractNum w:abstractNumId="74" w15:restartNumberingAfterBreak="0">
+  <w:abstractNum w:abstractNumId="75" w15:restartNumberingAfterBreak="0">
     <w:nsid w:val="6ADE10D2"/>
     <w:multiLevelType w:val="multilevel"/>
     <w:tmpl w:val="05E21F7E"/>
@@ -34139,7 +35207,7 @@
       </w:rPr>
     </w:lvl>
   </w:abstractNum>
-  <w:abstractNum w:abstractNumId="75" w15:restartNumberingAfterBreak="0">
+  <w:abstractNum w:abstractNumId="76" w15:restartNumberingAfterBreak="0">
     <w:nsid w:val="6DF225C1"/>
     <w:multiLevelType w:val="multilevel"/>
     <w:tmpl w:val="07D27A00"/>
@@ -34252,7 +35320,7 @@
       </w:pPr>
     </w:lvl>
   </w:abstractNum>
-  <w:abstractNum w:abstractNumId="76" w15:restartNumberingAfterBreak="0">
+  <w:abstractNum w:abstractNumId="77" w15:restartNumberingAfterBreak="0">
     <w:nsid w:val="6ED51EFA"/>
     <w:multiLevelType w:val="multilevel"/>
     <w:tmpl w:val="3FAAD508"/>
@@ -34365,7 +35433,7 @@
       </w:pPr>
     </w:lvl>
   </w:abstractNum>
-  <w:abstractNum w:abstractNumId="77" w15:restartNumberingAfterBreak="0">
+  <w:abstractNum w:abstractNumId="78" w15:restartNumberingAfterBreak="0">
     <w:nsid w:val="71133A96"/>
     <w:multiLevelType w:val="multilevel"/>
     <w:tmpl w:val="857413D6"/>
@@ -34514,7 +35582,7 @@
       </w:rPr>
     </w:lvl>
   </w:abstractNum>
-  <w:abstractNum w:abstractNumId="78" w15:restartNumberingAfterBreak="0">
+  <w:abstractNum w:abstractNumId="79" w15:restartNumberingAfterBreak="0">
     <w:nsid w:val="72D23280"/>
     <w:multiLevelType w:val="multilevel"/>
     <w:tmpl w:val="0DEA337E"/>
@@ -34663,7 +35731,7 @@
       </w:rPr>
     </w:lvl>
   </w:abstractNum>
-  <w:abstractNum w:abstractNumId="79" w15:restartNumberingAfterBreak="0">
+  <w:abstractNum w:abstractNumId="80" w15:restartNumberingAfterBreak="0">
     <w:nsid w:val="74A65C26"/>
     <w:multiLevelType w:val="multilevel"/>
     <w:tmpl w:val="D4126828"/>
@@ -34812,7 +35880,7 @@
       </w:rPr>
     </w:lvl>
   </w:abstractNum>
-  <w:abstractNum w:abstractNumId="80" w15:restartNumberingAfterBreak="0">
+  <w:abstractNum w:abstractNumId="81" w15:restartNumberingAfterBreak="0">
     <w:nsid w:val="7A171886"/>
     <w:multiLevelType w:val="multilevel"/>
     <w:tmpl w:val="FCB08900"/>
@@ -34961,7 +36029,7 @@
       </w:rPr>
     </w:lvl>
   </w:abstractNum>
-  <w:abstractNum w:abstractNumId="81" w15:restartNumberingAfterBreak="0">
+  <w:abstractNum w:abstractNumId="82" w15:restartNumberingAfterBreak="0">
     <w:nsid w:val="7E500FA2"/>
     <w:multiLevelType w:val="multilevel"/>
     <w:tmpl w:val="D42C390C"/>
@@ -35110,7 +36178,7 @@
       </w:rPr>
     </w:lvl>
   </w:abstractNum>
-  <w:abstractNum w:abstractNumId="82" w15:restartNumberingAfterBreak="0">
+  <w:abstractNum w:abstractNumId="83" w15:restartNumberingAfterBreak="0">
     <w:nsid w:val="7EFC6C2D"/>
     <w:multiLevelType w:val="multilevel"/>
     <w:tmpl w:val="8F9E3316"/>
@@ -35260,7 +36328,7 @@
     </w:lvl>
   </w:abstractNum>
   <w:num w:numId="1" w16cid:durableId="776947275">
-    <w:abstractNumId w:val="64"/>
+    <w:abstractNumId w:val="65"/>
   </w:num>
   <w:num w:numId="2" w16cid:durableId="1780180689">
     <w:abstractNumId w:val="2"/>
@@ -35269,61 +36337,61 @@
     <w:abstractNumId w:val="34"/>
   </w:num>
   <w:num w:numId="4" w16cid:durableId="758913192">
-    <w:abstractNumId w:val="82"/>
+    <w:abstractNumId w:val="83"/>
   </w:num>
   <w:num w:numId="5" w16cid:durableId="1673141872">
     <w:abstractNumId w:val="17"/>
   </w:num>
   <w:num w:numId="6" w16cid:durableId="569770408">
-    <w:abstractNumId w:val="54"/>
+    <w:abstractNumId w:val="55"/>
   </w:num>
   <w:num w:numId="7" w16cid:durableId="2055614982">
-    <w:abstractNumId w:val="69"/>
+    <w:abstractNumId w:val="70"/>
   </w:num>
   <w:num w:numId="8" w16cid:durableId="829373294">
-    <w:abstractNumId w:val="71"/>
+    <w:abstractNumId w:val="72"/>
   </w:num>
   <w:num w:numId="9" w16cid:durableId="1820724963">
-    <w:abstractNumId w:val="52"/>
+    <w:abstractNumId w:val="53"/>
   </w:num>
   <w:num w:numId="10" w16cid:durableId="1964146583">
-    <w:abstractNumId w:val="40"/>
+    <w:abstractNumId w:val="41"/>
   </w:num>
   <w:num w:numId="11" w16cid:durableId="1005127585">
     <w:abstractNumId w:val="32"/>
   </w:num>
   <w:num w:numId="12" w16cid:durableId="475148351">
-    <w:abstractNumId w:val="76"/>
+    <w:abstractNumId w:val="77"/>
   </w:num>
   <w:num w:numId="13" w16cid:durableId="327826324">
+    <w:abstractNumId w:val="80"/>
+  </w:num>
+  <w:num w:numId="14" w16cid:durableId="1469282050">
     <w:abstractNumId w:val="79"/>
   </w:num>
-  <w:num w:numId="14" w16cid:durableId="1469282050">
-    <w:abstractNumId w:val="78"/>
-  </w:num>
   <w:num w:numId="15" w16cid:durableId="1452283799">
-    <w:abstractNumId w:val="49"/>
+    <w:abstractNumId w:val="50"/>
   </w:num>
   <w:num w:numId="16" w16cid:durableId="1736515285">
-    <w:abstractNumId w:val="36"/>
+    <w:abstractNumId w:val="37"/>
   </w:num>
   <w:num w:numId="17" w16cid:durableId="245188300">
-    <w:abstractNumId w:val="53"/>
+    <w:abstractNumId w:val="54"/>
   </w:num>
   <w:num w:numId="18" w16cid:durableId="1229999732">
     <w:abstractNumId w:val="13"/>
   </w:num>
   <w:num w:numId="19" w16cid:durableId="1444764823">
-    <w:abstractNumId w:val="39"/>
+    <w:abstractNumId w:val="40"/>
   </w:num>
   <w:num w:numId="20" w16cid:durableId="1684359357">
+    <w:abstractNumId w:val="44"/>
+  </w:num>
+  <w:num w:numId="21" w16cid:durableId="555359145">
     <w:abstractNumId w:val="43"/>
   </w:num>
-  <w:num w:numId="21" w16cid:durableId="555359145">
-    <w:abstractNumId w:val="42"/>
-  </w:num>
   <w:num w:numId="22" w16cid:durableId="1418021022">
-    <w:abstractNumId w:val="44"/>
+    <w:abstractNumId w:val="45"/>
   </w:num>
   <w:num w:numId="23" w16cid:durableId="27727930">
     <w:abstractNumId w:val="7"/>
@@ -35347,7 +36415,7 @@
     <w:abstractNumId w:val="35"/>
   </w:num>
   <w:num w:numId="30" w16cid:durableId="1638490465">
-    <w:abstractNumId w:val="58"/>
+    <w:abstractNumId w:val="59"/>
   </w:num>
   <w:num w:numId="31" w16cid:durableId="2103868394">
     <w:abstractNumId w:val="9"/>
@@ -35356,7 +36424,7 @@
     <w:abstractNumId w:val="11"/>
   </w:num>
   <w:num w:numId="33" w16cid:durableId="1133908605">
-    <w:abstractNumId w:val="59"/>
+    <w:abstractNumId w:val="60"/>
   </w:num>
   <w:num w:numId="34" w16cid:durableId="1234463035">
     <w:abstractNumId w:val="8"/>
@@ -35368,22 +36436,22 @@
     <w:abstractNumId w:val="3"/>
   </w:num>
   <w:num w:numId="37" w16cid:durableId="1731610513">
-    <w:abstractNumId w:val="68"/>
+    <w:abstractNumId w:val="69"/>
   </w:num>
   <w:num w:numId="38" w16cid:durableId="2142990430">
-    <w:abstractNumId w:val="46"/>
+    <w:abstractNumId w:val="47"/>
   </w:num>
   <w:num w:numId="39" w16cid:durableId="894313797">
     <w:abstractNumId w:val="30"/>
   </w:num>
   <w:num w:numId="40" w16cid:durableId="769589865">
-    <w:abstractNumId w:val="80"/>
+    <w:abstractNumId w:val="81"/>
   </w:num>
   <w:num w:numId="41" w16cid:durableId="690031768">
-    <w:abstractNumId w:val="41"/>
+    <w:abstractNumId w:val="42"/>
   </w:num>
   <w:num w:numId="42" w16cid:durableId="2009360054">
-    <w:abstractNumId w:val="50"/>
+    <w:abstractNumId w:val="51"/>
   </w:num>
   <w:num w:numId="43" w16cid:durableId="1442457723">
     <w:abstractNumId w:val="23"/>
@@ -35392,19 +36460,19 @@
     <w:abstractNumId w:val="27"/>
   </w:num>
   <w:num w:numId="45" w16cid:durableId="1080255156">
-    <w:abstractNumId w:val="51"/>
+    <w:abstractNumId w:val="52"/>
   </w:num>
   <w:num w:numId="46" w16cid:durableId="1768118353">
-    <w:abstractNumId w:val="67"/>
+    <w:abstractNumId w:val="68"/>
   </w:num>
   <w:num w:numId="47" w16cid:durableId="1844011744">
-    <w:abstractNumId w:val="81"/>
+    <w:abstractNumId w:val="82"/>
   </w:num>
   <w:num w:numId="48" w16cid:durableId="81265703">
     <w:abstractNumId w:val="6"/>
   </w:num>
   <w:num w:numId="49" w16cid:durableId="684668127">
-    <w:abstractNumId w:val="77"/>
+    <w:abstractNumId w:val="78"/>
   </w:num>
   <w:num w:numId="50" w16cid:durableId="1800344704">
     <w:abstractNumId w:val="26"/>
@@ -35413,28 +36481,28 @@
     <w:abstractNumId w:val="21"/>
   </w:num>
   <w:num w:numId="52" w16cid:durableId="1762751251">
-    <w:abstractNumId w:val="56"/>
+    <w:abstractNumId w:val="57"/>
   </w:num>
   <w:num w:numId="53" w16cid:durableId="1183200995">
     <w:abstractNumId w:val="0"/>
   </w:num>
   <w:num w:numId="54" w16cid:durableId="1811551557">
-    <w:abstractNumId w:val="61"/>
+    <w:abstractNumId w:val="62"/>
   </w:num>
   <w:num w:numId="55" w16cid:durableId="1956516556">
     <w:abstractNumId w:val="31"/>
   </w:num>
   <w:num w:numId="56" w16cid:durableId="67728228">
-    <w:abstractNumId w:val="48"/>
+    <w:abstractNumId w:val="49"/>
   </w:num>
   <w:num w:numId="57" w16cid:durableId="1447430336">
     <w:abstractNumId w:val="10"/>
   </w:num>
   <w:num w:numId="58" w16cid:durableId="84423797">
-    <w:abstractNumId w:val="60"/>
+    <w:abstractNumId w:val="61"/>
   </w:num>
   <w:num w:numId="59" w16cid:durableId="2037735497">
-    <w:abstractNumId w:val="37"/>
+    <w:abstractNumId w:val="38"/>
   </w:num>
   <w:num w:numId="60" w16cid:durableId="1917744836">
     <w:abstractNumId w:val="15"/>
@@ -35443,22 +36511,22 @@
     <w:abstractNumId w:val="16"/>
   </w:num>
   <w:num w:numId="62" w16cid:durableId="1376350434">
-    <w:abstractNumId w:val="38"/>
+    <w:abstractNumId w:val="39"/>
   </w:num>
   <w:num w:numId="63" w16cid:durableId="714159414">
-    <w:abstractNumId w:val="73"/>
+    <w:abstractNumId w:val="74"/>
   </w:num>
   <w:num w:numId="64" w16cid:durableId="1844083129">
-    <w:abstractNumId w:val="75"/>
+    <w:abstractNumId w:val="76"/>
   </w:num>
   <w:num w:numId="65" w16cid:durableId="1978295247">
     <w:abstractNumId w:val="1"/>
   </w:num>
   <w:num w:numId="66" w16cid:durableId="2123841689">
-    <w:abstractNumId w:val="62"/>
+    <w:abstractNumId w:val="63"/>
   </w:num>
   <w:num w:numId="67" w16cid:durableId="59141091">
-    <w:abstractNumId w:val="70"/>
+    <w:abstractNumId w:val="71"/>
   </w:num>
   <w:num w:numId="68" w16cid:durableId="2002467303">
     <w:abstractNumId w:val="28"/>
@@ -35470,43 +36538,46 @@
     <w:abstractNumId w:val="24"/>
   </w:num>
   <w:num w:numId="71" w16cid:durableId="340858203">
-    <w:abstractNumId w:val="66"/>
+    <w:abstractNumId w:val="67"/>
   </w:num>
   <w:num w:numId="72" w16cid:durableId="234895035">
     <w:abstractNumId w:val="5"/>
   </w:num>
   <w:num w:numId="73" w16cid:durableId="1762950354">
-    <w:abstractNumId w:val="65"/>
+    <w:abstractNumId w:val="66"/>
   </w:num>
   <w:num w:numId="74" w16cid:durableId="1027373113">
-    <w:abstractNumId w:val="55"/>
+    <w:abstractNumId w:val="56"/>
   </w:num>
   <w:num w:numId="75" w16cid:durableId="1244606502">
-    <w:abstractNumId w:val="74"/>
+    <w:abstractNumId w:val="75"/>
   </w:num>
   <w:num w:numId="76" w16cid:durableId="1682243715">
-    <w:abstractNumId w:val="63"/>
+    <w:abstractNumId w:val="64"/>
   </w:num>
   <w:num w:numId="77" w16cid:durableId="2096777565">
-    <w:abstractNumId w:val="57"/>
+    <w:abstractNumId w:val="58"/>
   </w:num>
   <w:num w:numId="78" w16cid:durableId="2026708143">
-    <w:abstractNumId w:val="45"/>
+    <w:abstractNumId w:val="46"/>
   </w:num>
   <w:num w:numId="79" w16cid:durableId="1513840705">
     <w:abstractNumId w:val="22"/>
   </w:num>
   <w:num w:numId="80" w16cid:durableId="1641033432">
-    <w:abstractNumId w:val="72"/>
+    <w:abstractNumId w:val="73"/>
   </w:num>
   <w:num w:numId="81" w16cid:durableId="1383406827">
-    <w:abstractNumId w:val="47"/>
+    <w:abstractNumId w:val="48"/>
   </w:num>
   <w:num w:numId="82" w16cid:durableId="898976953">
     <w:abstractNumId w:val="14"/>
   </w:num>
   <w:num w:numId="83" w16cid:durableId="890728538">
     <w:abstractNumId w:val="20"/>
+  </w:num>
+  <w:num w:numId="84" w16cid:durableId="1612468402">
+    <w:abstractNumId w:val="36"/>
   </w:num>
 </w:numbering>
 </file>
